--- a/flow/20230914_vu_template/drafts/2024-08-g/14-СР-Теодосія Печерського,передсв.Успіння.docx
+++ b/flow/20230914_vu_template/drafts/2024-08-g/14-СР-Теодосія Печерського,передсв.Успіння.docx
@@ -109,19 +109,17 @@
       </w:pPr>
       <w:r>
         <w:rPr>
-          <w:rFonts w:ascii="Times New Roman" w:hAnsi="Times New Roman" w:cs="Times New Roman"/>
+          <w:rFonts w:ascii="Times New Roman" w:hAnsi="Times New Roman"/>
           <w:i/>
           <w:color w:val="FF4400"/>
           <w:sz w:val="24"/>
-          <w:szCs w:val="24"/>
         </w:rPr>
         <w:t>Священик:</w:t>
       </w:r>
       <w:r>
         <w:rPr>
-          <w:rFonts w:ascii="Times New Roman" w:hAnsi="Times New Roman" w:cs="Times New Roman"/>
-          <w:sz w:val="24"/>
-          <w:szCs w:val="24"/>
+          <w:rFonts w:ascii="Times New Roman" w:hAnsi="Times New Roman"/>
+          <w:sz w:val="24"/>
         </w:rPr>
         <w:t xml:space="preserve"> Благословенний Бог наш завжди, нині і повсякчас, і на віки віків.</w:t>
       </w:r>
@@ -190,39 +188,86 @@
     </w:p>
     <w:p>
       <w:pPr>
-        <w:spacing w:after="120"/>
-        <w:jc w:val="both"/>
-        <w:rPr>
-          <w:rFonts w:ascii="Times New Roman" w:hAnsi="Times New Roman" w:cs="Times New Roman"/>
-          <w:sz w:val="24"/>
-          <w:szCs w:val="24"/>
-        </w:rPr>
-      </w:pPr>
-      <w:r>
-        <w:rPr>
-          <w:rFonts w:ascii="Times New Roman" w:hAnsi="Times New Roman" w:cs="Times New Roman"/>
-          <w:sz w:val="24"/>
-          <w:szCs w:val="24"/>
-        </w:rPr>
-        <w:t>Святий Боже, святий Кріпкий, святий Безсмертни</w:t>
-      </w:r>
-      <w:r>
-        <w:rPr>
-          <w:rFonts w:ascii="Times New Roman" w:hAnsi="Times New Roman" w:cs="Times New Roman"/>
-          <w:sz w:val="24"/>
-          <w:szCs w:val="24"/>
-        </w:rPr>
-        <w:t xml:space="preserve">й, помилуй нас </w:t>
-      </w:r>
-      <w:r>
-        <w:rPr>
-          <w:rFonts w:ascii="Times New Roman" w:hAnsi="Times New Roman" w:cs="Times New Roman"/>
-          <w:i/>
-          <w:color w:val="FF0000"/>
-          <w:sz w:val="24"/>
-          <w:szCs w:val="24"/>
-        </w:rPr>
-        <w:t>(3 р.)</w:t>
+        <w:pStyle w:val="a"/>
+        <w:spacing w:after="120"/>
+      </w:pPr>
+      <w:r>
+        <w:rPr>
+          <w:rFonts w:ascii="Times New Roman" w:hAnsi="Times New Roman"/>
+          <w:sz w:val="24"/>
+        </w:rPr>
+        <w:t xml:space="preserve">Святий Боже, святий Кріпкий, святий Безсмертний, помилуй нас. </w:t>
+      </w:r>
+      <w:r>
+        <w:rPr>
+          <w:rFonts w:ascii="Times New Roman" w:hAnsi="Times New Roman"/>
+          <w:i/>
+          <w:color w:val="FF0000"/>
+          <w:sz w:val="24"/>
+        </w:rPr>
+        <w:t>(3 р.)</w:t>
+      </w:r>
+    </w:p>
+    <w:p>
+      <w:pPr>
+        <w:pStyle w:val="a"/>
+        <w:spacing w:after="120"/>
+      </w:pPr>
+      <w:r>
+        <w:rPr>
+          <w:rFonts w:ascii="Times New Roman" w:hAnsi="Times New Roman"/>
+          <w:sz w:val="24"/>
+        </w:rPr>
+        <w:t>Слава Отцю, і Сину, і Святому Духові,* і нині і повсякчас, і на віки віків. Амінь.</w:t>
+      </w:r>
+    </w:p>
+    <w:p>
+      <w:pPr>
+        <w:spacing w:after="120"/>
+        <w:jc w:val="both"/>
+        <w:rPr>
+          <w:rFonts w:ascii="Times New Roman" w:hAnsi="Times New Roman" w:cs="Times New Roman"/>
+          <w:sz w:val="24"/>
+          <w:szCs w:val="24"/>
+        </w:rPr>
+      </w:pPr>
+      <w:r>
+        <w:rPr>
+          <w:rFonts w:ascii="Times New Roman" w:hAnsi="Times New Roman" w:cs="Times New Roman"/>
+          <w:sz w:val="24"/>
+          <w:szCs w:val="24"/>
+        </w:rPr>
+        <w:t>Пресвята Тройце, помилуй нас;* Господи, очисти гріхи наші;* Владико, прости беззаконня наші;* Святий, завітай і зціли немочі наші імени твого ради.</w:t>
+      </w:r>
+    </w:p>
+    <w:p>
+      <w:pPr>
+        <w:spacing w:after="120"/>
+        <w:jc w:val="both"/>
+        <w:rPr>
+          <w:rFonts w:ascii="Times New Roman" w:hAnsi="Times New Roman" w:cs="Times New Roman"/>
+          <w:i/>
+          <w:sz w:val="24"/>
+          <w:szCs w:val="24"/>
+        </w:rPr>
+      </w:pPr>
+      <w:r>
+        <w:rPr>
+          <w:rFonts w:ascii="Times New Roman" w:hAnsi="Times New Roman" w:cs="Times New Roman"/>
+          <w:sz w:val="24"/>
+          <w:szCs w:val="24"/>
+        </w:rPr>
+        <w:t xml:space="preserve">Господи, помилуй </w:t>
+      </w:r>
+      <w:r>
+        <w:rPr>
+          <w:rFonts w:ascii="Times New Roman" w:hAnsi="Times New Roman" w:cs="Times New Roman"/>
+          <w:i/>
+          <w:color w:val="FF0000"/>
+          <w:sz w:val="24"/>
+          <w:szCs w:val="24"/>
+        </w:rPr>
+        <w:t>(3 р.)</w:t>
       </w:r>
       <w:r>
         <w:rPr>
@@ -250,83 +295,6 @@
           <w:sz w:val="24"/>
           <w:szCs w:val="24"/>
         </w:rPr>
-        <w:t>Слава Отцю, і Сину, і Святому Духові,* і нині і повсякчас, і на віки віків. Амінь.</w:t>
-      </w:r>
-    </w:p>
-    <w:p>
-      <w:pPr>
-        <w:spacing w:after="120"/>
-        <w:jc w:val="both"/>
-        <w:rPr>
-          <w:rFonts w:ascii="Times New Roman" w:hAnsi="Times New Roman" w:cs="Times New Roman"/>
-          <w:sz w:val="24"/>
-          <w:szCs w:val="24"/>
-        </w:rPr>
-      </w:pPr>
-      <w:r>
-        <w:rPr>
-          <w:rFonts w:ascii="Times New Roman" w:hAnsi="Times New Roman" w:cs="Times New Roman"/>
-          <w:sz w:val="24"/>
-          <w:szCs w:val="24"/>
-        </w:rPr>
-        <w:t>Пресвята Тройце, помилуй нас;* Господи, очисти гріхи наші;* Владико, прости беззаконня наші;* Святий, завітай і зціли немочі наші імени твого ради.</w:t>
-      </w:r>
-    </w:p>
-    <w:p>
-      <w:pPr>
-        <w:spacing w:after="120"/>
-        <w:jc w:val="both"/>
-        <w:rPr>
-          <w:rFonts w:ascii="Times New Roman" w:hAnsi="Times New Roman" w:cs="Times New Roman"/>
-          <w:i/>
-          <w:sz w:val="24"/>
-          <w:szCs w:val="24"/>
-        </w:rPr>
-      </w:pPr>
-      <w:r>
-        <w:rPr>
-          <w:rFonts w:ascii="Times New Roman" w:hAnsi="Times New Roman" w:cs="Times New Roman"/>
-          <w:sz w:val="24"/>
-          <w:szCs w:val="24"/>
-        </w:rPr>
-        <w:t xml:space="preserve">Господи, помилуй </w:t>
-      </w:r>
-      <w:r>
-        <w:rPr>
-          <w:rFonts w:ascii="Times New Roman" w:hAnsi="Times New Roman" w:cs="Times New Roman"/>
-          <w:i/>
-          <w:color w:val="FF0000"/>
-          <w:sz w:val="24"/>
-          <w:szCs w:val="24"/>
-        </w:rPr>
-        <w:t>(3 р.)</w:t>
-      </w:r>
-      <w:r>
-        <w:rPr>
-          <w:rFonts w:ascii="Times New Roman" w:hAnsi="Times New Roman" w:cs="Times New Roman"/>
-          <w:i/>
-          <w:sz w:val="24"/>
-          <w:szCs w:val="24"/>
-        </w:rPr>
-        <w:t>.</w:t>
-      </w:r>
-    </w:p>
-    <w:p>
-      <w:pPr>
-        <w:spacing w:after="120"/>
-        <w:jc w:val="both"/>
-        <w:rPr>
-          <w:rFonts w:ascii="Times New Roman" w:hAnsi="Times New Roman" w:cs="Times New Roman"/>
-          <w:sz w:val="24"/>
-          <w:szCs w:val="24"/>
-        </w:rPr>
-      </w:pPr>
-      <w:r>
-        <w:rPr>
-          <w:rFonts w:ascii="Times New Roman" w:hAnsi="Times New Roman" w:cs="Times New Roman"/>
-          <w:sz w:val="24"/>
-          <w:szCs w:val="24"/>
-        </w:rPr>
         <w:t>Слава Отцю, і Сину, і Святому Духові. І</w:t>
       </w:r>
       <w:r>
@@ -453,7 +421,7 @@
           <w:sz w:val="24"/>
           <w:szCs w:val="24"/>
         </w:rPr>
-        <w:t>(12 р.)</w:t>
+        <w:t>(12 р.)</w:t>
       </w:r>
       <w:r>
         <w:rPr>
@@ -4685,7 +4653,7 @@
           <w:sz w:val="24"/>
           <w:szCs w:val="24"/>
         </w:rPr>
-        <w:t xml:space="preserve"> Господи щедрий і милосердний, довготерпеливий і многомилостивий! Вислухай молитви наші і зверни увагу на голос моління нашого і яви нам знак милости твоєї, наведи нас на дорогу твою, щоб ходили ми в твоїй правді. Звесели серця наші, щоб ми боялись імення </w:t>
+        <w:t xml:space="preserve"> Господи щедрий і милосердний, довготерпеливий і многомилостивий! Вислухай молитви наші і зверни увагу на голос моління нашого і яви нам знак милости твоєї, наведи нас на дорогу твою, щоб ходили ми в твоїй правді. Звесели серця наші, щоб ми боялись імення </w:t>
       </w:r>
       <w:r>
         <w:rPr>
@@ -4721,7 +4689,7 @@
           <w:sz w:val="24"/>
           <w:szCs w:val="24"/>
         </w:rPr>
-        <w:t>2. </w:t>
+        <w:t xml:space="preserve">2. </w:t>
       </w:r>
       <w:r>
         <w:rPr>
@@ -4773,7 +4741,7 @@
           <w:sz w:val="24"/>
           <w:szCs w:val="24"/>
         </w:rPr>
-        <w:t> Господи, Боже наш! Згадай нас грішних і недостойних слуг твоїх, коли призиваємо святе ім'я твоє, і не осороми нас, коли очікуємо милости твоєї, але вислухай, Господи, усі наші спасенні прохання, і вчини</w:t>
+        <w:t xml:space="preserve"> Господи, Боже наш! Згадай нас грішних і недостойних слуг твоїх, коли призиваємо святе ім'я твоє, і не осороми нас, коли очікуємо милости твоєї, але вислухай, Господи, усі наші спасенні прохання, і вчини</w:t>
       </w:r>
       <w:r>
         <w:rPr>
@@ -4801,7 +4769,7 @@
           <w:sz w:val="24"/>
           <w:szCs w:val="24"/>
         </w:rPr>
-        <w:t>4. </w:t>
+        <w:t xml:space="preserve">4. </w:t>
       </w:r>
       <w:r>
         <w:rPr>
@@ -4853,7 +4821,7 @@
           <w:sz w:val="24"/>
           <w:szCs w:val="24"/>
         </w:rPr>
-        <w:t> Благословенний ти, Господи Боже, Вседержителю, що знаєш думки людські, що відаєш те, чого ми потребуємо, і багато більше,</w:t>
+        <w:t xml:space="preserve"> Благословенний ти, Господи Боже, Вседержителю, що знаєш думки людські, що відаєш те, чого ми потребуємо, і багато більше,</w:t>
       </w:r>
       <w:r>
         <w:rPr>
@@ -4897,7 +4865,7 @@
           <w:sz w:val="24"/>
           <w:szCs w:val="24"/>
         </w:rPr>
-        <w:t> Господи, Господи, що пречистою твоєю долонею все утримуєш, що довго терпиш нам усім, і жалієшся задля нашої злоби! Згадай</w:t>
+        <w:t xml:space="preserve"> Господи, Господи, що пречистою твоєю долонею все утримуєш, що довго терпиш нам усім, і жалієшся задля нашої злоби! Згадай</w:t>
       </w:r>
       <w:r>
         <w:rPr>
@@ -4941,7 +4909,7 @@
           <w:sz w:val="24"/>
           <w:szCs w:val="24"/>
         </w:rPr>
-        <w:t> Боже великий і дивний, що несказанною добрістю і багатим промислом усім управляєш, і дав нам земні добра й запевнив нам обіцян</w:t>
+        <w:t xml:space="preserve"> Боже великий і дивний, що несказанною добрістю і багатим промислом усім управляєш, і дав нам земні добра й запевнив нам обіцян</w:t>
       </w:r>
       <w:r>
         <w:rPr>
@@ -4985,7 +4953,7 @@
           <w:sz w:val="24"/>
           <w:szCs w:val="24"/>
         </w:rPr>
-        <w:t> Боже великий і вишній, в тебе одного є безсмертність і в світлі живеш недоступнім. Ти все створіння мудро створив, відокремив світло від темряви і сонце поклав, щоб правити днем, а місяць і з</w:t>
+        <w:t xml:space="preserve"> Боже великий і вишній, в тебе одного є безсмертність і в світлі живеш недоступнім. Ти все створіння мудро створив, відокремив світло від темряви і сонце поклав, щоб правити днем, а місяць і з</w:t>
       </w:r>
       <w:r>
         <w:rPr>
@@ -7056,7 +7024,7 @@
           <w:color w:val="FF0000"/>
           <w:sz w:val="24"/>
         </w:rPr>
-        <w:t>(3 р.)</w:t>
+        <w:t>(3 р.)</w:t>
       </w:r>
     </w:p>
     <w:p>
@@ -8085,208 +8053,1923 @@
     </w:p>
     <w:p>
       <w:pPr>
-        <w:spacing w:after="120"/>
-        <w:jc w:val="both"/>
-        <w:rPr>
-          <w:rFonts w:ascii="Times New Roman" w:hAnsi="Times New Roman" w:cs="Times New Roman"/>
-          <w:sz w:val="24"/>
-          <w:szCs w:val="24"/>
-        </w:rPr>
-      </w:pPr>
-      <w:r>
-        <w:rPr>
-          <w:rFonts w:ascii="Times New Roman" w:eastAsia="Gungsuh" w:hAnsi="Times New Roman" w:cs="Times New Roman"/>
-          <w:sz w:val="24"/>
-          <w:szCs w:val="24"/>
-        </w:rPr>
-        <w:t>Постав, Господи, моїм устам сторожу;* до дверей губ моїх − варту!</w:t>
-      </w:r>
-    </w:p>
-    <w:p>
-      <w:pPr>
-        <w:spacing w:after="120"/>
-        <w:jc w:val="both"/>
-        <w:rPr>
-          <w:rFonts w:ascii="Times New Roman" w:hAnsi="Times New Roman" w:cs="Times New Roman"/>
-          <w:sz w:val="24"/>
-          <w:szCs w:val="24"/>
-        </w:rPr>
-      </w:pPr>
-      <w:r>
-        <w:rPr>
-          <w:rFonts w:ascii="Times New Roman" w:hAnsi="Times New Roman" w:cs="Times New Roman"/>
-          <w:sz w:val="24"/>
-          <w:szCs w:val="24"/>
-        </w:rPr>
-        <w:t>Не дай схилитися серцеві моєму* до чогось злого.</w:t>
-      </w:r>
-    </w:p>
-    <w:p>
-      <w:pPr>
-        <w:spacing w:after="120"/>
-        <w:jc w:val="both"/>
-        <w:rPr>
-          <w:rFonts w:ascii="Times New Roman" w:hAnsi="Times New Roman" w:cs="Times New Roman"/>
-          <w:sz w:val="24"/>
-          <w:szCs w:val="24"/>
-        </w:rPr>
-      </w:pPr>
-      <w:r>
-        <w:rPr>
-          <w:rFonts w:ascii="Times New Roman" w:hAnsi="Times New Roman" w:cs="Times New Roman"/>
-          <w:sz w:val="24"/>
-          <w:szCs w:val="24"/>
-        </w:rPr>
-        <w:t>Ані чинити лихі вчинки з людьми, що творять беззаконня,* – ні ласощів їхніх я не хочу їсти.</w:t>
-      </w:r>
-    </w:p>
-    <w:p>
-      <w:pPr>
-        <w:spacing w:after="120"/>
-        <w:jc w:val="both"/>
-        <w:rPr>
-          <w:rFonts w:ascii="Times New Roman" w:hAnsi="Times New Roman" w:cs="Times New Roman"/>
-          <w:sz w:val="24"/>
-          <w:szCs w:val="24"/>
-        </w:rPr>
-      </w:pPr>
-      <w:r>
-        <w:rPr>
-          <w:rFonts w:ascii="Times New Roman" w:hAnsi="Times New Roman" w:cs="Times New Roman"/>
-          <w:sz w:val="24"/>
-          <w:szCs w:val="24"/>
-        </w:rPr>
-        <w:t>Нехай праведник по-доброму б'є мене й виправляє</w:t>
-      </w:r>
-      <w:r>
-        <w:rPr>
-          <w:rFonts w:ascii="Times New Roman" w:hAnsi="Times New Roman" w:cs="Times New Roman"/>
-          <w:sz w:val="24"/>
-          <w:szCs w:val="24"/>
-        </w:rPr>
-        <w:t>,* а олія грішного нехай не намастить голови моєї.</w:t>
-      </w:r>
-    </w:p>
-    <w:p>
-      <w:pPr>
-        <w:spacing w:after="120"/>
-        <w:jc w:val="both"/>
-        <w:rPr>
-          <w:rFonts w:ascii="Times New Roman" w:hAnsi="Times New Roman" w:cs="Times New Roman"/>
-          <w:sz w:val="24"/>
-          <w:szCs w:val="24"/>
-        </w:rPr>
-      </w:pPr>
-      <w:r>
-        <w:rPr>
-          <w:rFonts w:ascii="Times New Roman" w:hAnsi="Times New Roman" w:cs="Times New Roman"/>
-          <w:sz w:val="24"/>
-          <w:szCs w:val="24"/>
-        </w:rPr>
-        <w:t>Я все-таки молитимусь,* незважаючи на їхні злі вчинки.</w:t>
-      </w:r>
-    </w:p>
-    <w:p>
-      <w:pPr>
-        <w:spacing w:after="120"/>
-        <w:jc w:val="both"/>
-        <w:rPr>
-          <w:rFonts w:ascii="Times New Roman" w:hAnsi="Times New Roman" w:cs="Times New Roman"/>
-          <w:sz w:val="24"/>
-          <w:szCs w:val="24"/>
-        </w:rPr>
-      </w:pPr>
-      <w:r>
-        <w:rPr>
-          <w:rFonts w:ascii="Times New Roman" w:hAnsi="Times New Roman" w:cs="Times New Roman"/>
-          <w:sz w:val="24"/>
-          <w:szCs w:val="24"/>
-        </w:rPr>
-        <w:t>Якщо суддів їхніх скинуть в ущелини скелі,* то почують, що слова мої любі.</w:t>
-      </w:r>
-    </w:p>
-    <w:p>
-      <w:pPr>
-        <w:spacing w:after="120"/>
-        <w:jc w:val="both"/>
-        <w:rPr>
-          <w:rFonts w:ascii="Times New Roman" w:hAnsi="Times New Roman" w:cs="Times New Roman"/>
-          <w:sz w:val="24"/>
-          <w:szCs w:val="24"/>
-        </w:rPr>
-      </w:pPr>
-      <w:r>
-        <w:rPr>
-          <w:rFonts w:ascii="Times New Roman" w:hAnsi="Times New Roman" w:cs="Times New Roman"/>
-          <w:sz w:val="24"/>
-          <w:szCs w:val="24"/>
-        </w:rPr>
-        <w:t>Немовби хтось розбив і розрив землю,* розкидано їхні кості перед адом.</w:t>
-      </w:r>
-    </w:p>
-    <w:p>
-      <w:pPr>
-        <w:spacing w:after="120"/>
-        <w:jc w:val="both"/>
-        <w:rPr>
-          <w:rFonts w:ascii="Times New Roman" w:hAnsi="Times New Roman" w:cs="Times New Roman"/>
-          <w:sz w:val="24"/>
-          <w:szCs w:val="24"/>
-        </w:rPr>
-      </w:pPr>
-      <w:r>
-        <w:rPr>
-          <w:rFonts w:ascii="Times New Roman" w:hAnsi="Times New Roman" w:cs="Times New Roman"/>
-          <w:sz w:val="24"/>
-          <w:szCs w:val="24"/>
-        </w:rPr>
-        <w:t>Бо до тебе, Господи, мій Боже, мої очі;* до тебе прибігаю, не губи душі моєї.</w:t>
-      </w:r>
-    </w:p>
-    <w:p>
-      <w:pPr>
-        <w:spacing w:after="120"/>
-        <w:jc w:val="both"/>
-        <w:rPr>
-          <w:rFonts w:ascii="Times New Roman" w:hAnsi="Times New Roman" w:cs="Times New Roman"/>
-          <w:sz w:val="24"/>
-          <w:szCs w:val="24"/>
-        </w:rPr>
-      </w:pPr>
-      <w:r>
-        <w:rPr>
-          <w:rFonts w:ascii="Times New Roman" w:hAnsi="Times New Roman" w:cs="Times New Roman"/>
-          <w:sz w:val="24"/>
-          <w:szCs w:val="24"/>
-        </w:rPr>
-        <w:t>Збережи мене від петлі, що її наставили на мене,* і від сильця тих, що творять беззаконня.</w:t>
-      </w:r>
-    </w:p>
-    <w:p>
-      <w:pPr>
-        <w:spacing w:after="120"/>
-        <w:jc w:val="both"/>
-        <w:rPr>
-          <w:rFonts w:ascii="Times New Roman" w:hAnsi="Times New Roman" w:cs="Times New Roman"/>
-          <w:sz w:val="24"/>
-          <w:szCs w:val="24"/>
-        </w:rPr>
-      </w:pPr>
-      <w:r>
-        <w:rPr>
-          <w:rFonts w:ascii="Times New Roman" w:hAnsi="Times New Roman" w:cs="Times New Roman"/>
-          <w:sz w:val="24"/>
-          <w:szCs w:val="24"/>
-        </w:rPr>
-        <w:t>Нехай грішники в</w:t>
-      </w:r>
-      <w:r>
-        <w:rPr>
-          <w:rFonts w:ascii="Times New Roman" w:hAnsi="Times New Roman" w:cs="Times New Roman"/>
-          <w:sz w:val="24"/>
-          <w:szCs w:val="24"/>
-        </w:rPr>
-        <w:t>падуть у власні сіті всі разом,* а я пройду безпечно.</w:t>
+        <w:pStyle w:val="a"/>
+        <w:spacing w:after="120"/>
+      </w:pPr>
+      <w:r>
+        <w:rPr>
+          <w:rFonts w:ascii="Times New Roman" w:hAnsi="Times New Roman"/>
+          <w:sz w:val="24"/>
+        </w:rPr>
+        <w:t>Поста́в</w:t>
+      </w:r>
+      <w:r>
+        <w:rPr>
+          <w:rFonts w:ascii="Times New Roman" w:hAnsi="Times New Roman"/>
+          <w:sz w:val="24"/>
+        </w:rPr>
+        <w:t xml:space="preserve">, </w:t>
+      </w:r>
+      <w:r>
+        <w:rPr>
+          <w:rFonts w:ascii="Times New Roman" w:hAnsi="Times New Roman"/>
+          <w:sz w:val="24"/>
+        </w:rPr>
+        <w:t>Го́споди</w:t>
+      </w:r>
+      <w:r>
+        <w:rPr>
+          <w:rFonts w:ascii="Times New Roman" w:hAnsi="Times New Roman"/>
+          <w:sz w:val="24"/>
+        </w:rPr>
+        <w:t xml:space="preserve">, </w:t>
+      </w:r>
+      <w:r>
+        <w:rPr>
+          <w:rFonts w:ascii="Times New Roman" w:hAnsi="Times New Roman"/>
+          <w:sz w:val="24"/>
+        </w:rPr>
+        <w:t>мої́м</w:t>
+      </w:r>
+      <w:r>
+        <w:rPr>
+          <w:rFonts w:ascii="Times New Roman" w:hAnsi="Times New Roman"/>
+          <w:sz w:val="24"/>
+        </w:rPr>
+        <w:t xml:space="preserve"> </w:t>
+      </w:r>
+      <w:r>
+        <w:rPr>
+          <w:rFonts w:ascii="Times New Roman" w:hAnsi="Times New Roman"/>
+          <w:sz w:val="24"/>
+        </w:rPr>
+        <w:t>уста́м</w:t>
+      </w:r>
+      <w:r>
+        <w:rPr>
+          <w:rFonts w:ascii="Times New Roman" w:hAnsi="Times New Roman"/>
+          <w:sz w:val="24"/>
+        </w:rPr>
+        <w:t xml:space="preserve"> </w:t>
+      </w:r>
+      <w:r>
+        <w:rPr>
+          <w:rFonts w:ascii="Times New Roman" w:hAnsi="Times New Roman"/>
+          <w:sz w:val="24"/>
+        </w:rPr>
+        <w:t>сторо́жу</w:t>
+      </w:r>
+      <w:r>
+        <w:rPr>
+          <w:rFonts w:ascii="Times New Roman" w:hAnsi="Times New Roman"/>
+          <w:sz w:val="24"/>
+        </w:rPr>
+        <w:t xml:space="preserve">;* до </w:t>
+      </w:r>
+      <w:r>
+        <w:rPr>
+          <w:rFonts w:ascii="Times New Roman" w:hAnsi="Times New Roman"/>
+          <w:sz w:val="24"/>
+        </w:rPr>
+        <w:t>двере́й</w:t>
+      </w:r>
+      <w:r>
+        <w:rPr>
+          <w:rFonts w:ascii="Times New Roman" w:hAnsi="Times New Roman"/>
+          <w:sz w:val="24"/>
+        </w:rPr>
+        <w:t xml:space="preserve"> губ </w:t>
+      </w:r>
+      <w:r>
+        <w:rPr>
+          <w:rFonts w:ascii="Times New Roman" w:hAnsi="Times New Roman"/>
+          <w:sz w:val="24"/>
+        </w:rPr>
+        <w:t>мої́х</w:t>
+      </w:r>
+      <w:r>
+        <w:rPr>
+          <w:rFonts w:ascii="Times New Roman" w:hAnsi="Times New Roman"/>
+          <w:sz w:val="24"/>
+        </w:rPr>
+        <w:t xml:space="preserve"> − </w:t>
+      </w:r>
+      <w:r>
+        <w:rPr>
+          <w:rFonts w:ascii="Times New Roman" w:hAnsi="Times New Roman"/>
+          <w:sz w:val="24"/>
+        </w:rPr>
+        <w:t>ва́рту</w:t>
+      </w:r>
+      <w:r>
+        <w:rPr>
+          <w:rFonts w:ascii="Times New Roman" w:hAnsi="Times New Roman"/>
+          <w:sz w:val="24"/>
+        </w:rPr>
+        <w:t>!</w:t>
+      </w:r>
+    </w:p>
+    <w:p>
+      <w:pPr>
+        <w:pStyle w:val="a"/>
+        <w:spacing w:after="120"/>
+      </w:pPr>
+      <w:r>
+        <w:rPr>
+          <w:rFonts w:ascii="Times New Roman" w:hAnsi="Times New Roman"/>
+          <w:sz w:val="24"/>
+        </w:rPr>
+        <w:t xml:space="preserve">Не дай </w:t>
+      </w:r>
+      <w:r>
+        <w:rPr>
+          <w:rFonts w:ascii="Times New Roman" w:hAnsi="Times New Roman"/>
+          <w:sz w:val="24"/>
+        </w:rPr>
+        <w:t>схили́тися</w:t>
+      </w:r>
+      <w:r>
+        <w:rPr>
+          <w:rFonts w:ascii="Times New Roman" w:hAnsi="Times New Roman"/>
+          <w:sz w:val="24"/>
+        </w:rPr>
+        <w:t xml:space="preserve"> </w:t>
+      </w:r>
+      <w:r>
+        <w:rPr>
+          <w:rFonts w:ascii="Times New Roman" w:hAnsi="Times New Roman"/>
+          <w:sz w:val="24"/>
+        </w:rPr>
+        <w:t>се́рцеві</w:t>
+      </w:r>
+      <w:r>
+        <w:rPr>
+          <w:rFonts w:ascii="Times New Roman" w:hAnsi="Times New Roman"/>
+          <w:sz w:val="24"/>
+        </w:rPr>
+        <w:t xml:space="preserve"> </w:t>
+      </w:r>
+      <w:r>
+        <w:rPr>
+          <w:rFonts w:ascii="Times New Roman" w:hAnsi="Times New Roman"/>
+          <w:sz w:val="24"/>
+        </w:rPr>
+        <w:t>моє́му</w:t>
+      </w:r>
+      <w:r>
+        <w:rPr>
+          <w:rFonts w:ascii="Times New Roman" w:hAnsi="Times New Roman"/>
+          <w:sz w:val="24"/>
+        </w:rPr>
+        <w:t xml:space="preserve">* до </w:t>
+      </w:r>
+      <w:r>
+        <w:rPr>
+          <w:rFonts w:ascii="Times New Roman" w:hAnsi="Times New Roman"/>
+          <w:sz w:val="24"/>
+        </w:rPr>
+        <w:t>чо́гось</w:t>
+      </w:r>
+      <w:r>
+        <w:rPr>
+          <w:rFonts w:ascii="Times New Roman" w:hAnsi="Times New Roman"/>
+          <w:sz w:val="24"/>
+        </w:rPr>
+        <w:t xml:space="preserve"> </w:t>
+      </w:r>
+      <w:r>
+        <w:rPr>
+          <w:rFonts w:ascii="Times New Roman" w:hAnsi="Times New Roman"/>
+          <w:sz w:val="24"/>
+        </w:rPr>
+        <w:t>зло́го</w:t>
+      </w:r>
+      <w:r>
+        <w:rPr>
+          <w:rFonts w:ascii="Times New Roman" w:hAnsi="Times New Roman"/>
+          <w:sz w:val="24"/>
+        </w:rPr>
+        <w:t>.</w:t>
+      </w:r>
+    </w:p>
+    <w:p>
+      <w:pPr>
+        <w:pStyle w:val="a"/>
+        <w:spacing w:after="120"/>
+      </w:pPr>
+      <w:r>
+        <w:rPr>
+          <w:rFonts w:ascii="Times New Roman" w:hAnsi="Times New Roman"/>
+          <w:sz w:val="24"/>
+        </w:rPr>
+        <w:t xml:space="preserve">Ані </w:t>
+      </w:r>
+      <w:r>
+        <w:rPr>
+          <w:rFonts w:ascii="Times New Roman" w:hAnsi="Times New Roman"/>
+          <w:sz w:val="24"/>
+        </w:rPr>
+        <w:t>чини́ти</w:t>
+      </w:r>
+      <w:r>
+        <w:rPr>
+          <w:rFonts w:ascii="Times New Roman" w:hAnsi="Times New Roman"/>
+          <w:sz w:val="24"/>
+        </w:rPr>
+        <w:t xml:space="preserve"> лихі́ </w:t>
+      </w:r>
+      <w:r>
+        <w:rPr>
+          <w:rFonts w:ascii="Times New Roman" w:hAnsi="Times New Roman"/>
+          <w:sz w:val="24"/>
+        </w:rPr>
+        <w:t>вчи́нки</w:t>
+      </w:r>
+      <w:r>
+        <w:rPr>
+          <w:rFonts w:ascii="Times New Roman" w:hAnsi="Times New Roman"/>
+          <w:sz w:val="24"/>
+        </w:rPr>
+        <w:t xml:space="preserve"> з людьми́, що </w:t>
+      </w:r>
+      <w:r>
+        <w:rPr>
+          <w:rFonts w:ascii="Times New Roman" w:hAnsi="Times New Roman"/>
+          <w:sz w:val="24"/>
+        </w:rPr>
+        <w:t>тво́рять</w:t>
+      </w:r>
+      <w:r>
+        <w:rPr>
+          <w:rFonts w:ascii="Times New Roman" w:hAnsi="Times New Roman"/>
+          <w:sz w:val="24"/>
+        </w:rPr>
+        <w:t xml:space="preserve"> </w:t>
+      </w:r>
+      <w:r>
+        <w:rPr>
+          <w:rFonts w:ascii="Times New Roman" w:hAnsi="Times New Roman"/>
+          <w:sz w:val="24"/>
+        </w:rPr>
+        <w:t>беззако́ння</w:t>
+      </w:r>
+      <w:r>
+        <w:rPr>
+          <w:rFonts w:ascii="Times New Roman" w:hAnsi="Times New Roman"/>
+          <w:sz w:val="24"/>
+        </w:rPr>
+        <w:t xml:space="preserve">,* – ні </w:t>
+      </w:r>
+      <w:r>
+        <w:rPr>
+          <w:rFonts w:ascii="Times New Roman" w:hAnsi="Times New Roman"/>
+          <w:sz w:val="24"/>
+        </w:rPr>
+        <w:t>ла́сощів</w:t>
+      </w:r>
+      <w:r>
+        <w:rPr>
+          <w:rFonts w:ascii="Times New Roman" w:hAnsi="Times New Roman"/>
+          <w:sz w:val="24"/>
+        </w:rPr>
+        <w:t xml:space="preserve"> </w:t>
+      </w:r>
+      <w:r>
+        <w:rPr>
+          <w:rFonts w:ascii="Times New Roman" w:hAnsi="Times New Roman"/>
+          <w:sz w:val="24"/>
+        </w:rPr>
+        <w:t>ї́хніх</w:t>
+      </w:r>
+      <w:r>
+        <w:rPr>
+          <w:rFonts w:ascii="Times New Roman" w:hAnsi="Times New Roman"/>
+          <w:sz w:val="24"/>
+        </w:rPr>
+        <w:t xml:space="preserve"> я не </w:t>
+      </w:r>
+      <w:r>
+        <w:rPr>
+          <w:rFonts w:ascii="Times New Roman" w:hAnsi="Times New Roman"/>
+          <w:sz w:val="24"/>
+        </w:rPr>
+        <w:t>хо́чу</w:t>
+      </w:r>
+      <w:r>
+        <w:rPr>
+          <w:rFonts w:ascii="Times New Roman" w:hAnsi="Times New Roman"/>
+          <w:sz w:val="24"/>
+        </w:rPr>
+        <w:t xml:space="preserve"> </w:t>
+      </w:r>
+      <w:r>
+        <w:rPr>
+          <w:rFonts w:ascii="Times New Roman" w:hAnsi="Times New Roman"/>
+          <w:sz w:val="24"/>
+        </w:rPr>
+        <w:t>ї́сти</w:t>
+      </w:r>
+      <w:r>
+        <w:rPr>
+          <w:rFonts w:ascii="Times New Roman" w:hAnsi="Times New Roman"/>
+          <w:sz w:val="24"/>
+        </w:rPr>
+        <w:t>.</w:t>
+      </w:r>
+    </w:p>
+    <w:p>
+      <w:pPr>
+        <w:pStyle w:val="a"/>
+        <w:spacing w:after="120"/>
+      </w:pPr>
+      <w:r>
+        <w:rPr>
+          <w:rFonts w:ascii="Times New Roman" w:hAnsi="Times New Roman"/>
+          <w:sz w:val="24"/>
+        </w:rPr>
+        <w:t>Неха́й</w:t>
+      </w:r>
+      <w:r>
+        <w:rPr>
+          <w:rFonts w:ascii="Times New Roman" w:hAnsi="Times New Roman"/>
+          <w:sz w:val="24"/>
+        </w:rPr>
+        <w:t xml:space="preserve"> </w:t>
+      </w:r>
+      <w:r>
+        <w:rPr>
+          <w:rFonts w:ascii="Times New Roman" w:hAnsi="Times New Roman"/>
+          <w:sz w:val="24"/>
+        </w:rPr>
+        <w:t>пра́ведник</w:t>
+      </w:r>
+      <w:r>
+        <w:rPr>
+          <w:rFonts w:ascii="Times New Roman" w:hAnsi="Times New Roman"/>
+          <w:sz w:val="24"/>
+        </w:rPr>
+        <w:t xml:space="preserve"> </w:t>
+      </w:r>
+      <w:r>
+        <w:rPr>
+          <w:rFonts w:ascii="Times New Roman" w:hAnsi="Times New Roman"/>
+          <w:sz w:val="24"/>
+        </w:rPr>
+        <w:t>по-до́брому</w:t>
+      </w:r>
+      <w:r>
+        <w:rPr>
+          <w:rFonts w:ascii="Times New Roman" w:hAnsi="Times New Roman"/>
+          <w:sz w:val="24"/>
+        </w:rPr>
+        <w:t xml:space="preserve"> б’є мене́ й </w:t>
+      </w:r>
+      <w:r>
+        <w:rPr>
+          <w:rFonts w:ascii="Times New Roman" w:hAnsi="Times New Roman"/>
+          <w:sz w:val="24"/>
+        </w:rPr>
+        <w:t>виправля́є</w:t>
+      </w:r>
+      <w:r>
+        <w:rPr>
+          <w:rFonts w:ascii="Times New Roman" w:hAnsi="Times New Roman"/>
+          <w:sz w:val="24"/>
+        </w:rPr>
+        <w:t xml:space="preserve">,* а </w:t>
+      </w:r>
+      <w:r>
+        <w:rPr>
+          <w:rFonts w:ascii="Times New Roman" w:hAnsi="Times New Roman"/>
+          <w:sz w:val="24"/>
+        </w:rPr>
+        <w:t>олі́я</w:t>
+      </w:r>
+      <w:r>
+        <w:rPr>
+          <w:rFonts w:ascii="Times New Roman" w:hAnsi="Times New Roman"/>
+          <w:sz w:val="24"/>
+        </w:rPr>
+        <w:t xml:space="preserve"> </w:t>
+      </w:r>
+      <w:r>
+        <w:rPr>
+          <w:rFonts w:ascii="Times New Roman" w:hAnsi="Times New Roman"/>
+          <w:sz w:val="24"/>
+        </w:rPr>
+        <w:t>грі́шного</w:t>
+      </w:r>
+      <w:r>
+        <w:rPr>
+          <w:rFonts w:ascii="Times New Roman" w:hAnsi="Times New Roman"/>
+          <w:sz w:val="24"/>
+        </w:rPr>
+        <w:t xml:space="preserve"> </w:t>
+      </w:r>
+      <w:r>
+        <w:rPr>
+          <w:rFonts w:ascii="Times New Roman" w:hAnsi="Times New Roman"/>
+          <w:sz w:val="24"/>
+        </w:rPr>
+        <w:t>неха́й</w:t>
+      </w:r>
+      <w:r>
+        <w:rPr>
+          <w:rFonts w:ascii="Times New Roman" w:hAnsi="Times New Roman"/>
+          <w:sz w:val="24"/>
+        </w:rPr>
+        <w:t xml:space="preserve"> не </w:t>
+      </w:r>
+      <w:r>
+        <w:rPr>
+          <w:rFonts w:ascii="Times New Roman" w:hAnsi="Times New Roman"/>
+          <w:sz w:val="24"/>
+        </w:rPr>
+        <w:t>нама́стить</w:t>
+      </w:r>
+      <w:r>
+        <w:rPr>
+          <w:rFonts w:ascii="Times New Roman" w:hAnsi="Times New Roman"/>
+          <w:sz w:val="24"/>
+        </w:rPr>
+        <w:t xml:space="preserve"> голови́ </w:t>
+      </w:r>
+      <w:r>
+        <w:rPr>
+          <w:rFonts w:ascii="Times New Roman" w:hAnsi="Times New Roman"/>
+          <w:sz w:val="24"/>
+        </w:rPr>
+        <w:t>моє́ї</w:t>
+      </w:r>
+      <w:r>
+        <w:rPr>
+          <w:rFonts w:ascii="Times New Roman" w:hAnsi="Times New Roman"/>
+          <w:sz w:val="24"/>
+        </w:rPr>
+        <w:t>.</w:t>
+      </w:r>
+    </w:p>
+    <w:p>
+      <w:pPr>
+        <w:pStyle w:val="a"/>
+        <w:spacing w:after="120"/>
+      </w:pPr>
+      <w:r>
+        <w:rPr>
+          <w:rFonts w:ascii="Times New Roman" w:hAnsi="Times New Roman"/>
+          <w:sz w:val="24"/>
+        </w:rPr>
+        <w:t xml:space="preserve">Я все-таки́ </w:t>
+      </w:r>
+      <w:r>
+        <w:rPr>
+          <w:rFonts w:ascii="Times New Roman" w:hAnsi="Times New Roman"/>
+          <w:sz w:val="24"/>
+        </w:rPr>
+        <w:t>моли́тимусь</w:t>
+      </w:r>
+      <w:r>
+        <w:rPr>
+          <w:rFonts w:ascii="Times New Roman" w:hAnsi="Times New Roman"/>
+          <w:sz w:val="24"/>
+        </w:rPr>
+        <w:t xml:space="preserve">,* </w:t>
+      </w:r>
+      <w:r>
+        <w:rPr>
+          <w:rFonts w:ascii="Times New Roman" w:hAnsi="Times New Roman"/>
+          <w:sz w:val="24"/>
+        </w:rPr>
+        <w:t>незважа́ючи</w:t>
+      </w:r>
+      <w:r>
+        <w:rPr>
+          <w:rFonts w:ascii="Times New Roman" w:hAnsi="Times New Roman"/>
+          <w:sz w:val="24"/>
+        </w:rPr>
+        <w:t xml:space="preserve"> на </w:t>
+      </w:r>
+      <w:r>
+        <w:rPr>
+          <w:rFonts w:ascii="Times New Roman" w:hAnsi="Times New Roman"/>
+          <w:sz w:val="24"/>
+        </w:rPr>
+        <w:t>ї́хні</w:t>
+      </w:r>
+      <w:r>
+        <w:rPr>
+          <w:rFonts w:ascii="Times New Roman" w:hAnsi="Times New Roman"/>
+          <w:sz w:val="24"/>
+        </w:rPr>
+        <w:t xml:space="preserve"> злі </w:t>
+      </w:r>
+      <w:r>
+        <w:rPr>
+          <w:rFonts w:ascii="Times New Roman" w:hAnsi="Times New Roman"/>
+          <w:sz w:val="24"/>
+        </w:rPr>
+        <w:t>вчи́нки</w:t>
+      </w:r>
+      <w:r>
+        <w:rPr>
+          <w:rFonts w:ascii="Times New Roman" w:hAnsi="Times New Roman"/>
+          <w:sz w:val="24"/>
+        </w:rPr>
+        <w:t>.</w:t>
+      </w:r>
+    </w:p>
+    <w:p>
+      <w:pPr>
+        <w:pStyle w:val="a"/>
+        <w:spacing w:after="120"/>
+      </w:pPr>
+      <w:r>
+        <w:rPr>
+          <w:rFonts w:ascii="Times New Roman" w:hAnsi="Times New Roman"/>
+          <w:sz w:val="24"/>
+        </w:rPr>
+        <w:t xml:space="preserve">Якщо́ </w:t>
+      </w:r>
+      <w:r>
+        <w:rPr>
+          <w:rFonts w:ascii="Times New Roman" w:hAnsi="Times New Roman"/>
+          <w:sz w:val="24"/>
+        </w:rPr>
+        <w:t>су́ддів</w:t>
+      </w:r>
+      <w:r>
+        <w:rPr>
+          <w:rFonts w:ascii="Times New Roman" w:hAnsi="Times New Roman"/>
+          <w:sz w:val="24"/>
+        </w:rPr>
+        <w:t xml:space="preserve"> </w:t>
+      </w:r>
+      <w:r>
+        <w:rPr>
+          <w:rFonts w:ascii="Times New Roman" w:hAnsi="Times New Roman"/>
+          <w:sz w:val="24"/>
+        </w:rPr>
+        <w:t>ї́хніх</w:t>
+      </w:r>
+      <w:r>
+        <w:rPr>
+          <w:rFonts w:ascii="Times New Roman" w:hAnsi="Times New Roman"/>
+          <w:sz w:val="24"/>
+        </w:rPr>
+        <w:t xml:space="preserve"> </w:t>
+      </w:r>
+      <w:r>
+        <w:rPr>
+          <w:rFonts w:ascii="Times New Roman" w:hAnsi="Times New Roman"/>
+          <w:sz w:val="24"/>
+        </w:rPr>
+        <w:t>ски́нуть</w:t>
+      </w:r>
+      <w:r>
+        <w:rPr>
+          <w:rFonts w:ascii="Times New Roman" w:hAnsi="Times New Roman"/>
+          <w:sz w:val="24"/>
+        </w:rPr>
+        <w:t xml:space="preserve"> в </w:t>
+      </w:r>
+      <w:r>
+        <w:rPr>
+          <w:rFonts w:ascii="Times New Roman" w:hAnsi="Times New Roman"/>
+          <w:sz w:val="24"/>
+        </w:rPr>
+        <w:t>уще́лини</w:t>
+      </w:r>
+      <w:r>
+        <w:rPr>
+          <w:rFonts w:ascii="Times New Roman" w:hAnsi="Times New Roman"/>
+          <w:sz w:val="24"/>
+        </w:rPr>
+        <w:t xml:space="preserve"> </w:t>
+      </w:r>
+      <w:r>
+        <w:rPr>
+          <w:rFonts w:ascii="Times New Roman" w:hAnsi="Times New Roman"/>
+          <w:sz w:val="24"/>
+        </w:rPr>
+        <w:t>ске́лі</w:t>
+      </w:r>
+      <w:r>
+        <w:rPr>
+          <w:rFonts w:ascii="Times New Roman" w:hAnsi="Times New Roman"/>
+          <w:sz w:val="24"/>
+        </w:rPr>
+        <w:t xml:space="preserve">,* то </w:t>
+      </w:r>
+      <w:r>
+        <w:rPr>
+          <w:rFonts w:ascii="Times New Roman" w:hAnsi="Times New Roman"/>
+          <w:sz w:val="24"/>
+        </w:rPr>
+        <w:t>почу́ють</w:t>
+      </w:r>
+      <w:r>
+        <w:rPr>
+          <w:rFonts w:ascii="Times New Roman" w:hAnsi="Times New Roman"/>
+          <w:sz w:val="24"/>
+        </w:rPr>
+        <w:t xml:space="preserve">, що слова́ мої́ </w:t>
+      </w:r>
+      <w:r>
+        <w:rPr>
+          <w:rFonts w:ascii="Times New Roman" w:hAnsi="Times New Roman"/>
+          <w:sz w:val="24"/>
+        </w:rPr>
+        <w:t>лю́бі</w:t>
+      </w:r>
+      <w:r>
+        <w:rPr>
+          <w:rFonts w:ascii="Times New Roman" w:hAnsi="Times New Roman"/>
+          <w:sz w:val="24"/>
+        </w:rPr>
+        <w:t>.</w:t>
+      </w:r>
+    </w:p>
+    <w:p>
+      <w:pPr>
+        <w:pStyle w:val="a"/>
+        <w:spacing w:after="120"/>
+      </w:pPr>
+      <w:r>
+        <w:rPr>
+          <w:rFonts w:ascii="Times New Roman" w:hAnsi="Times New Roman"/>
+          <w:sz w:val="24"/>
+        </w:rPr>
+        <w:t>Немо́вби</w:t>
+      </w:r>
+      <w:r>
+        <w:rPr>
+          <w:rFonts w:ascii="Times New Roman" w:hAnsi="Times New Roman"/>
+          <w:sz w:val="24"/>
+        </w:rPr>
+        <w:t xml:space="preserve"> хтось </w:t>
+      </w:r>
+      <w:r>
+        <w:rPr>
+          <w:rFonts w:ascii="Times New Roman" w:hAnsi="Times New Roman"/>
+          <w:sz w:val="24"/>
+        </w:rPr>
+        <w:t>розби́в</w:t>
+      </w:r>
+      <w:r>
+        <w:rPr>
+          <w:rFonts w:ascii="Times New Roman" w:hAnsi="Times New Roman"/>
+          <w:sz w:val="24"/>
+        </w:rPr>
+        <w:t xml:space="preserve"> і </w:t>
+      </w:r>
+      <w:r>
+        <w:rPr>
+          <w:rFonts w:ascii="Times New Roman" w:hAnsi="Times New Roman"/>
+          <w:sz w:val="24"/>
+        </w:rPr>
+        <w:t>розри́в</w:t>
+      </w:r>
+      <w:r>
+        <w:rPr>
+          <w:rFonts w:ascii="Times New Roman" w:hAnsi="Times New Roman"/>
+          <w:sz w:val="24"/>
+        </w:rPr>
+        <w:t xml:space="preserve"> </w:t>
+      </w:r>
+      <w:r>
+        <w:rPr>
+          <w:rFonts w:ascii="Times New Roman" w:hAnsi="Times New Roman"/>
+          <w:sz w:val="24"/>
+        </w:rPr>
+        <w:t>зе́млю</w:t>
+      </w:r>
+      <w:r>
+        <w:rPr>
+          <w:rFonts w:ascii="Times New Roman" w:hAnsi="Times New Roman"/>
+          <w:sz w:val="24"/>
+        </w:rPr>
+        <w:t xml:space="preserve">,* </w:t>
+      </w:r>
+      <w:r>
+        <w:rPr>
+          <w:rFonts w:ascii="Times New Roman" w:hAnsi="Times New Roman"/>
+          <w:sz w:val="24"/>
+        </w:rPr>
+        <w:t>розки́дано</w:t>
+      </w:r>
+      <w:r>
+        <w:rPr>
+          <w:rFonts w:ascii="Times New Roman" w:hAnsi="Times New Roman"/>
+          <w:sz w:val="24"/>
+        </w:rPr>
+        <w:t xml:space="preserve"> </w:t>
+      </w:r>
+      <w:r>
+        <w:rPr>
+          <w:rFonts w:ascii="Times New Roman" w:hAnsi="Times New Roman"/>
+          <w:sz w:val="24"/>
+        </w:rPr>
+        <w:t>ї́хні</w:t>
+      </w:r>
+      <w:r>
+        <w:rPr>
+          <w:rFonts w:ascii="Times New Roman" w:hAnsi="Times New Roman"/>
+          <w:sz w:val="24"/>
+        </w:rPr>
+        <w:t xml:space="preserve"> </w:t>
+      </w:r>
+      <w:r>
+        <w:rPr>
+          <w:rFonts w:ascii="Times New Roman" w:hAnsi="Times New Roman"/>
+          <w:sz w:val="24"/>
+        </w:rPr>
+        <w:t>ко́сті</w:t>
+      </w:r>
+      <w:r>
+        <w:rPr>
+          <w:rFonts w:ascii="Times New Roman" w:hAnsi="Times New Roman"/>
+          <w:sz w:val="24"/>
+        </w:rPr>
+        <w:t xml:space="preserve"> </w:t>
+      </w:r>
+      <w:r>
+        <w:rPr>
+          <w:rFonts w:ascii="Times New Roman" w:hAnsi="Times New Roman"/>
+          <w:sz w:val="24"/>
+        </w:rPr>
+        <w:t>пе́ред</w:t>
+      </w:r>
+      <w:r>
+        <w:rPr>
+          <w:rFonts w:ascii="Times New Roman" w:hAnsi="Times New Roman"/>
+          <w:sz w:val="24"/>
+        </w:rPr>
+        <w:t xml:space="preserve"> </w:t>
+      </w:r>
+      <w:r>
+        <w:rPr>
+          <w:rFonts w:ascii="Times New Roman" w:hAnsi="Times New Roman"/>
+          <w:sz w:val="24"/>
+        </w:rPr>
+        <w:t>а́дом</w:t>
+      </w:r>
+      <w:r>
+        <w:rPr>
+          <w:rFonts w:ascii="Times New Roman" w:hAnsi="Times New Roman"/>
+          <w:sz w:val="24"/>
+        </w:rPr>
+        <w:t>.</w:t>
+      </w:r>
+    </w:p>
+    <w:p>
+      <w:pPr>
+        <w:pStyle w:val="a"/>
+        <w:spacing w:after="120"/>
+      </w:pPr>
+      <w:r>
+        <w:rPr>
+          <w:rFonts w:ascii="Times New Roman" w:hAnsi="Times New Roman"/>
+          <w:sz w:val="24"/>
+        </w:rPr>
+        <w:t xml:space="preserve">Бо до </w:t>
+      </w:r>
+      <w:r>
+        <w:rPr>
+          <w:rFonts w:ascii="Times New Roman" w:hAnsi="Times New Roman"/>
+          <w:sz w:val="24"/>
+        </w:rPr>
+        <w:t>Те́бе</w:t>
+      </w:r>
+      <w:r>
+        <w:rPr>
+          <w:rFonts w:ascii="Times New Roman" w:hAnsi="Times New Roman"/>
+          <w:sz w:val="24"/>
+        </w:rPr>
+        <w:t xml:space="preserve">, </w:t>
+      </w:r>
+      <w:r>
+        <w:rPr>
+          <w:rFonts w:ascii="Times New Roman" w:hAnsi="Times New Roman"/>
+          <w:sz w:val="24"/>
+        </w:rPr>
+        <w:t>Го́споди</w:t>
+      </w:r>
+      <w:r>
+        <w:rPr>
+          <w:rFonts w:ascii="Times New Roman" w:hAnsi="Times New Roman"/>
+          <w:sz w:val="24"/>
+        </w:rPr>
+        <w:t xml:space="preserve">, мій </w:t>
+      </w:r>
+      <w:r>
+        <w:rPr>
+          <w:rFonts w:ascii="Times New Roman" w:hAnsi="Times New Roman"/>
+          <w:sz w:val="24"/>
+        </w:rPr>
+        <w:t>Бо́же</w:t>
+      </w:r>
+      <w:r>
+        <w:rPr>
+          <w:rFonts w:ascii="Times New Roman" w:hAnsi="Times New Roman"/>
+          <w:sz w:val="24"/>
+        </w:rPr>
+        <w:t xml:space="preserve">, мої́ </w:t>
+      </w:r>
+      <w:r>
+        <w:rPr>
+          <w:rFonts w:ascii="Times New Roman" w:hAnsi="Times New Roman"/>
+          <w:sz w:val="24"/>
+        </w:rPr>
+        <w:t>о́чі</w:t>
+      </w:r>
+      <w:r>
+        <w:rPr>
+          <w:rFonts w:ascii="Times New Roman" w:hAnsi="Times New Roman"/>
+          <w:sz w:val="24"/>
+        </w:rPr>
+        <w:t xml:space="preserve">;* до </w:t>
+      </w:r>
+      <w:r>
+        <w:rPr>
+          <w:rFonts w:ascii="Times New Roman" w:hAnsi="Times New Roman"/>
+          <w:sz w:val="24"/>
+        </w:rPr>
+        <w:t>Те́бе</w:t>
+      </w:r>
+      <w:r>
+        <w:rPr>
+          <w:rFonts w:ascii="Times New Roman" w:hAnsi="Times New Roman"/>
+          <w:sz w:val="24"/>
+        </w:rPr>
+        <w:t xml:space="preserve"> </w:t>
+      </w:r>
+      <w:r>
+        <w:rPr>
+          <w:rFonts w:ascii="Times New Roman" w:hAnsi="Times New Roman"/>
+          <w:sz w:val="24"/>
+        </w:rPr>
+        <w:t>прибіга́ю</w:t>
+      </w:r>
+      <w:r>
+        <w:rPr>
+          <w:rFonts w:ascii="Times New Roman" w:hAnsi="Times New Roman"/>
+          <w:sz w:val="24"/>
+        </w:rPr>
+        <w:t xml:space="preserve">, не губи́ душі́ </w:t>
+      </w:r>
+      <w:r>
+        <w:rPr>
+          <w:rFonts w:ascii="Times New Roman" w:hAnsi="Times New Roman"/>
+          <w:sz w:val="24"/>
+        </w:rPr>
+        <w:t>моє́ї</w:t>
+      </w:r>
+      <w:r>
+        <w:rPr>
+          <w:rFonts w:ascii="Times New Roman" w:hAnsi="Times New Roman"/>
+          <w:sz w:val="24"/>
+        </w:rPr>
+        <w:t>.</w:t>
+      </w:r>
+    </w:p>
+    <w:p>
+      <w:pPr>
+        <w:pStyle w:val="a"/>
+        <w:spacing w:after="120"/>
+      </w:pPr>
+      <w:r>
+        <w:rPr>
+          <w:rFonts w:ascii="Times New Roman" w:hAnsi="Times New Roman"/>
+          <w:sz w:val="24"/>
+        </w:rPr>
+        <w:t xml:space="preserve">Збережи́ мене́ від </w:t>
+      </w:r>
+      <w:r>
+        <w:rPr>
+          <w:rFonts w:ascii="Times New Roman" w:hAnsi="Times New Roman"/>
+          <w:sz w:val="24"/>
+        </w:rPr>
+        <w:t>пе́тлі</w:t>
+      </w:r>
+      <w:r>
+        <w:rPr>
+          <w:rFonts w:ascii="Times New Roman" w:hAnsi="Times New Roman"/>
+          <w:sz w:val="24"/>
+        </w:rPr>
+        <w:t xml:space="preserve">, що її́ </w:t>
+      </w:r>
+      <w:r>
+        <w:rPr>
+          <w:rFonts w:ascii="Times New Roman" w:hAnsi="Times New Roman"/>
+          <w:sz w:val="24"/>
+        </w:rPr>
+        <w:t>наста́вили</w:t>
+      </w:r>
+      <w:r>
+        <w:rPr>
+          <w:rFonts w:ascii="Times New Roman" w:hAnsi="Times New Roman"/>
+          <w:sz w:val="24"/>
+        </w:rPr>
+        <w:t xml:space="preserve"> на </w:t>
+      </w:r>
+      <w:r>
+        <w:rPr>
+          <w:rFonts w:ascii="Times New Roman" w:hAnsi="Times New Roman"/>
+          <w:sz w:val="24"/>
+        </w:rPr>
+        <w:t>ме́не</w:t>
+      </w:r>
+      <w:r>
+        <w:rPr>
+          <w:rFonts w:ascii="Times New Roman" w:hAnsi="Times New Roman"/>
+          <w:sz w:val="24"/>
+        </w:rPr>
+        <w:t xml:space="preserve">,* і від сильця́ тих, що </w:t>
+      </w:r>
+      <w:r>
+        <w:rPr>
+          <w:rFonts w:ascii="Times New Roman" w:hAnsi="Times New Roman"/>
+          <w:sz w:val="24"/>
+        </w:rPr>
+        <w:t>тво́рять</w:t>
+      </w:r>
+      <w:r>
+        <w:rPr>
+          <w:rFonts w:ascii="Times New Roman" w:hAnsi="Times New Roman"/>
+          <w:sz w:val="24"/>
+        </w:rPr>
+        <w:t xml:space="preserve"> </w:t>
+      </w:r>
+      <w:r>
+        <w:rPr>
+          <w:rFonts w:ascii="Times New Roman" w:hAnsi="Times New Roman"/>
+          <w:sz w:val="24"/>
+        </w:rPr>
+        <w:t>беззако́ння</w:t>
+      </w:r>
+      <w:r>
+        <w:rPr>
+          <w:rFonts w:ascii="Times New Roman" w:hAnsi="Times New Roman"/>
+          <w:sz w:val="24"/>
+        </w:rPr>
+        <w:t>.</w:t>
+      </w:r>
+    </w:p>
+    <w:p>
+      <w:pPr>
+        <w:pStyle w:val="a"/>
+        <w:spacing w:after="120"/>
+      </w:pPr>
+      <w:r>
+        <w:rPr>
+          <w:rFonts w:ascii="Times New Roman" w:hAnsi="Times New Roman"/>
+          <w:sz w:val="24"/>
+        </w:rPr>
+        <w:t>Неха́й</w:t>
+      </w:r>
+      <w:r>
+        <w:rPr>
+          <w:rFonts w:ascii="Times New Roman" w:hAnsi="Times New Roman"/>
+          <w:sz w:val="24"/>
+        </w:rPr>
+        <w:t xml:space="preserve"> </w:t>
+      </w:r>
+      <w:r>
+        <w:rPr>
+          <w:rFonts w:ascii="Times New Roman" w:hAnsi="Times New Roman"/>
+          <w:sz w:val="24"/>
+        </w:rPr>
+        <w:t>грі́шники</w:t>
+      </w:r>
+      <w:r>
+        <w:rPr>
+          <w:rFonts w:ascii="Times New Roman" w:hAnsi="Times New Roman"/>
+          <w:sz w:val="24"/>
+        </w:rPr>
+        <w:t xml:space="preserve"> </w:t>
+      </w:r>
+      <w:r>
+        <w:rPr>
+          <w:rFonts w:ascii="Times New Roman" w:hAnsi="Times New Roman"/>
+          <w:sz w:val="24"/>
+        </w:rPr>
+        <w:t>впаду́ть</w:t>
+      </w:r>
+      <w:r>
+        <w:rPr>
+          <w:rFonts w:ascii="Times New Roman" w:hAnsi="Times New Roman"/>
+          <w:sz w:val="24"/>
+        </w:rPr>
+        <w:t xml:space="preserve"> у </w:t>
+      </w:r>
+      <w:r>
+        <w:rPr>
+          <w:rFonts w:ascii="Times New Roman" w:hAnsi="Times New Roman"/>
+          <w:sz w:val="24"/>
+        </w:rPr>
+        <w:t>вла́сні</w:t>
+      </w:r>
+      <w:r>
+        <w:rPr>
+          <w:rFonts w:ascii="Times New Roman" w:hAnsi="Times New Roman"/>
+          <w:sz w:val="24"/>
+        </w:rPr>
+        <w:t xml:space="preserve"> </w:t>
+      </w:r>
+      <w:r>
+        <w:rPr>
+          <w:rFonts w:ascii="Times New Roman" w:hAnsi="Times New Roman"/>
+          <w:sz w:val="24"/>
+        </w:rPr>
+        <w:t>сі́ті</w:t>
+      </w:r>
+      <w:r>
+        <w:rPr>
+          <w:rFonts w:ascii="Times New Roman" w:hAnsi="Times New Roman"/>
+          <w:sz w:val="24"/>
+        </w:rPr>
+        <w:t xml:space="preserve"> всі </w:t>
+      </w:r>
+      <w:r>
+        <w:rPr>
+          <w:rFonts w:ascii="Times New Roman" w:hAnsi="Times New Roman"/>
+          <w:sz w:val="24"/>
+        </w:rPr>
+        <w:t>ра́зом</w:t>
+      </w:r>
+      <w:r>
+        <w:rPr>
+          <w:rFonts w:ascii="Times New Roman" w:hAnsi="Times New Roman"/>
+          <w:sz w:val="24"/>
+        </w:rPr>
+        <w:t xml:space="preserve">,* а я пройду́ </w:t>
+      </w:r>
+      <w:r>
+        <w:rPr>
+          <w:rFonts w:ascii="Times New Roman" w:hAnsi="Times New Roman"/>
+          <w:sz w:val="24"/>
+        </w:rPr>
+        <w:t>безпе́чно</w:t>
+      </w:r>
+      <w:r>
+        <w:rPr>
+          <w:rFonts w:ascii="Times New Roman" w:hAnsi="Times New Roman"/>
+          <w:sz w:val="24"/>
+        </w:rPr>
+        <w:t>.</w:t>
+      </w:r>
+    </w:p>
+    <w:p>
+      <w:pPr>
+        <w:pStyle w:val="a"/>
+        <w:spacing w:after="120"/>
+      </w:pPr>
+      <w:r>
+        <w:rPr>
+          <w:rFonts w:ascii="Times New Roman" w:hAnsi="Times New Roman"/>
+          <w:b/>
+          <w:i/>
+          <w:color w:val="FF0000"/>
+          <w:sz w:val="24"/>
+        </w:rPr>
+        <w:t>Псалом 141</w:t>
+      </w:r>
+    </w:p>
+    <w:p>
+      <w:pPr>
+        <w:pStyle w:val="a"/>
+        <w:spacing w:after="120"/>
+      </w:pPr>
+      <w:r>
+        <w:rPr>
+          <w:rFonts w:ascii="Times New Roman" w:hAnsi="Times New Roman"/>
+          <w:sz w:val="24"/>
+        </w:rPr>
+        <w:t xml:space="preserve">Я </w:t>
+      </w:r>
+      <w:r>
+        <w:rPr>
+          <w:rFonts w:ascii="Times New Roman" w:hAnsi="Times New Roman"/>
+          <w:sz w:val="24"/>
+        </w:rPr>
+        <w:t>го́лосом</w:t>
+      </w:r>
+      <w:r>
+        <w:rPr>
+          <w:rFonts w:ascii="Times New Roman" w:hAnsi="Times New Roman"/>
+          <w:sz w:val="24"/>
+        </w:rPr>
+        <w:t xml:space="preserve"> </w:t>
+      </w:r>
+      <w:r>
+        <w:rPr>
+          <w:rFonts w:ascii="Times New Roman" w:hAnsi="Times New Roman"/>
+          <w:sz w:val="24"/>
+        </w:rPr>
+        <w:t>мої́м</w:t>
+      </w:r>
+      <w:r>
+        <w:rPr>
+          <w:rFonts w:ascii="Times New Roman" w:hAnsi="Times New Roman"/>
+          <w:sz w:val="24"/>
+        </w:rPr>
+        <w:t xml:space="preserve"> до </w:t>
+      </w:r>
+      <w:r>
+        <w:rPr>
+          <w:rFonts w:ascii="Times New Roman" w:hAnsi="Times New Roman"/>
+          <w:sz w:val="24"/>
+        </w:rPr>
+        <w:t>Го́спода</w:t>
+      </w:r>
+      <w:r>
+        <w:rPr>
+          <w:rFonts w:ascii="Times New Roman" w:hAnsi="Times New Roman"/>
+          <w:sz w:val="24"/>
+        </w:rPr>
+        <w:t xml:space="preserve"> </w:t>
+      </w:r>
+      <w:r>
+        <w:rPr>
+          <w:rFonts w:ascii="Times New Roman" w:hAnsi="Times New Roman"/>
+          <w:sz w:val="24"/>
+        </w:rPr>
+        <w:t>взива́ю</w:t>
+      </w:r>
+      <w:r>
+        <w:rPr>
+          <w:rFonts w:ascii="Times New Roman" w:hAnsi="Times New Roman"/>
+          <w:sz w:val="24"/>
+        </w:rPr>
+        <w:t xml:space="preserve">,* я </w:t>
+      </w:r>
+      <w:r>
+        <w:rPr>
+          <w:rFonts w:ascii="Times New Roman" w:hAnsi="Times New Roman"/>
+          <w:sz w:val="24"/>
+        </w:rPr>
+        <w:t>го́лосом</w:t>
+      </w:r>
+      <w:r>
+        <w:rPr>
+          <w:rFonts w:ascii="Times New Roman" w:hAnsi="Times New Roman"/>
+          <w:sz w:val="24"/>
+        </w:rPr>
+        <w:t xml:space="preserve"> </w:t>
+      </w:r>
+      <w:r>
+        <w:rPr>
+          <w:rFonts w:ascii="Times New Roman" w:hAnsi="Times New Roman"/>
+          <w:sz w:val="24"/>
+        </w:rPr>
+        <w:t>мої́м</w:t>
+      </w:r>
+      <w:r>
+        <w:rPr>
+          <w:rFonts w:ascii="Times New Roman" w:hAnsi="Times New Roman"/>
+          <w:sz w:val="24"/>
+        </w:rPr>
+        <w:t xml:space="preserve"> до </w:t>
+      </w:r>
+      <w:r>
+        <w:rPr>
+          <w:rFonts w:ascii="Times New Roman" w:hAnsi="Times New Roman"/>
+          <w:sz w:val="24"/>
+        </w:rPr>
+        <w:t>Го́спода</w:t>
+      </w:r>
+      <w:r>
+        <w:rPr>
+          <w:rFonts w:ascii="Times New Roman" w:hAnsi="Times New Roman"/>
+          <w:sz w:val="24"/>
+        </w:rPr>
+        <w:t xml:space="preserve"> </w:t>
+      </w:r>
+      <w:r>
+        <w:rPr>
+          <w:rFonts w:ascii="Times New Roman" w:hAnsi="Times New Roman"/>
+          <w:sz w:val="24"/>
+        </w:rPr>
+        <w:t>молю́ся</w:t>
+      </w:r>
+      <w:r>
+        <w:rPr>
+          <w:rFonts w:ascii="Times New Roman" w:hAnsi="Times New Roman"/>
+          <w:sz w:val="24"/>
+        </w:rPr>
+        <w:t>.</w:t>
+      </w:r>
+    </w:p>
+    <w:p>
+      <w:pPr>
+        <w:pStyle w:val="a"/>
+        <w:spacing w:after="120"/>
+      </w:pPr>
+      <w:r>
+        <w:rPr>
+          <w:rFonts w:ascii="Times New Roman" w:hAnsi="Times New Roman"/>
+          <w:sz w:val="24"/>
+        </w:rPr>
+        <w:t>Ска́ргу</w:t>
+      </w:r>
+      <w:r>
+        <w:rPr>
+          <w:rFonts w:ascii="Times New Roman" w:hAnsi="Times New Roman"/>
+          <w:sz w:val="24"/>
+        </w:rPr>
+        <w:t xml:space="preserve"> мою́ </w:t>
+      </w:r>
+      <w:r>
+        <w:rPr>
+          <w:rFonts w:ascii="Times New Roman" w:hAnsi="Times New Roman"/>
+          <w:sz w:val="24"/>
+        </w:rPr>
+        <w:t>пе́ред</w:t>
+      </w:r>
+      <w:r>
+        <w:rPr>
+          <w:rFonts w:ascii="Times New Roman" w:hAnsi="Times New Roman"/>
+          <w:sz w:val="24"/>
+        </w:rPr>
+        <w:t xml:space="preserve"> Ним </w:t>
+      </w:r>
+      <w:r>
+        <w:rPr>
+          <w:rFonts w:ascii="Times New Roman" w:hAnsi="Times New Roman"/>
+          <w:sz w:val="24"/>
+        </w:rPr>
+        <w:t>вилива́ю</w:t>
+      </w:r>
+      <w:r>
+        <w:rPr>
+          <w:rFonts w:ascii="Times New Roman" w:hAnsi="Times New Roman"/>
+          <w:sz w:val="24"/>
+        </w:rPr>
+        <w:t xml:space="preserve">,* мою́ </w:t>
+      </w:r>
+      <w:r>
+        <w:rPr>
+          <w:rFonts w:ascii="Times New Roman" w:hAnsi="Times New Roman"/>
+          <w:sz w:val="24"/>
+        </w:rPr>
+        <w:t>скру́ту</w:t>
+      </w:r>
+      <w:r>
+        <w:rPr>
+          <w:rFonts w:ascii="Times New Roman" w:hAnsi="Times New Roman"/>
+          <w:sz w:val="24"/>
+        </w:rPr>
+        <w:t xml:space="preserve"> Йому́ я </w:t>
+      </w:r>
+      <w:r>
+        <w:rPr>
+          <w:rFonts w:ascii="Times New Roman" w:hAnsi="Times New Roman"/>
+          <w:sz w:val="24"/>
+        </w:rPr>
+        <w:t>виявля́ю</w:t>
+      </w:r>
+      <w:r>
+        <w:rPr>
+          <w:rFonts w:ascii="Times New Roman" w:hAnsi="Times New Roman"/>
+          <w:sz w:val="24"/>
+        </w:rPr>
+        <w:t>.</w:t>
+      </w:r>
+    </w:p>
+    <w:p>
+      <w:pPr>
+        <w:pStyle w:val="a"/>
+        <w:spacing w:after="120"/>
+      </w:pPr>
+      <w:r>
+        <w:rPr>
+          <w:rFonts w:ascii="Times New Roman" w:hAnsi="Times New Roman"/>
+          <w:sz w:val="24"/>
+        </w:rPr>
+        <w:t xml:space="preserve">Коли́ </w:t>
+      </w:r>
+      <w:r>
+        <w:rPr>
+          <w:rFonts w:ascii="Times New Roman" w:hAnsi="Times New Roman"/>
+          <w:sz w:val="24"/>
+        </w:rPr>
+        <w:t>триво́житься</w:t>
+      </w:r>
+      <w:r>
+        <w:rPr>
+          <w:rFonts w:ascii="Times New Roman" w:hAnsi="Times New Roman"/>
+          <w:sz w:val="24"/>
+        </w:rPr>
+        <w:t xml:space="preserve"> в мені́ дух мій, Ти </w:t>
+      </w:r>
+      <w:r>
+        <w:rPr>
+          <w:rFonts w:ascii="Times New Roman" w:hAnsi="Times New Roman"/>
+          <w:sz w:val="24"/>
+        </w:rPr>
+        <w:t>знає́ш</w:t>
+      </w:r>
+      <w:r>
+        <w:rPr>
+          <w:rFonts w:ascii="Times New Roman" w:hAnsi="Times New Roman"/>
+          <w:sz w:val="24"/>
+        </w:rPr>
+        <w:t xml:space="preserve"> мою́ сте́жку.* На </w:t>
+      </w:r>
+      <w:r>
+        <w:rPr>
+          <w:rFonts w:ascii="Times New Roman" w:hAnsi="Times New Roman"/>
+          <w:sz w:val="24"/>
+        </w:rPr>
+        <w:t>доро́зі</w:t>
+      </w:r>
+      <w:r>
+        <w:rPr>
+          <w:rFonts w:ascii="Times New Roman" w:hAnsi="Times New Roman"/>
+          <w:sz w:val="24"/>
+        </w:rPr>
+        <w:t xml:space="preserve">, де я </w:t>
+      </w:r>
+      <w:r>
+        <w:rPr>
+          <w:rFonts w:ascii="Times New Roman" w:hAnsi="Times New Roman"/>
+          <w:sz w:val="24"/>
+        </w:rPr>
+        <w:t>ступа́ю</w:t>
+      </w:r>
+      <w:r>
+        <w:rPr>
+          <w:rFonts w:ascii="Times New Roman" w:hAnsi="Times New Roman"/>
+          <w:sz w:val="24"/>
+        </w:rPr>
+        <w:t xml:space="preserve">, </w:t>
+      </w:r>
+      <w:r>
+        <w:rPr>
+          <w:rFonts w:ascii="Times New Roman" w:hAnsi="Times New Roman"/>
+          <w:sz w:val="24"/>
+        </w:rPr>
+        <w:t>та́йно</w:t>
+      </w:r>
+      <w:r>
+        <w:rPr>
+          <w:rFonts w:ascii="Times New Roman" w:hAnsi="Times New Roman"/>
+          <w:sz w:val="24"/>
+        </w:rPr>
+        <w:t xml:space="preserve"> </w:t>
+      </w:r>
+      <w:r>
+        <w:rPr>
+          <w:rFonts w:ascii="Times New Roman" w:hAnsi="Times New Roman"/>
+          <w:sz w:val="24"/>
+        </w:rPr>
+        <w:t>розста́вили</w:t>
+      </w:r>
+      <w:r>
+        <w:rPr>
+          <w:rFonts w:ascii="Times New Roman" w:hAnsi="Times New Roman"/>
+          <w:sz w:val="24"/>
+        </w:rPr>
+        <w:t xml:space="preserve"> сильце́ на </w:t>
+      </w:r>
+      <w:r>
+        <w:rPr>
+          <w:rFonts w:ascii="Times New Roman" w:hAnsi="Times New Roman"/>
+          <w:sz w:val="24"/>
+        </w:rPr>
+        <w:t>ме́не</w:t>
+      </w:r>
+      <w:r>
+        <w:rPr>
+          <w:rFonts w:ascii="Times New Roman" w:hAnsi="Times New Roman"/>
+          <w:sz w:val="24"/>
+        </w:rPr>
+        <w:t>.</w:t>
+      </w:r>
+    </w:p>
+    <w:p>
+      <w:pPr>
+        <w:pStyle w:val="a"/>
+        <w:spacing w:after="120"/>
+      </w:pPr>
+      <w:r>
+        <w:rPr>
+          <w:rFonts w:ascii="Times New Roman" w:hAnsi="Times New Roman"/>
+          <w:sz w:val="24"/>
+        </w:rPr>
+        <w:t>Погля́нь</w:t>
+      </w:r>
+      <w:r>
+        <w:rPr>
+          <w:rFonts w:ascii="Times New Roman" w:hAnsi="Times New Roman"/>
+          <w:sz w:val="24"/>
+        </w:rPr>
+        <w:t xml:space="preserve"> </w:t>
+      </w:r>
+      <w:r>
+        <w:rPr>
+          <w:rFonts w:ascii="Times New Roman" w:hAnsi="Times New Roman"/>
+          <w:sz w:val="24"/>
+        </w:rPr>
+        <w:t>право́руч</w:t>
+      </w:r>
+      <w:r>
+        <w:rPr>
+          <w:rFonts w:ascii="Times New Roman" w:hAnsi="Times New Roman"/>
+          <w:sz w:val="24"/>
+        </w:rPr>
+        <w:t xml:space="preserve"> і </w:t>
+      </w:r>
+      <w:r>
+        <w:rPr>
+          <w:rFonts w:ascii="Times New Roman" w:hAnsi="Times New Roman"/>
+          <w:sz w:val="24"/>
+        </w:rPr>
+        <w:t>подиви́ся</w:t>
+      </w:r>
+      <w:r>
+        <w:rPr>
+          <w:rFonts w:ascii="Times New Roman" w:hAnsi="Times New Roman"/>
+          <w:sz w:val="24"/>
+        </w:rPr>
+        <w:t xml:space="preserve">:* нема́ </w:t>
+      </w:r>
+      <w:r>
+        <w:rPr>
+          <w:rFonts w:ascii="Times New Roman" w:hAnsi="Times New Roman"/>
+          <w:sz w:val="24"/>
+        </w:rPr>
+        <w:t>ніко́го</w:t>
+      </w:r>
+      <w:r>
+        <w:rPr>
+          <w:rFonts w:ascii="Times New Roman" w:hAnsi="Times New Roman"/>
+          <w:sz w:val="24"/>
+        </w:rPr>
+        <w:t xml:space="preserve">, хто дбав би за </w:t>
+      </w:r>
+      <w:r>
+        <w:rPr>
+          <w:rFonts w:ascii="Times New Roman" w:hAnsi="Times New Roman"/>
+          <w:sz w:val="24"/>
+        </w:rPr>
+        <w:t>ме́не</w:t>
+      </w:r>
+      <w:r>
+        <w:rPr>
+          <w:rFonts w:ascii="Times New Roman" w:hAnsi="Times New Roman"/>
+          <w:sz w:val="24"/>
+        </w:rPr>
+        <w:t>.</w:t>
+      </w:r>
+    </w:p>
+    <w:p>
+      <w:pPr>
+        <w:pStyle w:val="a"/>
+        <w:spacing w:after="120"/>
+      </w:pPr>
+      <w:r>
+        <w:rPr>
+          <w:rFonts w:ascii="Times New Roman" w:hAnsi="Times New Roman"/>
+          <w:sz w:val="24"/>
+        </w:rPr>
+        <w:t xml:space="preserve">Нема́ куди́ мені́ </w:t>
+      </w:r>
+      <w:r>
+        <w:rPr>
+          <w:rFonts w:ascii="Times New Roman" w:hAnsi="Times New Roman"/>
+          <w:sz w:val="24"/>
+        </w:rPr>
+        <w:t>втіка́ти</w:t>
+      </w:r>
+      <w:r>
+        <w:rPr>
+          <w:rFonts w:ascii="Times New Roman" w:hAnsi="Times New Roman"/>
+          <w:sz w:val="24"/>
+        </w:rPr>
+        <w:t xml:space="preserve">,* нема́ </w:t>
+      </w:r>
+      <w:r>
+        <w:rPr>
+          <w:rFonts w:ascii="Times New Roman" w:hAnsi="Times New Roman"/>
+          <w:sz w:val="24"/>
+        </w:rPr>
+        <w:t>ніко́го</w:t>
+      </w:r>
+      <w:r>
+        <w:rPr>
+          <w:rFonts w:ascii="Times New Roman" w:hAnsi="Times New Roman"/>
+          <w:sz w:val="24"/>
+        </w:rPr>
+        <w:t xml:space="preserve">, хто </w:t>
+      </w:r>
+      <w:r>
+        <w:rPr>
+          <w:rFonts w:ascii="Times New Roman" w:hAnsi="Times New Roman"/>
+          <w:sz w:val="24"/>
+        </w:rPr>
+        <w:t>піклува́вся</w:t>
+      </w:r>
+      <w:r>
+        <w:rPr>
+          <w:rFonts w:ascii="Times New Roman" w:hAnsi="Times New Roman"/>
+          <w:sz w:val="24"/>
+        </w:rPr>
+        <w:t xml:space="preserve"> би </w:t>
+      </w:r>
+      <w:r>
+        <w:rPr>
+          <w:rFonts w:ascii="Times New Roman" w:hAnsi="Times New Roman"/>
+          <w:sz w:val="24"/>
+        </w:rPr>
+        <w:t>мно́ю</w:t>
+      </w:r>
+      <w:r>
+        <w:rPr>
+          <w:rFonts w:ascii="Times New Roman" w:hAnsi="Times New Roman"/>
+          <w:sz w:val="24"/>
+        </w:rPr>
+        <w:t>.</w:t>
+      </w:r>
+    </w:p>
+    <w:p>
+      <w:pPr>
+        <w:pStyle w:val="a"/>
+        <w:spacing w:after="120"/>
+      </w:pPr>
+      <w:r>
+        <w:rPr>
+          <w:rFonts w:ascii="Times New Roman" w:hAnsi="Times New Roman"/>
+          <w:sz w:val="24"/>
+        </w:rPr>
+        <w:t xml:space="preserve">До </w:t>
+      </w:r>
+      <w:r>
+        <w:rPr>
+          <w:rFonts w:ascii="Times New Roman" w:hAnsi="Times New Roman"/>
+          <w:sz w:val="24"/>
+        </w:rPr>
+        <w:t>Те́бе</w:t>
+      </w:r>
+      <w:r>
+        <w:rPr>
+          <w:rFonts w:ascii="Times New Roman" w:hAnsi="Times New Roman"/>
+          <w:sz w:val="24"/>
+        </w:rPr>
+        <w:t xml:space="preserve">, </w:t>
+      </w:r>
+      <w:r>
+        <w:rPr>
+          <w:rFonts w:ascii="Times New Roman" w:hAnsi="Times New Roman"/>
+          <w:sz w:val="24"/>
+        </w:rPr>
+        <w:t>Го́споди</w:t>
+      </w:r>
+      <w:r>
+        <w:rPr>
+          <w:rFonts w:ascii="Times New Roman" w:hAnsi="Times New Roman"/>
+          <w:sz w:val="24"/>
+        </w:rPr>
+        <w:t xml:space="preserve">, </w:t>
+      </w:r>
+      <w:r>
+        <w:rPr>
+          <w:rFonts w:ascii="Times New Roman" w:hAnsi="Times New Roman"/>
+          <w:sz w:val="24"/>
+        </w:rPr>
+        <w:t>взива́ю</w:t>
+      </w:r>
+      <w:r>
+        <w:rPr>
+          <w:rFonts w:ascii="Times New Roman" w:hAnsi="Times New Roman"/>
+          <w:sz w:val="24"/>
+        </w:rPr>
+        <w:t xml:space="preserve"> й кажу́:* Ти моє́ </w:t>
+      </w:r>
+      <w:r>
+        <w:rPr>
+          <w:rFonts w:ascii="Times New Roman" w:hAnsi="Times New Roman"/>
+          <w:sz w:val="24"/>
+        </w:rPr>
+        <w:t>прибі́жище</w:t>
+      </w:r>
+      <w:r>
+        <w:rPr>
+          <w:rFonts w:ascii="Times New Roman" w:hAnsi="Times New Roman"/>
+          <w:sz w:val="24"/>
+        </w:rPr>
+        <w:t xml:space="preserve">, в землі́ </w:t>
+      </w:r>
+      <w:r>
+        <w:rPr>
+          <w:rFonts w:ascii="Times New Roman" w:hAnsi="Times New Roman"/>
+          <w:sz w:val="24"/>
+        </w:rPr>
+        <w:t>живи́х</w:t>
+      </w:r>
+      <w:r>
+        <w:rPr>
+          <w:rFonts w:ascii="Times New Roman" w:hAnsi="Times New Roman"/>
+          <w:sz w:val="24"/>
+        </w:rPr>
+        <w:t xml:space="preserve"> Ти − моя́ </w:t>
+      </w:r>
+      <w:r>
+        <w:rPr>
+          <w:rFonts w:ascii="Times New Roman" w:hAnsi="Times New Roman"/>
+          <w:sz w:val="24"/>
+        </w:rPr>
+        <w:t>до́ля</w:t>
+      </w:r>
+      <w:r>
+        <w:rPr>
+          <w:rFonts w:ascii="Times New Roman" w:hAnsi="Times New Roman"/>
+          <w:sz w:val="24"/>
+        </w:rPr>
+        <w:t>!</w:t>
+      </w:r>
+    </w:p>
+    <w:p>
+      <w:pPr>
+        <w:pStyle w:val="a"/>
+        <w:spacing w:after="120"/>
+      </w:pPr>
+      <w:r>
+        <w:rPr>
+          <w:rFonts w:ascii="Times New Roman" w:hAnsi="Times New Roman"/>
+          <w:sz w:val="24"/>
+        </w:rPr>
+        <w:t xml:space="preserve">Зверни́ </w:t>
+      </w:r>
+      <w:r>
+        <w:rPr>
+          <w:rFonts w:ascii="Times New Roman" w:hAnsi="Times New Roman"/>
+          <w:sz w:val="24"/>
+        </w:rPr>
+        <w:t>ува́гу</w:t>
+      </w:r>
+      <w:r>
+        <w:rPr>
+          <w:rFonts w:ascii="Times New Roman" w:hAnsi="Times New Roman"/>
+          <w:sz w:val="24"/>
+        </w:rPr>
+        <w:t xml:space="preserve"> на моє́ </w:t>
+      </w:r>
+      <w:r>
+        <w:rPr>
+          <w:rFonts w:ascii="Times New Roman" w:hAnsi="Times New Roman"/>
+          <w:sz w:val="24"/>
+        </w:rPr>
+        <w:t>блага́ння</w:t>
+      </w:r>
+      <w:r>
+        <w:rPr>
+          <w:rFonts w:ascii="Times New Roman" w:hAnsi="Times New Roman"/>
+          <w:sz w:val="24"/>
+        </w:rPr>
+        <w:t xml:space="preserve">,* бо я </w:t>
+      </w:r>
+      <w:r>
+        <w:rPr>
+          <w:rFonts w:ascii="Times New Roman" w:hAnsi="Times New Roman"/>
+          <w:sz w:val="24"/>
+        </w:rPr>
+        <w:t>ве́льми</w:t>
+      </w:r>
+      <w:r>
+        <w:rPr>
+          <w:rFonts w:ascii="Times New Roman" w:hAnsi="Times New Roman"/>
+          <w:sz w:val="24"/>
+        </w:rPr>
+        <w:t xml:space="preserve"> </w:t>
+      </w:r>
+      <w:r>
+        <w:rPr>
+          <w:rFonts w:ascii="Times New Roman" w:hAnsi="Times New Roman"/>
+          <w:sz w:val="24"/>
+        </w:rPr>
+        <w:t>неща́сний</w:t>
+      </w:r>
+      <w:r>
+        <w:rPr>
+          <w:rFonts w:ascii="Times New Roman" w:hAnsi="Times New Roman"/>
+          <w:sz w:val="24"/>
+        </w:rPr>
+        <w:t>.</w:t>
+      </w:r>
+    </w:p>
+    <w:p>
+      <w:pPr>
+        <w:pStyle w:val="a"/>
+        <w:spacing w:after="120"/>
+      </w:pPr>
+      <w:r>
+        <w:rPr>
+          <w:rFonts w:ascii="Times New Roman" w:hAnsi="Times New Roman"/>
+          <w:sz w:val="24"/>
+        </w:rPr>
+        <w:t xml:space="preserve">Спаси́ мене́ від </w:t>
+      </w:r>
+      <w:r>
+        <w:rPr>
+          <w:rFonts w:ascii="Times New Roman" w:hAnsi="Times New Roman"/>
+          <w:sz w:val="24"/>
+        </w:rPr>
+        <w:t>гони́телів</w:t>
+      </w:r>
+      <w:r>
+        <w:rPr>
+          <w:rFonts w:ascii="Times New Roman" w:hAnsi="Times New Roman"/>
+          <w:sz w:val="24"/>
+        </w:rPr>
+        <w:t xml:space="preserve"> </w:t>
+      </w:r>
+      <w:r>
+        <w:rPr>
+          <w:rFonts w:ascii="Times New Roman" w:hAnsi="Times New Roman"/>
+          <w:sz w:val="24"/>
+        </w:rPr>
+        <w:t>мої́х</w:t>
+      </w:r>
+      <w:r>
+        <w:rPr>
+          <w:rFonts w:ascii="Times New Roman" w:hAnsi="Times New Roman"/>
+          <w:sz w:val="24"/>
+        </w:rPr>
+        <w:t xml:space="preserve">,* бо вони́ </w:t>
+      </w:r>
+      <w:r>
+        <w:rPr>
+          <w:rFonts w:ascii="Times New Roman" w:hAnsi="Times New Roman"/>
+          <w:sz w:val="24"/>
+        </w:rPr>
+        <w:t>сильні́ші</w:t>
+      </w:r>
+      <w:r>
+        <w:rPr>
+          <w:rFonts w:ascii="Times New Roman" w:hAnsi="Times New Roman"/>
+          <w:sz w:val="24"/>
+        </w:rPr>
+        <w:t xml:space="preserve"> від </w:t>
+      </w:r>
+      <w:r>
+        <w:rPr>
+          <w:rFonts w:ascii="Times New Roman" w:hAnsi="Times New Roman"/>
+          <w:sz w:val="24"/>
+        </w:rPr>
+        <w:t>ме́не</w:t>
+      </w:r>
+      <w:r>
+        <w:rPr>
+          <w:rFonts w:ascii="Times New Roman" w:hAnsi="Times New Roman"/>
+          <w:sz w:val="24"/>
+        </w:rPr>
+        <w:t>.</w:t>
+      </w:r>
+    </w:p>
+    <w:p>
+      <w:pPr>
+        <w:pStyle w:val="a"/>
+        <w:spacing w:after="120"/>
+      </w:pPr>
+      <w:r>
+        <w:rPr>
+          <w:rFonts w:ascii="Times New Roman" w:hAnsi="Times New Roman"/>
+          <w:sz w:val="24"/>
+        </w:rPr>
+        <w:t>Ви́веди</w:t>
+      </w:r>
+      <w:r>
+        <w:rPr>
+          <w:rFonts w:ascii="Times New Roman" w:hAnsi="Times New Roman"/>
+          <w:sz w:val="24"/>
+        </w:rPr>
+        <w:t xml:space="preserve"> з </w:t>
+      </w:r>
+      <w:r>
+        <w:rPr>
+          <w:rFonts w:ascii="Times New Roman" w:hAnsi="Times New Roman"/>
+          <w:sz w:val="24"/>
+        </w:rPr>
+        <w:t>в’язни́ці</w:t>
+      </w:r>
+      <w:r>
+        <w:rPr>
+          <w:rFonts w:ascii="Times New Roman" w:hAnsi="Times New Roman"/>
+          <w:sz w:val="24"/>
+        </w:rPr>
+        <w:t xml:space="preserve"> мою́ </w:t>
+      </w:r>
+      <w:r>
+        <w:rPr>
+          <w:rFonts w:ascii="Times New Roman" w:hAnsi="Times New Roman"/>
+          <w:sz w:val="24"/>
+        </w:rPr>
+        <w:t>ду́шу</w:t>
+      </w:r>
+      <w:r>
+        <w:rPr>
+          <w:rFonts w:ascii="Times New Roman" w:hAnsi="Times New Roman"/>
+          <w:sz w:val="24"/>
+        </w:rPr>
+        <w:t xml:space="preserve">,* щоб </w:t>
+      </w:r>
+      <w:r>
+        <w:rPr>
+          <w:rFonts w:ascii="Times New Roman" w:hAnsi="Times New Roman"/>
+          <w:sz w:val="24"/>
+        </w:rPr>
+        <w:t>дя́кувати</w:t>
+      </w:r>
+      <w:r>
+        <w:rPr>
+          <w:rFonts w:ascii="Times New Roman" w:hAnsi="Times New Roman"/>
+          <w:sz w:val="24"/>
+        </w:rPr>
+        <w:t xml:space="preserve"> </w:t>
+      </w:r>
+      <w:r>
+        <w:rPr>
+          <w:rFonts w:ascii="Times New Roman" w:hAnsi="Times New Roman"/>
+          <w:sz w:val="24"/>
+        </w:rPr>
+        <w:t>І́мені</w:t>
+      </w:r>
+      <w:r>
+        <w:rPr>
+          <w:rFonts w:ascii="Times New Roman" w:hAnsi="Times New Roman"/>
+          <w:sz w:val="24"/>
+        </w:rPr>
+        <w:t xml:space="preserve"> </w:t>
+      </w:r>
+      <w:r>
+        <w:rPr>
+          <w:rFonts w:ascii="Times New Roman" w:hAnsi="Times New Roman"/>
+          <w:sz w:val="24"/>
+        </w:rPr>
+        <w:t>Твоє́му</w:t>
+      </w:r>
+      <w:r>
+        <w:rPr>
+          <w:rFonts w:ascii="Times New Roman" w:hAnsi="Times New Roman"/>
+          <w:sz w:val="24"/>
+        </w:rPr>
+        <w:t>.</w:t>
+      </w:r>
+    </w:p>
+    <w:p>
+      <w:pPr>
+        <w:pStyle w:val="a"/>
+        <w:spacing w:after="120"/>
+      </w:pPr>
+      <w:r>
+        <w:rPr>
+          <w:rFonts w:ascii="Times New Roman" w:hAnsi="Times New Roman"/>
+          <w:sz w:val="24"/>
+        </w:rPr>
+        <w:t xml:space="preserve">Мене́ </w:t>
+      </w:r>
+      <w:r>
+        <w:rPr>
+          <w:rFonts w:ascii="Times New Roman" w:hAnsi="Times New Roman"/>
+          <w:sz w:val="24"/>
+        </w:rPr>
+        <w:t>обсту́плять</w:t>
+      </w:r>
+      <w:r>
+        <w:rPr>
+          <w:rFonts w:ascii="Times New Roman" w:hAnsi="Times New Roman"/>
+          <w:sz w:val="24"/>
+        </w:rPr>
+        <w:t xml:space="preserve"> </w:t>
+      </w:r>
+      <w:r>
+        <w:rPr>
+          <w:rFonts w:ascii="Times New Roman" w:hAnsi="Times New Roman"/>
+          <w:sz w:val="24"/>
+        </w:rPr>
+        <w:t>пра́ведники</w:t>
+      </w:r>
+      <w:r>
+        <w:rPr>
+          <w:rFonts w:ascii="Times New Roman" w:hAnsi="Times New Roman"/>
+          <w:sz w:val="24"/>
+        </w:rPr>
+        <w:t xml:space="preserve">,* бо Ти добро́ мені́ </w:t>
+      </w:r>
+      <w:r>
+        <w:rPr>
+          <w:rFonts w:ascii="Times New Roman" w:hAnsi="Times New Roman"/>
+          <w:sz w:val="24"/>
+        </w:rPr>
+        <w:t>вчи́ниш</w:t>
+      </w:r>
+      <w:r>
+        <w:rPr>
+          <w:rFonts w:ascii="Times New Roman" w:hAnsi="Times New Roman"/>
+          <w:sz w:val="24"/>
+        </w:rPr>
+        <w:t>.</w:t>
       </w:r>
     </w:p>
     <w:p>
@@ -8311,167 +9994,7 @@
           <w:sz w:val="24"/>
           <w:szCs w:val="24"/>
         </w:rPr>
-        <w:t>Псалом 141</w:t>
-      </w:r>
-    </w:p>
-    <w:p>
-      <w:pPr>
-        <w:spacing w:after="120"/>
-        <w:jc w:val="both"/>
-        <w:rPr>
-          <w:rFonts w:ascii="Times New Roman" w:hAnsi="Times New Roman" w:cs="Times New Roman"/>
-          <w:sz w:val="24"/>
-          <w:szCs w:val="24"/>
-        </w:rPr>
-      </w:pPr>
-      <w:r>
-        <w:rPr>
-          <w:rFonts w:ascii="Times New Roman" w:hAnsi="Times New Roman" w:cs="Times New Roman"/>
-          <w:sz w:val="24"/>
-          <w:szCs w:val="24"/>
-        </w:rPr>
-        <w:t>Я голосом моїм до Господа взиваю,* я голосом моїм до Господа молюся.</w:t>
-      </w:r>
-    </w:p>
-    <w:p>
-      <w:pPr>
-        <w:spacing w:after="120"/>
-        <w:jc w:val="both"/>
-        <w:rPr>
-          <w:rFonts w:ascii="Times New Roman" w:hAnsi="Times New Roman" w:cs="Times New Roman"/>
-          <w:sz w:val="24"/>
-          <w:szCs w:val="24"/>
-        </w:rPr>
-      </w:pPr>
-      <w:r>
-        <w:rPr>
-          <w:rFonts w:ascii="Times New Roman" w:hAnsi="Times New Roman" w:cs="Times New Roman"/>
-          <w:sz w:val="24"/>
-          <w:szCs w:val="24"/>
-        </w:rPr>
-        <w:t>Скаргу мою перед ним виливаю,* мою скруту йому я виявляю.</w:t>
-      </w:r>
-    </w:p>
-    <w:p>
-      <w:pPr>
-        <w:spacing w:after="120"/>
-        <w:jc w:val="both"/>
-        <w:rPr>
-          <w:rFonts w:ascii="Times New Roman" w:hAnsi="Times New Roman" w:cs="Times New Roman"/>
-          <w:sz w:val="24"/>
-          <w:szCs w:val="24"/>
-        </w:rPr>
-      </w:pPr>
-      <w:r>
-        <w:rPr>
-          <w:rFonts w:ascii="Times New Roman" w:hAnsi="Times New Roman" w:cs="Times New Roman"/>
-          <w:sz w:val="24"/>
-          <w:szCs w:val="24"/>
-        </w:rPr>
-        <w:t>Коли тривожиться в мені дух мій, ти знаєш мою стежку.* На дорозі</w:t>
-      </w:r>
-      <w:r>
-        <w:rPr>
-          <w:rFonts w:ascii="Times New Roman" w:hAnsi="Times New Roman" w:cs="Times New Roman"/>
-          <w:sz w:val="24"/>
-          <w:szCs w:val="24"/>
-        </w:rPr>
-        <w:t>, де я ступаю, тайно розставили сильце на мене.</w:t>
-      </w:r>
-    </w:p>
-    <w:p>
-      <w:pPr>
-        <w:spacing w:after="120"/>
-        <w:jc w:val="both"/>
-        <w:rPr>
-          <w:rFonts w:ascii="Times New Roman" w:hAnsi="Times New Roman" w:cs="Times New Roman"/>
-          <w:sz w:val="24"/>
-          <w:szCs w:val="24"/>
-        </w:rPr>
-      </w:pPr>
-      <w:r>
-        <w:rPr>
-          <w:rFonts w:ascii="Times New Roman" w:hAnsi="Times New Roman" w:cs="Times New Roman"/>
-          <w:sz w:val="24"/>
-          <w:szCs w:val="24"/>
-        </w:rPr>
-        <w:t>Поглянь праворуч і подивися:* нема нікого, хто дбав би за мене.</w:t>
-      </w:r>
-    </w:p>
-    <w:p>
-      <w:pPr>
-        <w:spacing w:after="120"/>
-        <w:jc w:val="both"/>
-        <w:rPr>
-          <w:rFonts w:ascii="Times New Roman" w:hAnsi="Times New Roman" w:cs="Times New Roman"/>
-          <w:sz w:val="24"/>
-          <w:szCs w:val="24"/>
-        </w:rPr>
-      </w:pPr>
-      <w:r>
-        <w:rPr>
-          <w:rFonts w:ascii="Times New Roman" w:hAnsi="Times New Roman" w:cs="Times New Roman"/>
-          <w:sz w:val="24"/>
-          <w:szCs w:val="24"/>
-        </w:rPr>
-        <w:t>Нема куди мені втікати,* нема нікого, хто піклувався би мною.</w:t>
-      </w:r>
-    </w:p>
-    <w:p>
-      <w:pPr>
-        <w:spacing w:after="120"/>
-        <w:jc w:val="both"/>
-        <w:rPr>
-          <w:rFonts w:ascii="Times New Roman" w:hAnsi="Times New Roman" w:cs="Times New Roman"/>
-          <w:sz w:val="24"/>
-          <w:szCs w:val="24"/>
-        </w:rPr>
-      </w:pPr>
-      <w:r>
-        <w:rPr>
-          <w:rFonts w:ascii="Times New Roman" w:eastAsia="Gungsuh" w:hAnsi="Times New Roman" w:cs="Times New Roman"/>
-          <w:sz w:val="24"/>
-          <w:szCs w:val="24"/>
-        </w:rPr>
-        <w:t>До тебе, Господи, взиваю й кажу:* Ти моє прибіжище, в землі живих ти − моя доля!</w:t>
-      </w:r>
-    </w:p>
-    <w:p>
-      <w:pPr>
-        <w:spacing w:after="120"/>
-        <w:jc w:val="both"/>
-        <w:rPr>
-          <w:rFonts w:ascii="Times New Roman" w:hAnsi="Times New Roman" w:cs="Times New Roman"/>
-          <w:sz w:val="24"/>
-          <w:szCs w:val="24"/>
-        </w:rPr>
-      </w:pPr>
-      <w:r>
-        <w:rPr>
-          <w:rFonts w:ascii="Times New Roman" w:hAnsi="Times New Roman" w:cs="Times New Roman"/>
-          <w:sz w:val="24"/>
-          <w:szCs w:val="24"/>
-        </w:rPr>
-        <w:t>Зверни увагу на моє благання,* бо я вельми нещасний.</w:t>
-      </w:r>
-    </w:p>
-    <w:p>
-      <w:pPr>
-        <w:spacing w:after="120"/>
-        <w:jc w:val="both"/>
-        <w:rPr>
-          <w:rFonts w:ascii="Times New Roman" w:hAnsi="Times New Roman" w:cs="Times New Roman"/>
-          <w:sz w:val="24"/>
-          <w:szCs w:val="24"/>
-        </w:rPr>
-      </w:pPr>
-      <w:r>
-        <w:rPr>
-          <w:rFonts w:ascii="Times New Roman" w:hAnsi="Times New Roman" w:cs="Times New Roman"/>
-          <w:sz w:val="24"/>
-          <w:szCs w:val="24"/>
-        </w:rPr>
-        <w:t>Спаси мене від гонителів моїх,* бо вони сильніші від мене.</w:t>
+        <w:t>Псалом 129</w:t>
       </w:r>
     </w:p>
     <w:p>
@@ -8482,55 +10005,16 @@
       <w:r>
         <w:rPr>
           <w:rFonts w:ascii="Times New Roman" w:hAnsi="Times New Roman"/>
-          <w:sz w:val="24"/>
-        </w:rPr>
-        <w:t>Ви́веди</w:t>
-      </w:r>
-      <w:r>
-        <w:rPr>
-          <w:rFonts w:ascii="Times New Roman" w:hAnsi="Times New Roman"/>
-          <w:sz w:val="24"/>
-        </w:rPr>
-        <w:t xml:space="preserve"> з </w:t>
-      </w:r>
-      <w:r>
-        <w:rPr>
-          <w:rFonts w:ascii="Times New Roman" w:hAnsi="Times New Roman"/>
-          <w:sz w:val="24"/>
-        </w:rPr>
-        <w:t>в’язни́ці</w:t>
-      </w:r>
-      <w:r>
-        <w:rPr>
-          <w:rFonts w:ascii="Times New Roman" w:hAnsi="Times New Roman"/>
-          <w:sz w:val="24"/>
-        </w:rPr>
-        <w:t xml:space="preserve"> мою́ </w:t>
-      </w:r>
-      <w:r>
-        <w:rPr>
-          <w:rFonts w:ascii="Times New Roman" w:hAnsi="Times New Roman"/>
-          <w:sz w:val="24"/>
-        </w:rPr>
-        <w:t>ду́шу</w:t>
-      </w:r>
-      <w:r>
-        <w:rPr>
-          <w:rFonts w:ascii="Times New Roman" w:hAnsi="Times New Roman"/>
-          <w:sz w:val="24"/>
-        </w:rPr>
-        <w:t xml:space="preserve">,* щоб </w:t>
-      </w:r>
-      <w:r>
-        <w:rPr>
-          <w:rFonts w:ascii="Times New Roman" w:hAnsi="Times New Roman"/>
-          <w:sz w:val="24"/>
-        </w:rPr>
-        <w:t>дя́кувати</w:t>
-      </w:r>
-      <w:r>
-        <w:rPr>
-          <w:rFonts w:ascii="Times New Roman" w:hAnsi="Times New Roman"/>
+          <w:i/>
+          <w:color w:val="FF0000"/>
+          <w:sz w:val="24"/>
+        </w:rPr>
+        <w:t>Стих:</w:t>
+      </w:r>
+      <w:r>
+        <w:rPr>
+          <w:rFonts w:ascii="Times New Roman" w:hAnsi="Times New Roman"/>
+          <w:i/>
           <w:sz w:val="24"/>
         </w:rPr>
         <w:t xml:space="preserve"> </w:t>
@@ -8539,13 +10023,23 @@
         <w:rPr>
           <w:rFonts w:ascii="Times New Roman" w:hAnsi="Times New Roman"/>
           <w:sz w:val="24"/>
-        </w:rPr>
-        <w:t>І́мені</w:t>
-      </w:r>
-      <w:r>
-        <w:rPr>
-          <w:rFonts w:ascii="Times New Roman" w:hAnsi="Times New Roman"/>
-          <w:sz w:val="24"/>
+          <w:u w:val="single"/>
+        </w:rPr>
+        <w:t xml:space="preserve">З </w:t>
+      </w:r>
+      <w:r>
+        <w:rPr>
+          <w:rFonts w:ascii="Times New Roman" w:hAnsi="Times New Roman"/>
+          <w:sz w:val="24"/>
+          <w:u w:val="single"/>
+        </w:rPr>
+        <w:t>глиби́н</w:t>
+      </w:r>
+      <w:r>
+        <w:rPr>
+          <w:rFonts w:ascii="Times New Roman" w:hAnsi="Times New Roman"/>
+          <w:sz w:val="24"/>
+          <w:u w:val="single"/>
         </w:rPr>
         <w:t xml:space="preserve"> </w:t>
       </w:r>
@@ -8553,259 +10047,118 @@
         <w:rPr>
           <w:rFonts w:ascii="Times New Roman" w:hAnsi="Times New Roman"/>
           <w:sz w:val="24"/>
-        </w:rPr>
-        <w:t>Твоє́му</w:t>
-      </w:r>
-      <w:r>
-        <w:rPr>
-          <w:rFonts w:ascii="Times New Roman" w:hAnsi="Times New Roman"/>
-          <w:sz w:val="24"/>
+          <w:u w:val="single"/>
+        </w:rPr>
+        <w:t>взива́ю</w:t>
+      </w:r>
+      <w:r>
+        <w:rPr>
+          <w:rFonts w:ascii="Times New Roman" w:hAnsi="Times New Roman"/>
+          <w:sz w:val="24"/>
+          <w:u w:val="single"/>
+        </w:rPr>
+        <w:t xml:space="preserve"> до </w:t>
+      </w:r>
+      <w:r>
+        <w:rPr>
+          <w:rFonts w:ascii="Times New Roman" w:hAnsi="Times New Roman"/>
+          <w:sz w:val="24"/>
+          <w:u w:val="single"/>
+        </w:rPr>
+        <w:t>Те́бе</w:t>
+      </w:r>
+      <w:r>
+        <w:rPr>
+          <w:rFonts w:ascii="Times New Roman" w:hAnsi="Times New Roman"/>
+          <w:sz w:val="24"/>
+          <w:u w:val="single"/>
+        </w:rPr>
+        <w:t xml:space="preserve">, </w:t>
+      </w:r>
+      <w:r>
+        <w:rPr>
+          <w:rFonts w:ascii="Times New Roman" w:hAnsi="Times New Roman"/>
+          <w:sz w:val="24"/>
+          <w:u w:val="single"/>
+        </w:rPr>
+        <w:t>Го́споди</w:t>
+      </w:r>
+      <w:r>
+        <w:rPr>
+          <w:rFonts w:ascii="Times New Roman" w:hAnsi="Times New Roman"/>
+          <w:sz w:val="24"/>
+          <w:u w:val="single"/>
+        </w:rPr>
+        <w:t xml:space="preserve">,* </w:t>
+      </w:r>
+      <w:r>
+        <w:rPr>
+          <w:rFonts w:ascii="Times New Roman" w:hAnsi="Times New Roman"/>
+          <w:sz w:val="24"/>
+          <w:u w:val="single"/>
+        </w:rPr>
+        <w:t>Го́споди</w:t>
+      </w:r>
+      <w:r>
+        <w:rPr>
+          <w:rFonts w:ascii="Times New Roman" w:hAnsi="Times New Roman"/>
+          <w:sz w:val="24"/>
+          <w:u w:val="single"/>
+        </w:rPr>
+        <w:t xml:space="preserve">, </w:t>
+      </w:r>
+      <w:r>
+        <w:rPr>
+          <w:rFonts w:ascii="Times New Roman" w:hAnsi="Times New Roman"/>
+          <w:sz w:val="24"/>
+          <w:u w:val="single"/>
+        </w:rPr>
+        <w:t>почу́й</w:t>
+      </w:r>
+      <w:r>
+        <w:rPr>
+          <w:rFonts w:ascii="Times New Roman" w:hAnsi="Times New Roman"/>
+          <w:sz w:val="24"/>
+          <w:u w:val="single"/>
+        </w:rPr>
+        <w:t xml:space="preserve"> мій </w:t>
+      </w:r>
+      <w:r>
+        <w:rPr>
+          <w:rFonts w:ascii="Times New Roman" w:hAnsi="Times New Roman"/>
+          <w:sz w:val="24"/>
+          <w:u w:val="single"/>
+        </w:rPr>
+        <w:t>го́лос</w:t>
+      </w:r>
+      <w:r>
+        <w:rPr>
+          <w:rFonts w:ascii="Times New Roman" w:hAnsi="Times New Roman"/>
+          <w:sz w:val="24"/>
+          <w:u w:val="single"/>
         </w:rPr>
         <w:t>.</w:t>
       </w:r>
     </w:p>
     <w:p>
       <w:pPr>
-        <w:pStyle w:val="a"/>
-        <w:spacing w:after="120"/>
-      </w:pPr>
-      <w:r>
-        <w:rPr>
-          <w:rFonts w:ascii="Times New Roman" w:hAnsi="Times New Roman"/>
-          <w:sz w:val="24"/>
-        </w:rPr>
-        <w:t xml:space="preserve">Мене́ </w:t>
-      </w:r>
-      <w:r>
-        <w:rPr>
-          <w:rFonts w:ascii="Times New Roman" w:hAnsi="Times New Roman"/>
-          <w:sz w:val="24"/>
-        </w:rPr>
-        <w:t>обсту́плять</w:t>
-      </w:r>
-      <w:r>
-        <w:rPr>
-          <w:rFonts w:ascii="Times New Roman" w:hAnsi="Times New Roman"/>
-          <w:sz w:val="24"/>
-        </w:rPr>
-        <w:t xml:space="preserve"> </w:t>
-      </w:r>
-      <w:r>
-        <w:rPr>
-          <w:rFonts w:ascii="Times New Roman" w:hAnsi="Times New Roman"/>
-          <w:sz w:val="24"/>
-        </w:rPr>
-        <w:t>пра́ведники</w:t>
-      </w:r>
-      <w:r>
-        <w:rPr>
-          <w:rFonts w:ascii="Times New Roman" w:hAnsi="Times New Roman"/>
-          <w:sz w:val="24"/>
-        </w:rPr>
-        <w:t xml:space="preserve">,* бо Ти добро́ мені́ </w:t>
-      </w:r>
-      <w:r>
-        <w:rPr>
-          <w:rFonts w:ascii="Times New Roman" w:hAnsi="Times New Roman"/>
-          <w:sz w:val="24"/>
-        </w:rPr>
-        <w:t>вчи́ниш</w:t>
-      </w:r>
-      <w:r>
-        <w:rPr>
-          <w:rFonts w:ascii="Times New Roman" w:hAnsi="Times New Roman"/>
-          <w:sz w:val="24"/>
-        </w:rPr>
-        <w:t>.</w:t>
-      </w:r>
-    </w:p>
-    <w:p>
-      <w:pPr>
-        <w:spacing w:after="120"/>
-        <w:jc w:val="center"/>
-        <w:rPr>
-          <w:rFonts w:ascii="Times New Roman" w:hAnsi="Times New Roman" w:cs="Times New Roman"/>
-          <w:b/>
-          <w:i/>
-          <w:color w:val="FF0000"/>
-          <w:sz w:val="24"/>
-          <w:szCs w:val="24"/>
-        </w:rPr>
-      </w:pPr>
-      <w:r>
-        <w:rPr>
-          <w:rFonts w:ascii="Times New Roman" w:hAnsi="Times New Roman" w:cs="Times New Roman"/>
-          <w:b/>
-          <w:i/>
-          <w:color w:val="FF0000"/>
-          <w:sz w:val="24"/>
-          <w:szCs w:val="24"/>
-        </w:rPr>
-        <w:t>Псалом 129</w:t>
-      </w:r>
-    </w:p>
-    <w:p>
-      <w:pPr>
-        <w:pStyle w:val="a"/>
-        <w:spacing w:after="120"/>
-      </w:pPr>
-      <w:r>
-        <w:rPr>
-          <w:rFonts w:ascii="Times New Roman" w:hAnsi="Times New Roman"/>
-          <w:i/>
-          <w:color w:val="FF0000"/>
-          <w:sz w:val="24"/>
-        </w:rPr>
-        <w:t>Стих:</w:t>
-      </w:r>
-      <w:r>
-        <w:rPr>
-          <w:rFonts w:ascii="Times New Roman" w:hAnsi="Times New Roman"/>
-          <w:i/>
-          <w:sz w:val="24"/>
-        </w:rPr>
-        <w:t xml:space="preserve"> </w:t>
-      </w:r>
-      <w:r>
-        <w:rPr>
-          <w:rFonts w:ascii="Times New Roman" w:hAnsi="Times New Roman"/>
-          <w:sz w:val="24"/>
-          <w:u w:val="single"/>
-        </w:rPr>
-        <w:t xml:space="preserve">З </w:t>
-      </w:r>
-      <w:r>
-        <w:rPr>
-          <w:rFonts w:ascii="Times New Roman" w:hAnsi="Times New Roman"/>
-          <w:sz w:val="24"/>
-          <w:u w:val="single"/>
-        </w:rPr>
-        <w:t>глиби́н</w:t>
-      </w:r>
-      <w:r>
-        <w:rPr>
-          <w:rFonts w:ascii="Times New Roman" w:hAnsi="Times New Roman"/>
-          <w:sz w:val="24"/>
-          <w:u w:val="single"/>
-        </w:rPr>
-        <w:t xml:space="preserve"> </w:t>
-      </w:r>
-      <w:r>
-        <w:rPr>
-          <w:rFonts w:ascii="Times New Roman" w:hAnsi="Times New Roman"/>
-          <w:sz w:val="24"/>
-          <w:u w:val="single"/>
-        </w:rPr>
-        <w:t>взива́ю</w:t>
-      </w:r>
-      <w:r>
-        <w:rPr>
-          <w:rFonts w:ascii="Times New Roman" w:hAnsi="Times New Roman"/>
-          <w:sz w:val="24"/>
-          <w:u w:val="single"/>
-        </w:rPr>
-        <w:t xml:space="preserve"> до </w:t>
-      </w:r>
-      <w:r>
-        <w:rPr>
-          <w:rFonts w:ascii="Times New Roman" w:hAnsi="Times New Roman"/>
-          <w:sz w:val="24"/>
-          <w:u w:val="single"/>
-        </w:rPr>
-        <w:t>Те́бе</w:t>
-      </w:r>
-      <w:r>
-        <w:rPr>
-          <w:rFonts w:ascii="Times New Roman" w:hAnsi="Times New Roman"/>
-          <w:sz w:val="24"/>
-          <w:u w:val="single"/>
-        </w:rPr>
-        <w:t xml:space="preserve">, </w:t>
-      </w:r>
-      <w:r>
-        <w:rPr>
-          <w:rFonts w:ascii="Times New Roman" w:hAnsi="Times New Roman"/>
-          <w:sz w:val="24"/>
-          <w:u w:val="single"/>
-        </w:rPr>
-        <w:t>Го́споди</w:t>
-      </w:r>
-      <w:r>
-        <w:rPr>
-          <w:rFonts w:ascii="Times New Roman" w:hAnsi="Times New Roman"/>
-          <w:sz w:val="24"/>
-          <w:u w:val="single"/>
-        </w:rPr>
-        <w:t xml:space="preserve">,* </w:t>
-      </w:r>
-      <w:r>
-        <w:rPr>
-          <w:rFonts w:ascii="Times New Roman" w:hAnsi="Times New Roman"/>
-          <w:sz w:val="24"/>
-          <w:u w:val="single"/>
-        </w:rPr>
-        <w:t>Го́споди</w:t>
-      </w:r>
-      <w:r>
-        <w:rPr>
-          <w:rFonts w:ascii="Times New Roman" w:hAnsi="Times New Roman"/>
-          <w:sz w:val="24"/>
-          <w:u w:val="single"/>
-        </w:rPr>
-        <w:t xml:space="preserve">, </w:t>
-      </w:r>
-      <w:r>
-        <w:rPr>
-          <w:rFonts w:ascii="Times New Roman" w:hAnsi="Times New Roman"/>
-          <w:sz w:val="24"/>
-          <w:u w:val="single"/>
-        </w:rPr>
-        <w:t>почу́й</w:t>
-      </w:r>
-      <w:r>
-        <w:rPr>
-          <w:rFonts w:ascii="Times New Roman" w:hAnsi="Times New Roman"/>
-          <w:sz w:val="24"/>
-          <w:u w:val="single"/>
-        </w:rPr>
-        <w:t xml:space="preserve"> мій </w:t>
-      </w:r>
-      <w:r>
-        <w:rPr>
-          <w:rFonts w:ascii="Times New Roman" w:hAnsi="Times New Roman"/>
-          <w:sz w:val="24"/>
-          <w:u w:val="single"/>
-        </w:rPr>
-        <w:t>го́лос</w:t>
-      </w:r>
-      <w:r>
-        <w:rPr>
-          <w:rFonts w:ascii="Times New Roman" w:hAnsi="Times New Roman"/>
-          <w:sz w:val="24"/>
-          <w:u w:val="single"/>
-        </w:rPr>
-        <w:t>.</w:t>
-      </w:r>
-    </w:p>
-    <w:p>
-      <w:pPr>
-        <w:spacing w:after="120"/>
-        <w:jc w:val="both"/>
-        <w:rPr>
-          <w:rFonts w:ascii="Times New Roman" w:hAnsi="Times New Roman" w:cs="Times New Roman"/>
-          <w:sz w:val="24"/>
-          <w:szCs w:val="24"/>
-        </w:rPr>
-      </w:pPr>
-      <w:r>
-        <w:rPr>
-          <w:rFonts w:ascii="Times New Roman" w:hAnsi="Times New Roman" w:cs="Times New Roman"/>
-          <w:i/>
-          <w:color w:val="FF0000"/>
-          <w:sz w:val="24"/>
-          <w:szCs w:val="24"/>
-        </w:rPr>
-        <w:t>(г. 4, подібний: Як хороброго):</w:t>
+        <w:spacing w:after="120"/>
+        <w:jc w:val="both"/>
+        <w:rPr>
+          <w:rFonts w:ascii="Times New Roman" w:hAnsi="Times New Roman" w:cs="Times New Roman"/>
+          <w:sz w:val="24"/>
+          <w:szCs w:val="24"/>
+        </w:rPr>
+      </w:pPr>
+      <w:r>
+        <w:rPr>
+          <w:rFonts w:ascii="Times New Roman" w:hAnsi="Times New Roman" w:cs="Times New Roman"/>
+          <w:i/>
+          <w:color w:val="FF0000"/>
+          <w:sz w:val="24"/>
+          <w:szCs w:val="24"/>
+        </w:rPr>
+        <w:t>(г. 4, подібний: Як хороброго):</w:t>
       </w:r>
       <w:r>
         <w:rPr>
@@ -9086,7 +10439,7 @@
           <w:sz w:val="24"/>
           <w:szCs w:val="24"/>
         </w:rPr>
-        <w:t>(г. 4, подібний: Дав єси знамено):</w:t>
+        <w:t>(г. 4, подібний: Дав єси знамено):</w:t>
       </w:r>
       <w:r>
         <w:rPr>
@@ -9857,7 +11210,7 @@
           <w:sz w:val="24"/>
           <w:szCs w:val="24"/>
         </w:rPr>
-        <w:t>(г. 6):</w:t>
+        <w:t>(г. 6):</w:t>
       </w:r>
       <w:r>
         <w:rPr>
@@ -10683,19 +12036,17 @@
       </w:pPr>
       <w:r>
         <w:rPr>
-          <w:rFonts w:ascii="Times New Roman" w:hAnsi="Times New Roman" w:cs="Times New Roman"/>
+          <w:rFonts w:ascii="Times New Roman" w:hAnsi="Times New Roman"/>
           <w:i/>
           <w:color w:val="FF4400"/>
           <w:sz w:val="24"/>
-          <w:szCs w:val="24"/>
         </w:rPr>
         <w:t>Священик:</w:t>
       </w:r>
       <w:r>
         <w:rPr>
-          <w:rFonts w:ascii="Times New Roman" w:hAnsi="Times New Roman" w:cs="Times New Roman"/>
-          <w:sz w:val="24"/>
-          <w:szCs w:val="24"/>
+          <w:rFonts w:ascii="Times New Roman" w:hAnsi="Times New Roman"/>
+          <w:sz w:val="24"/>
         </w:rPr>
         <w:t xml:space="preserve"> Мир всім.</w:t>
       </w:r>
@@ -13457,29 +14808,19 @@
       </w:pPr>
       <w:r>
         <w:rPr>
-          <w:rFonts w:ascii="Times New Roman" w:hAnsi="Times New Roman" w:cs="Times New Roman"/>
+          <w:rFonts w:ascii="Times New Roman" w:hAnsi="Times New Roman"/>
           <w:i/>
           <w:color w:val="FF4400"/>
           <w:sz w:val="24"/>
-          <w:szCs w:val="24"/>
         </w:rPr>
         <w:t>Священик:</w:t>
       </w:r>
       <w:r>
         <w:rPr>
-          <w:rFonts w:ascii="Times New Roman" w:hAnsi="Times New Roman" w:cs="Times New Roman"/>
-          <w:sz w:val="24"/>
-          <w:szCs w:val="24"/>
-        </w:rPr>
-        <w:t xml:space="preserve"> Бо Ти – Бог милости, ласк і людинолюбности, і Тобі славу віддаємо, Отцю, і Сину, і Святому Духові, нині, і повсякчас, і на в</w:t>
-      </w:r>
-      <w:r>
-        <w:rPr>
-          <w:rFonts w:ascii="Times New Roman" w:hAnsi="Times New Roman" w:cs="Times New Roman"/>
-          <w:sz w:val="24"/>
-          <w:szCs w:val="24"/>
-        </w:rPr>
-        <w:t>іки віків.</w:t>
+          <w:rFonts w:ascii="Times New Roman" w:hAnsi="Times New Roman"/>
+          <w:sz w:val="24"/>
+        </w:rPr>
+        <w:t xml:space="preserve"> Бо Ти – Бог милости, ласк і людинолюбности, і Тобі славу віддаємо, Отцю, і Сину, і Святому Духові, нині, і повсякчас, і на віки віків.</w:t>
       </w:r>
     </w:p>
     <w:p>
@@ -13532,19 +14873,17 @@
       </w:pPr>
       <w:r>
         <w:rPr>
-          <w:rFonts w:ascii="Times New Roman" w:hAnsi="Times New Roman" w:cs="Times New Roman"/>
+          <w:rFonts w:ascii="Times New Roman" w:hAnsi="Times New Roman"/>
           <w:i/>
           <w:color w:val="FF4400"/>
           <w:sz w:val="24"/>
-          <w:szCs w:val="24"/>
         </w:rPr>
         <w:t>Священик:</w:t>
       </w:r>
       <w:r>
         <w:rPr>
-          <w:rFonts w:ascii="Times New Roman" w:hAnsi="Times New Roman" w:cs="Times New Roman"/>
-          <w:sz w:val="24"/>
-          <w:szCs w:val="24"/>
+          <w:rFonts w:ascii="Times New Roman" w:hAnsi="Times New Roman"/>
+          <w:sz w:val="24"/>
         </w:rPr>
         <w:t xml:space="preserve"> Мир всім.</w:t>
       </w:r>
@@ -13798,7 +15137,7 @@
           <w:sz w:val="24"/>
           <w:szCs w:val="24"/>
         </w:rPr>
-        <w:t>(г. 2, подібний: Доме Євфратів):</w:t>
+        <w:t>(г. 2, подібний: Доме Євфратів):</w:t>
       </w:r>
       <w:r>
         <w:rPr>
@@ -13964,7 +15303,7 @@
           <w:sz w:val="24"/>
           <w:szCs w:val="24"/>
         </w:rPr>
-        <w:t>(г. 8):</w:t>
+        <w:t>(г. 8):</w:t>
       </w:r>
       <w:r>
         <w:rPr>
@@ -14018,7 +15357,7 @@
           <w:sz w:val="24"/>
           <w:szCs w:val="24"/>
         </w:rPr>
-        <w:t>(г. 2, болгарський):</w:t>
+        <w:t>(г. 2, болгарський):</w:t>
       </w:r>
       <w:r>
         <w:rPr>
@@ -14081,151 +15420,327 @@
     </w:p>
     <w:p>
       <w:pPr>
-        <w:spacing w:after="120"/>
-        <w:jc w:val="both"/>
-        <w:rPr>
-          <w:rFonts w:ascii="Times New Roman" w:hAnsi="Times New Roman" w:cs="Times New Roman"/>
-          <w:sz w:val="24"/>
-          <w:szCs w:val="24"/>
-        </w:rPr>
-      </w:pPr>
-      <w:r>
-        <w:rPr>
-          <w:rFonts w:ascii="Times New Roman" w:hAnsi="Times New Roman" w:cs="Times New Roman"/>
-          <w:sz w:val="24"/>
-          <w:szCs w:val="24"/>
-        </w:rPr>
-        <w:t xml:space="preserve">Нині відпускаєш слугу твого, Владико,* за твоїм словом у мирі. </w:t>
-      </w:r>
-    </w:p>
-    <w:p>
-      <w:pPr>
-        <w:spacing w:after="120"/>
-        <w:jc w:val="both"/>
-        <w:rPr>
-          <w:rFonts w:ascii="Times New Roman" w:hAnsi="Times New Roman" w:cs="Times New Roman"/>
-          <w:sz w:val="24"/>
-          <w:szCs w:val="24"/>
-        </w:rPr>
-      </w:pPr>
-      <w:r>
-        <w:rPr>
-          <w:rFonts w:ascii="Times New Roman" w:hAnsi="Times New Roman" w:cs="Times New Roman"/>
-          <w:sz w:val="24"/>
-          <w:szCs w:val="24"/>
-        </w:rPr>
-        <w:t xml:space="preserve">Бо побачили </w:t>
-      </w:r>
-      <w:r>
-        <w:rPr>
-          <w:rFonts w:ascii="Times New Roman" w:hAnsi="Times New Roman" w:cs="Times New Roman"/>
-          <w:sz w:val="24"/>
-          <w:szCs w:val="24"/>
-        </w:rPr>
-        <w:t xml:space="preserve">очі мої* спасіння твоє, </w:t>
-      </w:r>
-    </w:p>
-    <w:p>
-      <w:pPr>
-        <w:spacing w:after="120"/>
-        <w:jc w:val="both"/>
-        <w:rPr>
-          <w:rFonts w:ascii="Times New Roman" w:hAnsi="Times New Roman" w:cs="Times New Roman"/>
-          <w:sz w:val="24"/>
-          <w:szCs w:val="24"/>
-        </w:rPr>
-      </w:pPr>
-      <w:r>
-        <w:rPr>
-          <w:rFonts w:ascii="Times New Roman" w:hAnsi="Times New Roman" w:cs="Times New Roman"/>
-          <w:sz w:val="24"/>
-          <w:szCs w:val="24"/>
-        </w:rPr>
-        <w:t xml:space="preserve">що приготував ти* перед усіма народами. </w:t>
-      </w:r>
-    </w:p>
-    <w:p>
-      <w:pPr>
-        <w:spacing w:after="120"/>
-        <w:jc w:val="both"/>
-        <w:rPr>
-          <w:rFonts w:ascii="Times New Roman" w:hAnsi="Times New Roman" w:cs="Times New Roman"/>
-          <w:sz w:val="24"/>
-          <w:szCs w:val="24"/>
-        </w:rPr>
-      </w:pPr>
-      <w:r>
-        <w:rPr>
-          <w:rFonts w:ascii="Times New Roman" w:hAnsi="Times New Roman" w:cs="Times New Roman"/>
-          <w:sz w:val="24"/>
-          <w:szCs w:val="24"/>
-        </w:rPr>
-        <w:t>Світло на просвіту поганам,* і славу люду твого, Ізраїля.</w:t>
-      </w:r>
-    </w:p>
-    <w:p>
-      <w:pPr>
-        <w:spacing w:after="120"/>
-        <w:jc w:val="both"/>
-        <w:rPr>
-          <w:rFonts w:ascii="Times New Roman" w:hAnsi="Times New Roman" w:cs="Times New Roman"/>
-          <w:sz w:val="24"/>
-          <w:szCs w:val="24"/>
-        </w:rPr>
-      </w:pPr>
-      <w:r>
-        <w:rPr>
-          <w:rFonts w:ascii="Times New Roman" w:hAnsi="Times New Roman" w:cs="Times New Roman"/>
-          <w:sz w:val="24"/>
-          <w:szCs w:val="24"/>
-        </w:rPr>
-        <w:t xml:space="preserve">Святий Боже, святий Кріпкий, святий Безсмертний, помилуй нас </w:t>
-      </w:r>
-      <w:r>
-        <w:rPr>
-          <w:rFonts w:ascii="Times New Roman" w:hAnsi="Times New Roman" w:cs="Times New Roman"/>
-          <w:i/>
-          <w:color w:val="FF0000"/>
-          <w:sz w:val="24"/>
-          <w:szCs w:val="24"/>
-        </w:rPr>
-        <w:t>(3 р.)</w:t>
-      </w:r>
-      <w:r>
-        <w:rPr>
-          <w:rFonts w:ascii="Times New Roman" w:hAnsi="Times New Roman" w:cs="Times New Roman"/>
-          <w:i/>
-          <w:sz w:val="24"/>
-          <w:szCs w:val="24"/>
+        <w:pStyle w:val="a"/>
+        <w:spacing w:after="120"/>
+      </w:pPr>
+      <w:r>
+        <w:rPr>
+          <w:rFonts w:ascii="Times New Roman" w:hAnsi="Times New Roman"/>
+          <w:sz w:val="24"/>
+        </w:rPr>
+        <w:t>Ни́ні</w:t>
+      </w:r>
+      <w:r>
+        <w:rPr>
+          <w:rFonts w:ascii="Times New Roman" w:hAnsi="Times New Roman"/>
+          <w:sz w:val="24"/>
+        </w:rPr>
+        <w:t xml:space="preserve"> </w:t>
+      </w:r>
+      <w:r>
+        <w:rPr>
+          <w:rFonts w:ascii="Times New Roman" w:hAnsi="Times New Roman"/>
+          <w:sz w:val="24"/>
+        </w:rPr>
+        <w:t>відпуска́єш</w:t>
+      </w:r>
+      <w:r>
+        <w:rPr>
+          <w:rFonts w:ascii="Times New Roman" w:hAnsi="Times New Roman"/>
+          <w:sz w:val="24"/>
+        </w:rPr>
+        <w:t xml:space="preserve"> слугу́ Твого́, </w:t>
+      </w:r>
+      <w:r>
+        <w:rPr>
+          <w:rFonts w:ascii="Times New Roman" w:hAnsi="Times New Roman"/>
+          <w:sz w:val="24"/>
+        </w:rPr>
+        <w:t>Влади́ко</w:t>
+      </w:r>
+      <w:r>
+        <w:rPr>
+          <w:rFonts w:ascii="Times New Roman" w:hAnsi="Times New Roman"/>
+          <w:sz w:val="24"/>
+        </w:rPr>
+        <w:t xml:space="preserve">,* за </w:t>
+      </w:r>
+      <w:r>
+        <w:rPr>
+          <w:rFonts w:ascii="Times New Roman" w:hAnsi="Times New Roman"/>
+          <w:sz w:val="24"/>
+        </w:rPr>
+        <w:t>Твої́м</w:t>
+      </w:r>
+      <w:r>
+        <w:rPr>
+          <w:rFonts w:ascii="Times New Roman" w:hAnsi="Times New Roman"/>
+          <w:sz w:val="24"/>
+        </w:rPr>
+        <w:t xml:space="preserve"> </w:t>
+      </w:r>
+      <w:r>
+        <w:rPr>
+          <w:rFonts w:ascii="Times New Roman" w:hAnsi="Times New Roman"/>
+          <w:sz w:val="24"/>
+        </w:rPr>
+        <w:t>сло́вом</w:t>
+      </w:r>
+      <w:r>
+        <w:rPr>
+          <w:rFonts w:ascii="Times New Roman" w:hAnsi="Times New Roman"/>
+          <w:sz w:val="24"/>
+        </w:rPr>
+        <w:t xml:space="preserve"> у </w:t>
+      </w:r>
+      <w:r>
+        <w:rPr>
+          <w:rFonts w:ascii="Times New Roman" w:hAnsi="Times New Roman"/>
+          <w:sz w:val="24"/>
+        </w:rPr>
+        <w:t>ми́рі</w:t>
+      </w:r>
+      <w:r>
+        <w:rPr>
+          <w:rFonts w:ascii="Times New Roman" w:hAnsi="Times New Roman"/>
+          <w:sz w:val="24"/>
         </w:rPr>
         <w:t>.</w:t>
       </w:r>
     </w:p>
     <w:p>
       <w:pPr>
-        <w:spacing w:after="120"/>
-        <w:jc w:val="both"/>
-        <w:rPr>
-          <w:rFonts w:ascii="Times New Roman" w:hAnsi="Times New Roman" w:cs="Times New Roman"/>
-          <w:sz w:val="24"/>
-          <w:szCs w:val="24"/>
-        </w:rPr>
-      </w:pPr>
-      <w:r>
-        <w:rPr>
-          <w:rFonts w:ascii="Times New Roman" w:hAnsi="Times New Roman" w:cs="Times New Roman"/>
-          <w:sz w:val="24"/>
-          <w:szCs w:val="24"/>
-        </w:rPr>
-        <w:t>Слава Отцю, і Сину, і Святому Духові,* і нині і повсякчас, і на</w:t>
-      </w:r>
-      <w:r>
-        <w:rPr>
-          <w:rFonts w:ascii="Times New Roman" w:hAnsi="Times New Roman" w:cs="Times New Roman"/>
-          <w:sz w:val="24"/>
-          <w:szCs w:val="24"/>
-        </w:rPr>
-        <w:t xml:space="preserve"> віки віків. Амінь.</w:t>
+        <w:pStyle w:val="a"/>
+        <w:spacing w:after="120"/>
+      </w:pPr>
+      <w:r>
+        <w:rPr>
+          <w:rFonts w:ascii="Times New Roman" w:hAnsi="Times New Roman"/>
+          <w:sz w:val="24"/>
+        </w:rPr>
+        <w:t xml:space="preserve">Бо </w:t>
+      </w:r>
+      <w:r>
+        <w:rPr>
+          <w:rFonts w:ascii="Times New Roman" w:hAnsi="Times New Roman"/>
+          <w:sz w:val="24"/>
+        </w:rPr>
+        <w:t>поба́чили</w:t>
+      </w:r>
+      <w:r>
+        <w:rPr>
+          <w:rFonts w:ascii="Times New Roman" w:hAnsi="Times New Roman"/>
+          <w:sz w:val="24"/>
+        </w:rPr>
+        <w:t xml:space="preserve"> </w:t>
+      </w:r>
+      <w:r>
+        <w:rPr>
+          <w:rFonts w:ascii="Times New Roman" w:hAnsi="Times New Roman"/>
+          <w:sz w:val="24"/>
+        </w:rPr>
+        <w:t>о́чі</w:t>
+      </w:r>
+      <w:r>
+        <w:rPr>
+          <w:rFonts w:ascii="Times New Roman" w:hAnsi="Times New Roman"/>
+          <w:sz w:val="24"/>
+        </w:rPr>
+        <w:t xml:space="preserve"> мої́* </w:t>
+      </w:r>
+      <w:r>
+        <w:rPr>
+          <w:rFonts w:ascii="Times New Roman" w:hAnsi="Times New Roman"/>
+          <w:sz w:val="24"/>
+        </w:rPr>
+        <w:t>спасі́ння</w:t>
+      </w:r>
+      <w:r>
+        <w:rPr>
+          <w:rFonts w:ascii="Times New Roman" w:hAnsi="Times New Roman"/>
+          <w:sz w:val="24"/>
+        </w:rPr>
+        <w:t xml:space="preserve"> Твоє́;</w:t>
+      </w:r>
+    </w:p>
+    <w:p>
+      <w:pPr>
+        <w:pStyle w:val="a"/>
+        <w:spacing w:after="120"/>
+      </w:pPr>
+      <w:r>
+        <w:rPr>
+          <w:rFonts w:ascii="Times New Roman" w:hAnsi="Times New Roman"/>
+          <w:sz w:val="24"/>
+        </w:rPr>
+        <w:t xml:space="preserve">Що </w:t>
+      </w:r>
+      <w:r>
+        <w:rPr>
+          <w:rFonts w:ascii="Times New Roman" w:hAnsi="Times New Roman"/>
+          <w:sz w:val="24"/>
+        </w:rPr>
+        <w:t>приготува́в</w:t>
+      </w:r>
+      <w:r>
+        <w:rPr>
+          <w:rFonts w:ascii="Times New Roman" w:hAnsi="Times New Roman"/>
+          <w:sz w:val="24"/>
+        </w:rPr>
+        <w:t xml:space="preserve"> Ти* </w:t>
+      </w:r>
+      <w:r>
+        <w:rPr>
+          <w:rFonts w:ascii="Times New Roman" w:hAnsi="Times New Roman"/>
+          <w:sz w:val="24"/>
+        </w:rPr>
+        <w:t>пе́ред</w:t>
+      </w:r>
+      <w:r>
+        <w:rPr>
+          <w:rFonts w:ascii="Times New Roman" w:hAnsi="Times New Roman"/>
+          <w:sz w:val="24"/>
+        </w:rPr>
+        <w:t xml:space="preserve"> усіма́ </w:t>
+      </w:r>
+      <w:r>
+        <w:rPr>
+          <w:rFonts w:ascii="Times New Roman" w:hAnsi="Times New Roman"/>
+          <w:sz w:val="24"/>
+        </w:rPr>
+        <w:t>наро́дами</w:t>
+      </w:r>
+      <w:r>
+        <w:rPr>
+          <w:rFonts w:ascii="Times New Roman" w:hAnsi="Times New Roman"/>
+          <w:sz w:val="24"/>
+        </w:rPr>
+        <w:t>;</w:t>
+      </w:r>
+    </w:p>
+    <w:p>
+      <w:pPr>
+        <w:pStyle w:val="a"/>
+        <w:spacing w:after="120"/>
+      </w:pPr>
+      <w:r>
+        <w:rPr>
+          <w:rFonts w:ascii="Times New Roman" w:hAnsi="Times New Roman"/>
+          <w:sz w:val="24"/>
+        </w:rPr>
+        <w:t>Сві́тло</w:t>
+      </w:r>
+      <w:r>
+        <w:rPr>
+          <w:rFonts w:ascii="Times New Roman" w:hAnsi="Times New Roman"/>
+          <w:sz w:val="24"/>
+        </w:rPr>
+        <w:t xml:space="preserve"> на </w:t>
+      </w:r>
+      <w:r>
+        <w:rPr>
+          <w:rFonts w:ascii="Times New Roman" w:hAnsi="Times New Roman"/>
+          <w:sz w:val="24"/>
+        </w:rPr>
+        <w:t>просві́ту</w:t>
+      </w:r>
+      <w:r>
+        <w:rPr>
+          <w:rFonts w:ascii="Times New Roman" w:hAnsi="Times New Roman"/>
+          <w:sz w:val="24"/>
+        </w:rPr>
+        <w:t xml:space="preserve"> </w:t>
+      </w:r>
+      <w:r>
+        <w:rPr>
+          <w:rFonts w:ascii="Times New Roman" w:hAnsi="Times New Roman"/>
+          <w:sz w:val="24"/>
+        </w:rPr>
+        <w:t>пога́нам</w:t>
+      </w:r>
+      <w:r>
+        <w:rPr>
+          <w:rFonts w:ascii="Times New Roman" w:hAnsi="Times New Roman"/>
+          <w:sz w:val="24"/>
+        </w:rPr>
+        <w:t xml:space="preserve">,* і </w:t>
+      </w:r>
+      <w:r>
+        <w:rPr>
+          <w:rFonts w:ascii="Times New Roman" w:hAnsi="Times New Roman"/>
+          <w:sz w:val="24"/>
+        </w:rPr>
+        <w:t>сла́ву</w:t>
+      </w:r>
+      <w:r>
+        <w:rPr>
+          <w:rFonts w:ascii="Times New Roman" w:hAnsi="Times New Roman"/>
+          <w:sz w:val="24"/>
+        </w:rPr>
+        <w:t xml:space="preserve"> </w:t>
+      </w:r>
+      <w:r>
+        <w:rPr>
+          <w:rFonts w:ascii="Times New Roman" w:hAnsi="Times New Roman"/>
+          <w:sz w:val="24"/>
+        </w:rPr>
+        <w:t>лю́ду</w:t>
+      </w:r>
+      <w:r>
+        <w:rPr>
+          <w:rFonts w:ascii="Times New Roman" w:hAnsi="Times New Roman"/>
+          <w:sz w:val="24"/>
+        </w:rPr>
+        <w:t xml:space="preserve"> Твого́, </w:t>
+      </w:r>
+      <w:r>
+        <w:rPr>
+          <w:rFonts w:ascii="Times New Roman" w:hAnsi="Times New Roman"/>
+          <w:sz w:val="24"/>
+        </w:rPr>
+        <w:t>Ізра́їля</w:t>
+      </w:r>
+      <w:r>
+        <w:rPr>
+          <w:rFonts w:ascii="Times New Roman" w:hAnsi="Times New Roman"/>
+          <w:sz w:val="24"/>
+        </w:rPr>
+        <w:t>.</w:t>
+      </w:r>
+    </w:p>
+    <w:p>
+      <w:pPr>
+        <w:pStyle w:val="a"/>
+        <w:spacing w:after="120"/>
+      </w:pPr>
+      <w:r>
+        <w:rPr>
+          <w:rFonts w:ascii="Times New Roman" w:hAnsi="Times New Roman"/>
+          <w:sz w:val="24"/>
+        </w:rPr>
+        <w:t xml:space="preserve">Святий Боже, святий Кріпкий, святий Безсмертний, помилуй нас. </w:t>
+      </w:r>
+      <w:r>
+        <w:rPr>
+          <w:rFonts w:ascii="Times New Roman" w:hAnsi="Times New Roman"/>
+          <w:i/>
+          <w:color w:val="FF0000"/>
+          <w:sz w:val="24"/>
+        </w:rPr>
+        <w:t>(3 р.)</w:t>
+      </w:r>
+    </w:p>
+    <w:p>
+      <w:pPr>
+        <w:pStyle w:val="a"/>
+        <w:spacing w:after="120"/>
+      </w:pPr>
+      <w:r>
+        <w:rPr>
+          <w:rFonts w:ascii="Times New Roman" w:hAnsi="Times New Roman"/>
+          <w:sz w:val="24"/>
+        </w:rPr>
+        <w:t>Слава Отцю, і Сину, і Святому Духові,* і нині і повсякчас, і на віки віків. Амінь.</w:t>
       </w:r>
     </w:p>
     <w:p>
@@ -14274,7 +15789,7 @@
           <w:sz w:val="24"/>
           <w:szCs w:val="24"/>
         </w:rPr>
-        <w:t>(3 р.)</w:t>
+        <w:t>(3 р.)</w:t>
       </w:r>
       <w:r>
         <w:rPr>
@@ -14288,35 +15803,135 @@
     </w:p>
     <w:p>
       <w:pPr>
-        <w:spacing w:after="120"/>
-        <w:rPr>
-          <w:rFonts w:ascii="Times New Roman" w:hAnsi="Times New Roman" w:cs="Times New Roman"/>
-        </w:rPr>
-      </w:pPr>
-      <w:r>
-        <w:rPr>
-          <w:rFonts w:ascii="Times New Roman" w:hAnsi="Times New Roman" w:cs="Times New Roman"/>
-          <w:sz w:val="24"/>
-          <w:szCs w:val="24"/>
-        </w:rPr>
-        <w:t>Слава Отцю, і Сину, і Святому Духові.* І</w:t>
-      </w:r>
-      <w:r>
-        <w:rPr>
-          <w:rFonts w:ascii="Times New Roman" w:hAnsi="Times New Roman" w:cs="Times New Roman"/>
+        <w:pStyle w:val="a"/>
+        <w:spacing w:after="120"/>
+      </w:pPr>
+      <w:r>
+        <w:rPr>
+          <w:rFonts w:ascii="Times New Roman" w:hAnsi="Times New Roman"/>
+          <w:sz w:val="24"/>
+        </w:rPr>
+        <w:t xml:space="preserve">Слава </w:t>
+      </w:r>
+      <w:r>
+        <w:rPr>
+          <w:rFonts w:ascii="Times New Roman" w:hAnsi="Times New Roman"/>
+          <w:sz w:val="24"/>
+        </w:rPr>
+        <w:t>Отцю</w:t>
+      </w:r>
+      <w:r>
+        <w:rPr>
+          <w:rFonts w:ascii="Times New Roman" w:hAnsi="Times New Roman"/>
+          <w:sz w:val="24"/>
+        </w:rPr>
+        <w:t xml:space="preserve">, і Сину, і Святому </w:t>
+      </w:r>
+      <w:r>
+        <w:rPr>
+          <w:rFonts w:ascii="Times New Roman" w:hAnsi="Times New Roman"/>
+          <w:sz w:val="24"/>
+        </w:rPr>
+        <w:t>Духові</w:t>
+      </w:r>
+      <w:r>
+        <w:rPr>
+          <w:rFonts w:ascii="Times New Roman" w:hAnsi="Times New Roman"/>
+          <w:sz w:val="24"/>
+        </w:rPr>
+        <w:t>,</w:t>
+      </w:r>
+      <w:r>
+        <w:rPr>
+          <w:rFonts w:ascii="Times New Roman" w:hAnsi="Times New Roman"/>
+          <w:sz w:val="24"/>
+        </w:rPr>
+        <w:t xml:space="preserve">* </w:t>
+      </w:r>
+      <w:r>
+        <w:rPr>
+          <w:rFonts w:ascii="Times New Roman" w:hAnsi="Times New Roman"/>
+          <w:sz w:val="24"/>
+        </w:rPr>
+        <w:t>і</w:t>
+      </w:r>
+      <w:r>
+        <w:rPr>
+          <w:rFonts w:ascii="Times New Roman" w:hAnsi="Times New Roman"/>
           <w:b/>
           <w:sz w:val="24"/>
-          <w:szCs w:val="24"/>
         </w:rPr>
         <w:t xml:space="preserve"> </w:t>
       </w:r>
       <w:r>
         <w:rPr>
-          <w:rFonts w:ascii="Times New Roman" w:hAnsi="Times New Roman" w:cs="Times New Roman"/>
-          <w:sz w:val="24"/>
-          <w:szCs w:val="24"/>
-        </w:rPr>
-        <w:t>нині і повсякчас, і на віки віків. Амінь.</w:t>
+          <w:rFonts w:ascii="Times New Roman" w:hAnsi="Times New Roman"/>
+          <w:sz w:val="24"/>
+        </w:rPr>
+        <w:t>нині</w:t>
+      </w:r>
+      <w:r>
+        <w:rPr>
+          <w:rFonts w:ascii="Times New Roman" w:hAnsi="Times New Roman"/>
+          <w:sz w:val="24"/>
+        </w:rPr>
+        <w:t xml:space="preserve"> і </w:t>
+      </w:r>
+      <w:r>
+        <w:rPr>
+          <w:rFonts w:ascii="Times New Roman" w:hAnsi="Times New Roman"/>
+          <w:sz w:val="24"/>
+        </w:rPr>
+        <w:t>повсякчас</w:t>
+      </w:r>
+      <w:r>
+        <w:rPr>
+          <w:rFonts w:ascii="Times New Roman" w:hAnsi="Times New Roman"/>
+          <w:sz w:val="24"/>
+        </w:rPr>
+        <w:t xml:space="preserve">, і на </w:t>
+      </w:r>
+      <w:r>
+        <w:rPr>
+          <w:rFonts w:ascii="Times New Roman" w:hAnsi="Times New Roman"/>
+          <w:sz w:val="24"/>
+        </w:rPr>
+        <w:t>віки</w:t>
+      </w:r>
+      <w:r>
+        <w:rPr>
+          <w:rFonts w:ascii="Times New Roman" w:hAnsi="Times New Roman"/>
+          <w:sz w:val="24"/>
+        </w:rPr>
+        <w:t xml:space="preserve"> </w:t>
+      </w:r>
+      <w:r>
+        <w:rPr>
+          <w:rFonts w:ascii="Times New Roman" w:hAnsi="Times New Roman"/>
+          <w:sz w:val="24"/>
+        </w:rPr>
+        <w:t>віків</w:t>
+      </w:r>
+      <w:r>
+        <w:rPr>
+          <w:rFonts w:ascii="Times New Roman" w:hAnsi="Times New Roman"/>
+          <w:sz w:val="24"/>
+        </w:rPr>
+        <w:t xml:space="preserve">. </w:t>
+      </w:r>
+      <w:r>
+        <w:rPr>
+          <w:rFonts w:ascii="Times New Roman" w:hAnsi="Times New Roman"/>
+          <w:sz w:val="24"/>
+        </w:rPr>
+        <w:t>Амінь</w:t>
+      </w:r>
+      <w:r>
+        <w:rPr>
+          <w:rFonts w:ascii="Times New Roman" w:hAnsi="Times New Roman"/>
+          <w:sz w:val="24"/>
+        </w:rPr>
+        <w:t>.</w:t>
       </w:r>
     </w:p>
     <w:p>
@@ -14658,19 +16273,17 @@
       </w:pPr>
       <w:r>
         <w:rPr>
-          <w:rFonts w:ascii="Times New Roman" w:hAnsi="Times New Roman" w:cs="Times New Roman"/>
+          <w:rFonts w:ascii="Times New Roman" w:hAnsi="Times New Roman"/>
           <w:i/>
           <w:color w:val="FF4400"/>
           <w:sz w:val="24"/>
-          <w:szCs w:val="24"/>
         </w:rPr>
         <w:t>Священик:</w:t>
       </w:r>
       <w:r>
         <w:rPr>
-          <w:rFonts w:ascii="Times New Roman" w:hAnsi="Times New Roman" w:cs="Times New Roman"/>
-          <w:sz w:val="24"/>
-          <w:szCs w:val="24"/>
+          <w:rFonts w:ascii="Times New Roman" w:hAnsi="Times New Roman"/>
+          <w:sz w:val="24"/>
         </w:rPr>
         <w:t xml:space="preserve"> Благословенний Христос, Бог наш, завжди, нині і повсякчас, і на віки віків.</w:t>
       </w:r>
@@ -14725,19 +16338,17 @@
       </w:pPr>
       <w:r>
         <w:rPr>
-          <w:rFonts w:ascii="Times New Roman" w:hAnsi="Times New Roman" w:cs="Times New Roman"/>
+          <w:rFonts w:ascii="Times New Roman" w:hAnsi="Times New Roman"/>
           <w:i/>
           <w:color w:val="FF4400"/>
           <w:sz w:val="24"/>
-          <w:szCs w:val="24"/>
         </w:rPr>
         <w:t>Священик:</w:t>
       </w:r>
       <w:r>
         <w:rPr>
-          <w:rFonts w:ascii="Times New Roman" w:hAnsi="Times New Roman" w:cs="Times New Roman"/>
-          <w:sz w:val="24"/>
-          <w:szCs w:val="24"/>
+          <w:rFonts w:ascii="Times New Roman" w:hAnsi="Times New Roman"/>
+          <w:sz w:val="24"/>
         </w:rPr>
         <w:t xml:space="preserve"> Пресвята Богородице, спаси нас.</w:t>
       </w:r>
@@ -14791,19 +16402,17 @@
       </w:pPr>
       <w:r>
         <w:rPr>
-          <w:rFonts w:ascii="Times New Roman" w:hAnsi="Times New Roman" w:cs="Times New Roman"/>
+          <w:rFonts w:ascii="Times New Roman" w:hAnsi="Times New Roman"/>
           <w:i/>
           <w:color w:val="FF4400"/>
           <w:sz w:val="24"/>
-          <w:szCs w:val="24"/>
         </w:rPr>
         <w:t>Священик:</w:t>
       </w:r>
       <w:r>
         <w:rPr>
-          <w:rFonts w:ascii="Times New Roman" w:hAnsi="Times New Roman" w:cs="Times New Roman"/>
-          <w:sz w:val="24"/>
-          <w:szCs w:val="24"/>
+          <w:rFonts w:ascii="Times New Roman" w:hAnsi="Times New Roman"/>
+          <w:sz w:val="24"/>
         </w:rPr>
         <w:t xml:space="preserve"> Слава тобі, Христе Боже, надіє наша, слава тобі!</w:t>
       </w:r>
@@ -14844,7 +16453,7 @@
           <w:sz w:val="24"/>
           <w:szCs w:val="24"/>
         </w:rPr>
-        <w:t>(3 р.)</w:t>
+        <w:t>(3 р.)</w:t>
       </w:r>
       <w:r>
         <w:rPr>
@@ -14865,54 +16474,37 @@
       </w:r>
     </w:p>
     <w:p>
-      <w:pPr>
-        <w:rPr>
-          <w:rFonts w:ascii="Times New Roman" w:hAnsi="Times New Roman" w:cs="Times New Roman"/>
-        </w:rPr>
-      </w:pPr>
-      <w:r>
-        <w:rPr>
-          <w:rFonts w:ascii="Times New Roman" w:hAnsi="Times New Roman" w:cs="Times New Roman"/>
+      <w:r>
+        <w:rPr>
+          <w:rFonts w:ascii="Times New Roman" w:hAnsi="Times New Roman"/>
           <w:i/>
           <w:color w:val="FF4400"/>
           <w:sz w:val="24"/>
-          <w:szCs w:val="24"/>
         </w:rPr>
         <w:t>Священик:</w:t>
       </w:r>
       <w:r>
         <w:rPr>
-          <w:rFonts w:ascii="Times New Roman" w:hAnsi="Times New Roman" w:cs="Times New Roman"/>
-          <w:sz w:val="24"/>
-          <w:szCs w:val="24"/>
-        </w:rPr>
-        <w:t xml:space="preserve"> Христос, істинний Бог наш - молитвами пречистої Своєї Матері, святих славних і всехвальних апостолів, святого, </w:t>
-      </w:r>
-      <w:r>
-        <w:rPr>
-          <w:rFonts w:ascii="Times New Roman" w:hAnsi="Times New Roman" w:cs="Times New Roman"/>
+          <w:rFonts w:ascii="Times New Roman" w:hAnsi="Times New Roman"/>
+          <w:sz w:val="24"/>
+        </w:rPr>
+        <w:t xml:space="preserve"> Христос, істинний Бог наш - молитвами пречистої Своєї Матері, заступництвом святих славних і всехвальних апостолів, святого, </w:t>
+      </w:r>
+      <w:r>
+        <w:rPr>
+          <w:rFonts w:ascii="Times New Roman" w:hAnsi="Times New Roman"/>
           <w:i/>
           <w:color w:val="FF4400"/>
           <w:sz w:val="24"/>
-          <w:szCs w:val="24"/>
         </w:rPr>
         <w:t>якого є храм</w:t>
       </w:r>
       <w:r>
         <w:rPr>
-          <w:rFonts w:ascii="Times New Roman" w:hAnsi="Times New Roman" w:cs="Times New Roman"/>
-          <w:sz w:val="24"/>
-          <w:szCs w:val="24"/>
-        </w:rPr>
-        <w:t>, пр</w:t>
-      </w:r>
-      <w:r>
-        <w:rPr>
-          <w:rFonts w:ascii="Times New Roman" w:hAnsi="Times New Roman" w:cs="Times New Roman"/>
-          <w:sz w:val="24"/>
-          <w:szCs w:val="24"/>
-        </w:rPr>
-        <w:t>еподобного Теодосія, ігумена Печерського, якого чесних мощів перенесення сьогодні пам'ять світло звершуємо, святого пророка Міхея і всіх святих - помилує і спасе нас як благий і людинолюбний.</w:t>
+          <w:rFonts w:ascii="Times New Roman" w:hAnsi="Times New Roman"/>
+          <w:sz w:val="24"/>
+        </w:rPr>
+        <w:t>, преподобного Теодосія, ігумена Печерського, що його чесних мощів перенесення сьогодні пам'ять світло звершуємо, святого пророка Міхея і всіх святих - помилує і спасе нас як благий і людинолюбний.</w:t>
       </w:r>
     </w:p>
     <w:p>
@@ -15092,19 +16684,17 @@
       </w:pPr>
       <w:r>
         <w:rPr>
-          <w:rFonts w:ascii="Times New Roman" w:hAnsi="Times New Roman" w:cs="Times New Roman"/>
+          <w:rFonts w:ascii="Times New Roman" w:hAnsi="Times New Roman"/>
           <w:i/>
           <w:color w:val="FF4400"/>
           <w:sz w:val="24"/>
-          <w:szCs w:val="24"/>
         </w:rPr>
         <w:t>Священик:</w:t>
       </w:r>
       <w:r>
         <w:rPr>
-          <w:rFonts w:ascii="Times New Roman" w:hAnsi="Times New Roman" w:cs="Times New Roman"/>
-          <w:sz w:val="24"/>
-          <w:szCs w:val="24"/>
+          <w:rFonts w:ascii="Times New Roman" w:hAnsi="Times New Roman"/>
+          <w:sz w:val="24"/>
         </w:rPr>
         <w:t xml:space="preserve"> Слава святій, одноістотній, животворящій і нероздільній Тройці, завжди, нині і повсякчас, і на віки віків.</w:t>
       </w:r>
@@ -15165,7 +16755,7 @@
           <w:sz w:val="24"/>
           <w:szCs w:val="24"/>
         </w:rPr>
-        <w:t>(3 р.)</w:t>
+        <w:t>(3 р.)</w:t>
       </w:r>
       <w:r>
         <w:rPr>
@@ -15213,7 +16803,7 @@
           <w:sz w:val="24"/>
           <w:szCs w:val="24"/>
         </w:rPr>
-        <w:t>(2 р.</w:t>
+        <w:t>(2 р.</w:t>
       </w:r>
       <w:r>
         <w:rPr>
@@ -17615,7 +19205,7 @@
           <w:sz w:val="24"/>
           <w:szCs w:val="24"/>
         </w:rPr>
-        <w:t>(3 р.)</w:t>
+        <w:t>(3 р.)</w:t>
       </w:r>
     </w:p>
     <w:p>
@@ -17693,7 +19283,7 @@
           <w:sz w:val="24"/>
           <w:szCs w:val="24"/>
         </w:rPr>
-        <w:t>1. </w:t>
+        <w:t xml:space="preserve">1. </w:t>
       </w:r>
       <w:r>
         <w:rPr>
@@ -17741,7 +19331,7 @@
           <w:sz w:val="24"/>
           <w:szCs w:val="24"/>
         </w:rPr>
-        <w:t>2. </w:t>
+        <w:t xml:space="preserve">2. </w:t>
       </w:r>
       <w:r>
         <w:rPr>
@@ -17798,7 +19388,7 @@
           <w:sz w:val="24"/>
           <w:szCs w:val="24"/>
         </w:rPr>
-        <w:t xml:space="preserve"> Від ночі лине дух наш до тебе, Боже, бо світлом є повеління твої. Навчи нас, Боже, правди твоєї, заповідей твоїх і виправдань твоїх. Просвіти наші духовні очі, щоб ми не заснули в гріхах на </w:t>
+        <w:t xml:space="preserve"> Від ночі лине дух наш до тебе, Боже, бо світлом є повеління твої. Навчи нас, Боже, правди твоєї, заповідей твоїх і виправдань твоїх. Просвіти наші духовні очі, щоб ми не заснули в гріхах на </w:t>
       </w:r>
       <w:r>
         <w:rPr>
@@ -17846,7 +19436,7 @@
           <w:sz w:val="24"/>
           <w:szCs w:val="24"/>
         </w:rPr>
-        <w:t xml:space="preserve"> Владико, Боже святий і неосяжний, що казав із темряви світлові засіяти, що заспокоїв нас у нічному сні й підвів до величання і моління твоєї </w:t>
+        <w:t xml:space="preserve"> Владико, Боже святий і неосяжний, що казав із темряви світлові засіяти, що заспокоїв нас у нічному сні й підвів до величання і моління твоєї </w:t>
       </w:r>
       <w:r>
         <w:rPr>
@@ -17903,7 +19493,7 @@
           <w:sz w:val="24"/>
           <w:szCs w:val="24"/>
         </w:rPr>
-        <w:t> Скарбе добра, джерело невисихаюче, Отче святий, чудотворче всесильний і в</w:t>
+        <w:t xml:space="preserve"> Скарбе добра, джерело невисихаюче, Отче святий, чудотворче всесильний і в</w:t>
       </w:r>
       <w:r>
         <w:rPr>
@@ -17951,7 +19541,7 @@
           <w:sz w:val="24"/>
           <w:szCs w:val="24"/>
         </w:rPr>
-        <w:t>6. </w:t>
+        <w:t xml:space="preserve">6. </w:t>
       </w:r>
       <w:r>
         <w:rPr>
@@ -18017,7 +19607,7 @@
           <w:sz w:val="24"/>
           <w:szCs w:val="24"/>
         </w:rPr>
-        <w:t> Боже й Отче Господа нашого Ісуса Христа! Ти підніс нас з постелі нашої і зібрав на годину молитви. Дай нам ласку відкрити уста наші і прийми наші подяки, що в наших силах, і навчи нас установ твоїх.</w:t>
+        <w:t xml:space="preserve"> Боже й Отче Господа нашого Ісуса Христа! Ти підніс нас з постелі нашої і зібрав на годину молитви. Дай нам ласку відкрити уста наші і прийми наші подяки, що в наших силах, і навчи нас установ твоїх.</w:t>
       </w:r>
       <w:r>
         <w:rPr>
@@ -18065,7 +19655,7 @@
           <w:sz w:val="24"/>
           <w:szCs w:val="24"/>
         </w:rPr>
-        <w:t>8. </w:t>
+        <w:t xml:space="preserve">8. </w:t>
       </w:r>
       <w:r>
         <w:rPr>
@@ -18122,7 +19712,7 @@
           <w:sz w:val="24"/>
           <w:szCs w:val="24"/>
         </w:rPr>
-        <w:t> Господи, Боже наш! Ти за покаяння дарував людям відпущення, нам же, як образ пізнання і визнання гріхів, показав пок</w:t>
+        <w:t xml:space="preserve"> Господи, Боже наш! Ти за покаяння дарував людям відпущення, нам же, як образ пізнання і визнання гріхів, показав пок</w:t>
       </w:r>
       <w:r>
         <w:rPr>
@@ -18179,7 +19769,7 @@
           <w:sz w:val="24"/>
           <w:szCs w:val="24"/>
         </w:rPr>
-        <w:t> Боже, Боже наш! Ти сотворив</w:t>
+        <w:t xml:space="preserve"> Боже, Боже наш! Ти сотворив</w:t>
       </w:r>
       <w:r>
         <w:rPr>
@@ -18218,7 +19808,7 @@
           <w:sz w:val="24"/>
           <w:szCs w:val="24"/>
         </w:rPr>
-        <w:t>11. </w:t>
+        <w:t xml:space="preserve">11. </w:t>
       </w:r>
       <w:r>
         <w:rPr>
@@ -19926,7 +21516,7 @@
           <w:sz w:val="24"/>
           <w:szCs w:val="24"/>
         </w:rPr>
-        <w:t>(г. 4, подібний: Негайно поспіши):</w:t>
+        <w:t>(г. 4, подібний: Негайно поспіши):</w:t>
       </w:r>
       <w:r>
         <w:rPr>
@@ -20359,7 +21949,7 @@
           <w:sz w:val="24"/>
           <w:szCs w:val="24"/>
         </w:rPr>
-        <w:t>(г. 8):</w:t>
+        <w:t>(г. 8):</w:t>
       </w:r>
       <w:r>
         <w:rPr>
@@ -20488,7 +22078,7 @@
           <w:sz w:val="24"/>
           <w:szCs w:val="24"/>
         </w:rPr>
-        <w:t>(3 р.)</w:t>
+        <w:t>(3 р.)</w:t>
       </w:r>
       <w:r>
         <w:rPr>
@@ -20526,7 +22116,7 @@
           <w:sz w:val="24"/>
           <w:szCs w:val="24"/>
         </w:rPr>
-        <w:t>(3 р.)</w:t>
+        <w:t>(3 р.)</w:t>
       </w:r>
       <w:r>
         <w:rPr>
@@ -20564,7 +22154,7 @@
           <w:sz w:val="24"/>
           <w:szCs w:val="24"/>
         </w:rPr>
-        <w:t>(3 р.)</w:t>
+        <w:t>(3 р.)</w:t>
       </w:r>
       <w:r>
         <w:rPr>
@@ -20602,7 +22192,7 @@
           <w:sz w:val="24"/>
           <w:szCs w:val="24"/>
         </w:rPr>
-        <w:t>(3 р.)</w:t>
+        <w:t>(3 р.)</w:t>
       </w:r>
       <w:r>
         <w:rPr>
@@ -20640,7 +22230,7 @@
           <w:sz w:val="24"/>
           <w:szCs w:val="24"/>
         </w:rPr>
-        <w:t>(3 р.)</w:t>
+        <w:t>(3 р.)</w:t>
       </w:r>
       <w:r>
         <w:rPr>
@@ -20686,7 +22276,7 @@
           <w:sz w:val="24"/>
           <w:szCs w:val="24"/>
         </w:rPr>
-        <w:t>(3 р.)</w:t>
+        <w:t>(3 р.)</w:t>
       </w:r>
       <w:r>
         <w:rPr>
@@ -20725,7 +22315,7 @@
           <w:sz w:val="24"/>
           <w:szCs w:val="24"/>
         </w:rPr>
-        <w:t>(3 р.)</w:t>
+        <w:t>(3 р.)</w:t>
       </w:r>
       <w:r>
         <w:rPr>
@@ -20764,7 +22354,7 @@
           <w:sz w:val="24"/>
           <w:szCs w:val="24"/>
         </w:rPr>
-        <w:t>(3 р.)</w:t>
+        <w:t>(3 р.)</w:t>
       </w:r>
       <w:r>
         <w:rPr>
@@ -21039,7 +22629,7 @@
           <w:sz w:val="24"/>
           <w:szCs w:val="24"/>
         </w:rPr>
-        <w:t>(3 р.)</w:t>
+        <w:t>(3 р.)</w:t>
       </w:r>
     </w:p>
     <w:p>
@@ -21259,21 +22849,19 @@
       </w:pPr>
       <w:r>
         <w:rPr>
-          <w:rFonts w:ascii="Times New Roman" w:hAnsi="Times New Roman" w:cs="Times New Roman"/>
+          <w:rFonts w:ascii="Times New Roman" w:hAnsi="Times New Roman"/>
           <w:i/>
           <w:color w:val="FF4400"/>
           <w:sz w:val="24"/>
-          <w:szCs w:val="24"/>
         </w:rPr>
         <w:t>Священик:</w:t>
       </w:r>
       <w:r>
         <w:rPr>
-          <w:rFonts w:ascii="Times New Roman" w:hAnsi="Times New Roman" w:cs="Times New Roman"/>
-          <w:sz w:val="24"/>
-          <w:szCs w:val="24"/>
-        </w:rPr>
-        <w:t> Бо благословилося і прославилося ім’я Твоє Отця, і Сина, і Святого Духа, нині і повсякчас, і на віки віків.</w:t>
+          <w:rFonts w:ascii="Times New Roman" w:hAnsi="Times New Roman"/>
+          <w:sz w:val="24"/>
+        </w:rPr>
+        <w:t xml:space="preserve"> Бо благословилося і прославилося ім’я Твоє Отця, і Сина, і Святого Духа, нині і повсякчас, і на віки віків.</w:t>
       </w:r>
     </w:p>
     <w:p>
@@ -21365,7 +22953,7 @@
           <w:sz w:val="24"/>
           <w:szCs w:val="24"/>
         </w:rPr>
-        <w:t>(г. 8):</w:t>
+        <w:t>(г. 8):</w:t>
       </w:r>
       <w:r>
         <w:rPr>
@@ -21625,19 +23213,17 @@
       </w:pPr>
       <w:r>
         <w:rPr>
-          <w:rFonts w:ascii="Times New Roman" w:hAnsi="Times New Roman" w:cs="Times New Roman"/>
+          <w:rFonts w:ascii="Times New Roman" w:hAnsi="Times New Roman"/>
           <w:i/>
           <w:color w:val="FF4400"/>
           <w:sz w:val="24"/>
-          <w:szCs w:val="24"/>
         </w:rPr>
         <w:t>Священик:</w:t>
       </w:r>
       <w:r>
         <w:rPr>
-          <w:rFonts w:ascii="Times New Roman" w:hAnsi="Times New Roman" w:cs="Times New Roman"/>
-          <w:sz w:val="24"/>
-          <w:szCs w:val="24"/>
+          <w:rFonts w:ascii="Times New Roman" w:hAnsi="Times New Roman"/>
+          <w:sz w:val="24"/>
         </w:rPr>
         <w:t xml:space="preserve"> Мир всім.</w:t>
       </w:r>
@@ -21712,7 +23298,7 @@
           <w:sz w:val="24"/>
           <w:szCs w:val="24"/>
         </w:rPr>
-        <w:t>Псалом 115 (г. 4)</w:t>
+        <w:t>Псалом 115 (г. 4)</w:t>
       </w:r>
     </w:p>
     <w:p>
@@ -22160,7 +23746,7 @@
           <w:sz w:val="24"/>
           <w:szCs w:val="24"/>
         </w:rPr>
-        <w:t>(3 р.)</w:t>
+        <w:t>(3 р.)</w:t>
       </w:r>
       <w:r>
         <w:rPr>
@@ -22203,19 +23789,17 @@
       </w:pPr>
       <w:r>
         <w:rPr>
-          <w:rFonts w:ascii="Times New Roman" w:hAnsi="Times New Roman" w:cs="Times New Roman"/>
+          <w:rFonts w:ascii="Times New Roman" w:hAnsi="Times New Roman"/>
           <w:i/>
           <w:color w:val="FF4400"/>
           <w:sz w:val="24"/>
-          <w:szCs w:val="24"/>
         </w:rPr>
         <w:t>Священик:</w:t>
       </w:r>
       <w:r>
         <w:rPr>
-          <w:rFonts w:ascii="Times New Roman" w:hAnsi="Times New Roman" w:cs="Times New Roman"/>
-          <w:sz w:val="24"/>
-          <w:szCs w:val="24"/>
+          <w:rFonts w:ascii="Times New Roman" w:hAnsi="Times New Roman"/>
+          <w:sz w:val="24"/>
         </w:rPr>
         <w:t xml:space="preserve"> Мир всім!</w:t>
       </w:r>
@@ -22261,19 +23845,17 @@
       </w:pPr>
       <w:r>
         <w:rPr>
-          <w:rFonts w:ascii="Times New Roman" w:hAnsi="Times New Roman" w:cs="Times New Roman"/>
+          <w:rFonts w:ascii="Times New Roman" w:hAnsi="Times New Roman"/>
           <w:i/>
           <w:color w:val="FF4400"/>
           <w:sz w:val="24"/>
-          <w:szCs w:val="24"/>
         </w:rPr>
         <w:t>Священик:</w:t>
       </w:r>
       <w:r>
         <w:rPr>
-          <w:rFonts w:ascii="Times New Roman" w:hAnsi="Times New Roman" w:cs="Times New Roman"/>
-          <w:sz w:val="24"/>
-          <w:szCs w:val="24"/>
+          <w:rFonts w:ascii="Times New Roman" w:hAnsi="Times New Roman"/>
+          <w:sz w:val="24"/>
         </w:rPr>
         <w:t xml:space="preserve"> Від Луки святого Євангелія читання.</w:t>
       </w:r>
@@ -22971,7 +24553,7 @@
           <w:sz w:val="24"/>
           <w:szCs w:val="24"/>
         </w:rPr>
-        <w:t>(г. 6):</w:t>
+        <w:t>(г. 6):</w:t>
       </w:r>
       <w:r>
         <w:rPr>
@@ -23077,7 +24659,7 @@
           <w:sz w:val="24"/>
           <w:szCs w:val="24"/>
         </w:rPr>
-        <w:t>(г. 6):</w:t>
+        <w:t>(г. 6):</w:t>
       </w:r>
       <w:r>
         <w:rPr>
@@ -23261,7 +24843,7 @@
           <w:sz w:val="24"/>
           <w:szCs w:val="24"/>
         </w:rPr>
-        <w:t>(12 р.)</w:t>
+        <w:t>(12 р.)</w:t>
       </w:r>
       <w:r>
         <w:rPr>
@@ -23478,7 +25060,7 @@
           <w:sz w:val="24"/>
           <w:szCs w:val="24"/>
         </w:rPr>
-        <w:t> </w:t>
+        <w:t xml:space="preserve"> </w:t>
       </w:r>
       <w:r>
         <w:rPr>
@@ -23521,7 +25103,7 @@
           <w:sz w:val="24"/>
           <w:szCs w:val="24"/>
         </w:rPr>
-        <w:t> </w:t>
+        <w:t xml:space="preserve"> </w:t>
       </w:r>
       <w:r>
         <w:rPr>
@@ -23595,7 +25177,7 @@
           <w:sz w:val="24"/>
           <w:szCs w:val="24"/>
         </w:rPr>
-        <w:t> </w:t>
+        <w:t xml:space="preserve"> </w:t>
       </w:r>
       <w:r>
         <w:rPr>
@@ -23694,7 +25276,7 @@
           <w:sz w:val="24"/>
           <w:szCs w:val="24"/>
         </w:rPr>
-        <w:t> </w:t>
+        <w:t xml:space="preserve"> </w:t>
       </w:r>
       <w:r>
         <w:rPr>
@@ -23756,7 +25338,7 @@
           <w:sz w:val="24"/>
           <w:szCs w:val="24"/>
         </w:rPr>
-        <w:t> </w:t>
+        <w:t xml:space="preserve"> </w:t>
       </w:r>
       <w:r>
         <w:rPr>
@@ -23809,7 +25391,7 @@
           <w:sz w:val="24"/>
           <w:szCs w:val="24"/>
         </w:rPr>
-        <w:t> </w:t>
+        <w:t xml:space="preserve"> </w:t>
       </w:r>
       <w:r>
         <w:rPr>
@@ -23874,7 +25456,7 @@
           <w:sz w:val="24"/>
           <w:szCs w:val="24"/>
         </w:rPr>
-        <w:t> </w:t>
+        <w:t xml:space="preserve"> </w:t>
       </w:r>
       <w:r>
         <w:rPr>
@@ -23955,7 +25537,7 @@
           <w:sz w:val="24"/>
           <w:szCs w:val="24"/>
         </w:rPr>
-        <w:t> В утробу Твою, Всенепорочна, вселився Господь заради спасіння тих, що з вірою прославляють Тебе.</w:t>
+        <w:t xml:space="preserve"> В утробу Твою, Всенепорочна, вселився Господь заради спасіння тих, що з вірою прославляють Тебе.</w:t>
       </w:r>
     </w:p>
     <w:p>
@@ -24187,7 +25769,7 @@
           <w:sz w:val="24"/>
           <w:szCs w:val="24"/>
         </w:rPr>
-        <w:t>Священник: </w:t>
+        <w:t xml:space="preserve">Священник: </w:t>
       </w:r>
       <w:r>
         <w:rPr>
@@ -24317,7 +25899,7 @@
           <w:sz w:val="24"/>
           <w:szCs w:val="24"/>
         </w:rPr>
-        <w:t> </w:t>
+        <w:t xml:space="preserve"> </w:t>
       </w:r>
       <w:r>
         <w:rPr>
@@ -24360,7 +25942,7 @@
           <w:sz w:val="24"/>
           <w:szCs w:val="24"/>
         </w:rPr>
-        <w:t> </w:t>
+        <w:t xml:space="preserve"> </w:t>
       </w:r>
       <w:r>
         <w:rPr>
@@ -24425,7 +26007,7 @@
           <w:sz w:val="24"/>
           <w:szCs w:val="24"/>
         </w:rPr>
-        <w:t> </w:t>
+        <w:t xml:space="preserve"> </w:t>
       </w:r>
       <w:r>
         <w:rPr>
@@ -24515,7 +26097,7 @@
           <w:sz w:val="24"/>
           <w:szCs w:val="24"/>
         </w:rPr>
-        <w:t> Ниво духовна, Приснодіво, Ти, як із борозни колос, виростила Бога всіх, що все створіння годує.</w:t>
+        <w:t xml:space="preserve"> Ниво духовна, Приснодіво, Ти, як із борозни колос, виростила Бога всіх, що все створіння годує.</w:t>
       </w:r>
     </w:p>
     <w:p>
@@ -24568,7 +26150,7 @@
           <w:sz w:val="24"/>
           <w:szCs w:val="24"/>
         </w:rPr>
-        <w:t> </w:t>
+        <w:t xml:space="preserve"> </w:t>
       </w:r>
       <w:r>
         <w:rPr>
@@ -24611,7 +26193,7 @@
           <w:sz w:val="24"/>
           <w:szCs w:val="24"/>
         </w:rPr>
-        <w:t> </w:t>
+        <w:t xml:space="preserve"> </w:t>
       </w:r>
       <w:r>
         <w:rPr>
@@ -24676,7 +26258,7 @@
           <w:sz w:val="24"/>
           <w:szCs w:val="24"/>
         </w:rPr>
-        <w:t> </w:t>
+        <w:t xml:space="preserve"> </w:t>
       </w:r>
       <w:r>
         <w:rPr>
@@ -24758,7 +26340,7 @@
           <w:sz w:val="24"/>
           <w:szCs w:val="24"/>
         </w:rPr>
-        <w:t> </w:t>
+        <w:t xml:space="preserve"> </w:t>
       </w:r>
       <w:r>
         <w:rPr>
@@ -24820,7 +26402,7 @@
           <w:sz w:val="24"/>
           <w:szCs w:val="24"/>
         </w:rPr>
-        <w:t> </w:t>
+        <w:t xml:space="preserve"> </w:t>
       </w:r>
       <w:r>
         <w:rPr>
@@ -24873,7 +26455,7 @@
           <w:sz w:val="24"/>
           <w:szCs w:val="24"/>
         </w:rPr>
-        <w:t> </w:t>
+        <w:t xml:space="preserve"> </w:t>
       </w:r>
       <w:r>
         <w:rPr>
@@ -24938,7 +26520,7 @@
           <w:sz w:val="24"/>
           <w:szCs w:val="24"/>
         </w:rPr>
-        <w:t> </w:t>
+        <w:t xml:space="preserve"> </w:t>
       </w:r>
       <w:r>
         <w:rPr>
@@ -25029,7 +26611,7 @@
           <w:sz w:val="24"/>
           <w:szCs w:val="24"/>
         </w:rPr>
-        <w:t> </w:t>
+        <w:t xml:space="preserve"> </w:t>
       </w:r>
       <w:r>
         <w:rPr>
@@ -25278,7 +26860,7 @@
           <w:sz w:val="24"/>
           <w:szCs w:val="24"/>
         </w:rPr>
-        <w:t>Священник: </w:t>
+        <w:t xml:space="preserve">Священник: </w:t>
       </w:r>
       <w:r>
         <w:rPr>
@@ -25368,7 +26950,7 @@
           <w:sz w:val="24"/>
           <w:szCs w:val="24"/>
         </w:rPr>
-        <w:t>Кондак: (г. 3):</w:t>
+        <w:t>Кондак: (г. 3):</w:t>
       </w:r>
       <w:r>
         <w:rPr>
@@ -25450,7 +27032,7 @@
           <w:sz w:val="24"/>
           <w:szCs w:val="24"/>
         </w:rPr>
-        <w:t> </w:t>
+        <w:t xml:space="preserve"> </w:t>
       </w:r>
       <w:r>
         <w:rPr>
@@ -25493,7 +27075,7 @@
           <w:sz w:val="24"/>
           <w:szCs w:val="24"/>
         </w:rPr>
-        <w:t> </w:t>
+        <w:t xml:space="preserve"> </w:t>
       </w:r>
       <w:r>
         <w:rPr>
@@ -25567,7 +27149,7 @@
           <w:sz w:val="24"/>
           <w:szCs w:val="24"/>
         </w:rPr>
-        <w:t> </w:t>
+        <w:t xml:space="preserve"> </w:t>
       </w:r>
       <w:r>
         <w:rPr>
@@ -25648,7 +27230,7 @@
           <w:sz w:val="24"/>
           <w:szCs w:val="24"/>
         </w:rPr>
-        <w:t> Породивши превічне Слово, Нове Немовля, Ти, Діво, нас, що застарілись у гріхах, оновила і навчила спі</w:t>
+        <w:t xml:space="preserve"> Породивши превічне Слово, Нове Немовля, Ти, Діво, нас, що застарілись у гріхах, оновила і навчила спі</w:t>
       </w:r>
       <w:r>
         <w:rPr>
@@ -25710,7 +27292,7 @@
           <w:sz w:val="24"/>
           <w:szCs w:val="24"/>
         </w:rPr>
-        <w:t> </w:t>
+        <w:t xml:space="preserve"> </w:t>
       </w:r>
       <w:r>
         <w:rPr>
@@ -25753,7 +27335,7 @@
           <w:sz w:val="24"/>
           <w:szCs w:val="24"/>
         </w:rPr>
-        <w:t> </w:t>
+        <w:t xml:space="preserve"> </w:t>
       </w:r>
       <w:r>
         <w:rPr>
@@ -25818,7 +27400,7 @@
           <w:sz w:val="24"/>
           <w:szCs w:val="24"/>
         </w:rPr>
-        <w:t> </w:t>
+        <w:t xml:space="preserve"> </w:t>
       </w:r>
       <w:r>
         <w:rPr>
@@ -25915,7 +27497,7 @@
           <w:sz w:val="24"/>
           <w:szCs w:val="24"/>
         </w:rPr>
-        <w:t> </w:t>
+        <w:t xml:space="preserve"> </w:t>
       </w:r>
       <w:r>
         <w:rPr>
@@ -26241,7 +27823,7 @@
           <w:sz w:val="24"/>
           <w:szCs w:val="24"/>
         </w:rPr>
-        <w:t>Ірмос (г. 8):</w:t>
+        <w:t>Ірмос (г. 8):</w:t>
       </w:r>
       <w:r>
         <w:rPr>
@@ -26358,7 +27940,7 @@
           <w:sz w:val="24"/>
           <w:szCs w:val="24"/>
         </w:rPr>
-        <w:t> </w:t>
+        <w:t xml:space="preserve"> </w:t>
       </w:r>
       <w:r>
         <w:rPr>
@@ -26650,29 +28232,19 @@
       </w:pPr>
       <w:r>
         <w:rPr>
-          <w:rFonts w:ascii="Times New Roman" w:hAnsi="Times New Roman" w:cs="Times New Roman"/>
+          <w:rFonts w:ascii="Times New Roman" w:hAnsi="Times New Roman"/>
           <w:i/>
           <w:color w:val="FF4400"/>
           <w:sz w:val="24"/>
-          <w:szCs w:val="24"/>
         </w:rPr>
         <w:t>Священик:</w:t>
       </w:r>
       <w:r>
         <w:rPr>
-          <w:rFonts w:ascii="Times New Roman" w:hAnsi="Times New Roman" w:cs="Times New Roman"/>
-          <w:sz w:val="24"/>
-          <w:szCs w:val="24"/>
-        </w:rPr>
-        <w:t> Бо Тебе хвал</w:t>
-      </w:r>
-      <w:r>
-        <w:rPr>
-          <w:rFonts w:ascii="Times New Roman" w:hAnsi="Times New Roman" w:cs="Times New Roman"/>
-          <w:sz w:val="24"/>
-          <w:szCs w:val="24"/>
-        </w:rPr>
-        <w:t>ять усі сили небесні і Тобі славу возсилаємо: Отцю, і Сину, і Святому Духові, нині і повсякчас, і на віки віків.</w:t>
+          <w:rFonts w:ascii="Times New Roman" w:hAnsi="Times New Roman"/>
+          <w:sz w:val="24"/>
+        </w:rPr>
+        <w:t xml:space="preserve"> Бо Тебе хвалять усі сили небесні і Тобі славу возсилаємо: Отцю, і Сину, і Святому Духові, нині і повсякчас, і на віки віків.</w:t>
       </w:r>
     </w:p>
     <w:p>
@@ -27445,7 +29017,7 @@
           <w:sz w:val="24"/>
           <w:szCs w:val="24"/>
         </w:rPr>
-        <w:t>(г. 6, подібний: На третій день):</w:t>
+        <w:t>(г. 6, подібний: На третій день):</w:t>
       </w:r>
       <w:r>
         <w:rPr>
@@ -27646,7 +29218,7 @@
           <w:sz w:val="24"/>
           <w:szCs w:val="24"/>
         </w:rPr>
-        <w:t>(г. 8, подібний: О, преславне чудо):</w:t>
+        <w:t>(г. 8, подібний: О, преславне чудо):</w:t>
       </w:r>
       <w:r>
         <w:rPr>
@@ -27816,7 +29388,7 @@
           <w:sz w:val="24"/>
           <w:szCs w:val="24"/>
         </w:rPr>
-        <w:t xml:space="preserve">(г. 6): </w:t>
+        <w:t xml:space="preserve">(г. 6): </w:t>
       </w:r>
       <w:r>
         <w:rPr>
@@ -27862,7 +29434,7 @@
           <w:sz w:val="24"/>
           <w:szCs w:val="24"/>
         </w:rPr>
-        <w:t>(г. 3):</w:t>
+        <w:t>(г. 3):</w:t>
       </w:r>
       <w:r>
         <w:rPr>
@@ -28079,19 +29651,17 @@
       </w:pPr>
       <w:r>
         <w:rPr>
-          <w:rFonts w:ascii="Times New Roman" w:hAnsi="Times New Roman" w:cs="Times New Roman"/>
+          <w:rFonts w:ascii="Times New Roman" w:hAnsi="Times New Roman"/>
           <w:i/>
           <w:color w:val="FF4400"/>
           <w:sz w:val="24"/>
-          <w:szCs w:val="24"/>
         </w:rPr>
         <w:t>Священик:</w:t>
       </w:r>
       <w:r>
         <w:rPr>
-          <w:rFonts w:ascii="Times New Roman" w:hAnsi="Times New Roman" w:cs="Times New Roman"/>
-          <w:sz w:val="24"/>
-          <w:szCs w:val="24"/>
+          <w:rFonts w:ascii="Times New Roman" w:hAnsi="Times New Roman"/>
+          <w:sz w:val="24"/>
         </w:rPr>
         <w:t xml:space="preserve"> Слава Тобі, що Світло нам показав! </w:t>
       </w:r>
@@ -28538,7 +30108,7 @@
           <w:sz w:val="24"/>
           <w:szCs w:val="24"/>
         </w:rPr>
-        <w:t>(3 р.).</w:t>
+        <w:t>(3 р.).</w:t>
       </w:r>
     </w:p>
     <w:p>
@@ -29109,206 +30679,251 @@
     </w:p>
     <w:p>
       <w:pPr>
-        <w:spacing w:after="120"/>
-        <w:jc w:val="both"/>
-        <w:rPr>
-          <w:rFonts w:ascii="Times New Roman" w:hAnsi="Times New Roman" w:cs="Times New Roman"/>
-          <w:sz w:val="24"/>
-          <w:szCs w:val="24"/>
-        </w:rPr>
-      </w:pPr>
-      <w:r>
-        <w:rPr>
-          <w:rFonts w:ascii="Times New Roman" w:hAnsi="Times New Roman" w:cs="Times New Roman"/>
-          <w:i/>
-          <w:color w:val="FF0000"/>
-          <w:sz w:val="24"/>
-          <w:szCs w:val="24"/>
+        <w:pStyle w:val="a"/>
+        <w:spacing w:after="120"/>
+      </w:pPr>
+      <w:r>
+        <w:rPr>
+          <w:rFonts w:ascii="Times New Roman" w:hAnsi="Times New Roman"/>
+          <w:i/>
+          <w:color w:val="FF0000"/>
+          <w:sz w:val="24"/>
         </w:rPr>
         <w:t>Вірні:</w:t>
       </w:r>
       <w:r>
         <w:rPr>
-          <w:rFonts w:ascii="Times New Roman" w:hAnsi="Times New Roman" w:cs="Times New Roman"/>
-          <w:sz w:val="24"/>
-          <w:szCs w:val="24"/>
-        </w:rPr>
-        <w:t xml:space="preserve"> Амінь.</w:t>
-      </w:r>
-    </w:p>
-    <w:p>
-      <w:pPr>
-        <w:spacing w:after="120"/>
-        <w:jc w:val="both"/>
-        <w:rPr>
-          <w:rFonts w:ascii="Times New Roman" w:hAnsi="Times New Roman" w:cs="Times New Roman"/>
-          <w:sz w:val="24"/>
-          <w:szCs w:val="24"/>
-        </w:rPr>
+          <w:rFonts w:ascii="Times New Roman" w:hAnsi="Times New Roman"/>
+          <w:color w:val="000000"/>
+          <w:sz w:val="24"/>
+        </w:rPr>
+        <w:t xml:space="preserve"> </w:t>
+      </w:r>
+      <w:r>
+        <w:rPr>
+          <w:rFonts w:ascii="Times New Roman" w:hAnsi="Times New Roman"/>
+          <w:color w:val="000000"/>
+          <w:sz w:val="24"/>
+        </w:rPr>
+        <w:t>Амі</w:t>
+      </w:r>
+      <w:r>
+        <w:rPr>
+          <w:rFonts w:ascii="Times New Roman" w:hAnsi="Times New Roman"/>
+          <w:sz w:val="24"/>
+        </w:rPr>
+        <w:t>́</w:t>
+      </w:r>
+      <w:r>
+        <w:rPr>
+          <w:rFonts w:ascii="Times New Roman" w:hAnsi="Times New Roman"/>
+          <w:color w:val="000000"/>
+          <w:sz w:val="24"/>
+        </w:rPr>
+        <w:t>нь</w:t>
+      </w:r>
+      <w:r>
+        <w:rPr>
+          <w:rFonts w:ascii="Times New Roman" w:hAnsi="Times New Roman"/>
+          <w:color w:val="000000"/>
+          <w:sz w:val="24"/>
+        </w:rPr>
+        <w:t>.</w:t>
+      </w:r>
+    </w:p>
+    <w:p>
+      <w:pPr>
+        <w:pStyle w:val="a"/>
+        <w:spacing w:after="120"/>
       </w:pPr>
     </w:p>
     <w:p>
       <w:pPr>
         <w:pStyle w:val="3"/>
-        <w:spacing w:before="0" w:after="120"/>
-        <w:jc w:val="center"/>
-        <w:rPr>
-          <w:rFonts w:ascii="Times New Roman" w:eastAsia="Times New Roman" w:hAnsi="Times New Roman" w:cs="Times New Roman"/>
-          <w:b/>
-          <w:i/>
-          <w:color w:val="FF0000"/>
-        </w:rPr>
-      </w:pPr>
-      <w:r>
-        <w:rPr>
-          <w:rFonts w:ascii="Times New Roman" w:eastAsia="Times New Roman" w:hAnsi="Times New Roman" w:cs="Times New Roman"/>
-          <w:b/>
-          <w:i/>
-          <w:color w:val="FF0000"/>
+        <w:spacing w:after="120"/>
+      </w:pPr>
+      <w:r>
+        <w:rPr>
+          <w:rFonts w:ascii="Times New Roman" w:hAnsi="Times New Roman"/>
+          <w:i/>
+          <w:color w:val="FF0000"/>
+          <w:sz w:val="24"/>
         </w:rPr>
         <w:t>Прохальна єктенія</w:t>
       </w:r>
     </w:p>
     <w:p>
       <w:pPr>
-        <w:spacing w:after="120"/>
-        <w:jc w:val="both"/>
-        <w:rPr>
-          <w:rFonts w:ascii="Times New Roman" w:hAnsi="Times New Roman" w:cs="Times New Roman"/>
-          <w:sz w:val="24"/>
-          <w:szCs w:val="24"/>
-        </w:rPr>
-      </w:pPr>
-      <w:bookmarkStart w:id="2" w:name="_heading=h.3znysh7" w:colFirst="0" w:colLast="0"/>
-      <w:bookmarkEnd w:id="2"/>
-      <w:r>
-        <w:rPr>
-          <w:rFonts w:ascii="Times New Roman" w:hAnsi="Times New Roman" w:cs="Times New Roman"/>
-          <w:sz w:val="24"/>
-          <w:szCs w:val="24"/>
-        </w:rPr>
-        <w:t>Сповнім вечірню молитву нашу Господеві.</w:t>
-      </w:r>
-    </w:p>
-    <w:p>
-      <w:pPr>
-        <w:spacing w:after="120"/>
-        <w:jc w:val="both"/>
-        <w:rPr>
-          <w:rFonts w:ascii="Times New Roman" w:hAnsi="Times New Roman" w:cs="Times New Roman"/>
-          <w:sz w:val="24"/>
-          <w:szCs w:val="24"/>
-        </w:rPr>
-      </w:pPr>
-      <w:r>
-        <w:rPr>
-          <w:rFonts w:ascii="Times New Roman" w:hAnsi="Times New Roman" w:cs="Times New Roman"/>
-          <w:i/>
-          <w:color w:val="FF0000"/>
-          <w:sz w:val="24"/>
-          <w:szCs w:val="24"/>
+        <w:pStyle w:val="a4"/>
+        <w:spacing w:after="120"/>
+      </w:pPr>
+      <w:r>
+        <w:rPr>
+          <w:rFonts w:ascii="Times New Roman" w:hAnsi="Times New Roman"/>
+          <w:color w:val="000000"/>
+          <w:sz w:val="24"/>
+        </w:rPr>
+        <w:t xml:space="preserve">Сповнім </w:t>
+      </w:r>
+      <w:r>
+        <w:rPr>
+          <w:rFonts w:ascii="Times New Roman" w:hAnsi="Times New Roman"/>
+          <w:color w:val="000000"/>
+          <w:sz w:val="24"/>
+        </w:rPr>
+        <w:t>ранішню</w:t>
+      </w:r>
+      <w:r>
+        <w:rPr>
+          <w:rFonts w:ascii="Times New Roman" w:hAnsi="Times New Roman"/>
+          <w:color w:val="000000"/>
+          <w:sz w:val="24"/>
+        </w:rPr>
+        <w:t xml:space="preserve"> </w:t>
+      </w:r>
+      <w:r>
+        <w:rPr>
+          <w:rFonts w:ascii="Times New Roman" w:hAnsi="Times New Roman"/>
+          <w:color w:val="000000"/>
+          <w:sz w:val="24"/>
+        </w:rPr>
+        <w:t>молитву нашу Господеві.</w:t>
+      </w:r>
+    </w:p>
+    <w:p>
+      <w:pPr>
+        <w:pStyle w:val="a"/>
+        <w:spacing w:after="120"/>
+      </w:pPr>
+      <w:r>
+        <w:rPr>
+          <w:rFonts w:ascii="Times New Roman" w:hAnsi="Times New Roman"/>
+          <w:i/>
+          <w:color w:val="FF0000"/>
+          <w:sz w:val="24"/>
         </w:rPr>
         <w:t>Вірні:</w:t>
       </w:r>
       <w:r>
         <w:rPr>
-          <w:rFonts w:ascii="Times New Roman" w:hAnsi="Times New Roman" w:cs="Times New Roman"/>
-          <w:color w:val="FF0000"/>
-          <w:sz w:val="24"/>
-          <w:szCs w:val="24"/>
+          <w:rFonts w:ascii="Times New Roman" w:hAnsi="Times New Roman"/>
+          <w:color w:val="FF0000"/>
+          <w:sz w:val="24"/>
         </w:rPr>
         <w:t xml:space="preserve"> </w:t>
       </w:r>
       <w:r>
         <w:rPr>
-          <w:rFonts w:ascii="Times New Roman" w:hAnsi="Times New Roman" w:cs="Times New Roman"/>
-          <w:sz w:val="24"/>
-          <w:szCs w:val="24"/>
-        </w:rPr>
-        <w:t>Господи, помилуй.</w:t>
-      </w:r>
-    </w:p>
-    <w:p>
-      <w:pPr>
-        <w:spacing w:after="120"/>
-        <w:rPr>
-          <w:rFonts w:ascii="Times New Roman" w:hAnsi="Times New Roman" w:cs="Times New Roman"/>
-          <w:sz w:val="24"/>
-          <w:szCs w:val="24"/>
-        </w:rPr>
-      </w:pPr>
-      <w:r>
-        <w:rPr>
-          <w:rFonts w:ascii="Times New Roman" w:hAnsi="Times New Roman" w:cs="Times New Roman"/>
-          <w:sz w:val="24"/>
-          <w:szCs w:val="24"/>
+          <w:rFonts w:ascii="Times New Roman" w:hAnsi="Times New Roman"/>
+          <w:color w:val="000000"/>
+          <w:sz w:val="24"/>
+        </w:rPr>
+        <w:t>Го</w:t>
+      </w:r>
+      <w:r>
+        <w:rPr>
+          <w:rFonts w:ascii="Times New Roman" w:hAnsi="Times New Roman"/>
+          <w:color w:val="000000"/>
+          <w:sz w:val="24"/>
+        </w:rPr>
+        <w:t>́</w:t>
+      </w:r>
+      <w:r>
+        <w:rPr>
+          <w:rFonts w:ascii="Times New Roman" w:hAnsi="Times New Roman"/>
+          <w:color w:val="000000"/>
+          <w:sz w:val="24"/>
+        </w:rPr>
+        <w:t>споди, помилуй.</w:t>
+      </w:r>
+    </w:p>
+    <w:p>
+      <w:pPr>
+        <w:pStyle w:val="a"/>
+        <w:spacing w:after="120"/>
+      </w:pPr>
+      <w:r>
+        <w:rPr>
+          <w:rFonts w:ascii="Times New Roman" w:hAnsi="Times New Roman"/>
+          <w:sz w:val="24"/>
         </w:rPr>
         <w:t>Заступи, спаси, помилуй і охорони нас, Боже, Твоєю благодаттю</w:t>
       </w:r>
     </w:p>
     <w:p>
       <w:pPr>
-        <w:spacing w:after="120"/>
-        <w:jc w:val="both"/>
-        <w:rPr>
-          <w:rFonts w:ascii="Times New Roman" w:hAnsi="Times New Roman" w:cs="Times New Roman"/>
-          <w:sz w:val="24"/>
-          <w:szCs w:val="24"/>
-        </w:rPr>
-      </w:pPr>
-      <w:r>
-        <w:rPr>
-          <w:rFonts w:ascii="Times New Roman" w:hAnsi="Times New Roman" w:cs="Times New Roman"/>
-          <w:i/>
-          <w:color w:val="FF0000"/>
-          <w:sz w:val="24"/>
-          <w:szCs w:val="24"/>
+        <w:pStyle w:val="a"/>
+        <w:spacing w:after="120"/>
+      </w:pPr>
+      <w:r>
+        <w:rPr>
+          <w:rFonts w:ascii="Times New Roman" w:hAnsi="Times New Roman"/>
+          <w:i/>
+          <w:color w:val="FF0000"/>
+          <w:sz w:val="24"/>
         </w:rPr>
         <w:t>Вірні:</w:t>
       </w:r>
       <w:r>
         <w:rPr>
-          <w:rFonts w:ascii="Times New Roman" w:hAnsi="Times New Roman" w:cs="Times New Roman"/>
-          <w:color w:val="FF0000"/>
-          <w:sz w:val="24"/>
-          <w:szCs w:val="24"/>
+          <w:rFonts w:ascii="Times New Roman" w:hAnsi="Times New Roman"/>
+          <w:color w:val="FF0000"/>
+          <w:sz w:val="24"/>
         </w:rPr>
         <w:t xml:space="preserve"> </w:t>
       </w:r>
       <w:r>
         <w:rPr>
-          <w:rFonts w:ascii="Times New Roman" w:hAnsi="Times New Roman" w:cs="Times New Roman"/>
-          <w:sz w:val="24"/>
-          <w:szCs w:val="24"/>
-        </w:rPr>
-        <w:t>Господи, поми</w:t>
-      </w:r>
-      <w:r>
-        <w:rPr>
-          <w:rFonts w:ascii="Times New Roman" w:hAnsi="Times New Roman" w:cs="Times New Roman"/>
-          <w:sz w:val="24"/>
-          <w:szCs w:val="24"/>
-        </w:rPr>
-        <w:t>луй.</w:t>
-      </w:r>
-    </w:p>
-    <w:p>
-      <w:pPr>
-        <w:spacing w:after="120"/>
-        <w:jc w:val="both"/>
-        <w:rPr>
-          <w:rFonts w:ascii="Times New Roman" w:hAnsi="Times New Roman" w:cs="Times New Roman"/>
-          <w:sz w:val="24"/>
-          <w:szCs w:val="24"/>
-        </w:rPr>
-      </w:pPr>
-      <w:r>
-        <w:rPr>
-          <w:rFonts w:ascii="Times New Roman" w:hAnsi="Times New Roman" w:cs="Times New Roman"/>
-          <w:sz w:val="24"/>
-          <w:szCs w:val="24"/>
-        </w:rPr>
-        <w:t>Вечора всього досконалого, святого, мирного і безгрішного у Господа просім.</w:t>
+          <w:rFonts w:ascii="Times New Roman" w:hAnsi="Times New Roman"/>
+          <w:color w:val="000000"/>
+          <w:sz w:val="24"/>
+        </w:rPr>
+        <w:t>Го</w:t>
+      </w:r>
+      <w:r>
+        <w:rPr>
+          <w:rFonts w:ascii="Times New Roman" w:hAnsi="Times New Roman"/>
+          <w:sz w:val="24"/>
+        </w:rPr>
+        <w:t>́</w:t>
+      </w:r>
+      <w:r>
+        <w:rPr>
+          <w:rFonts w:ascii="Times New Roman" w:hAnsi="Times New Roman"/>
+          <w:color w:val="000000"/>
+          <w:sz w:val="24"/>
+        </w:rPr>
+        <w:t>споди, помилуй.</w:t>
+      </w:r>
+    </w:p>
+    <w:p>
+      <w:pPr>
+        <w:pStyle w:val="a4"/>
+        <w:spacing w:after="120"/>
+      </w:pPr>
+      <w:r>
+        <w:rPr>
+          <w:rFonts w:ascii="Times New Roman" w:hAnsi="Times New Roman"/>
+          <w:color w:val="000000"/>
+          <w:sz w:val="24"/>
+        </w:rPr>
+        <w:t>Дня</w:t>
+      </w:r>
+      <w:r>
+        <w:rPr>
+          <w:rFonts w:ascii="Times New Roman" w:hAnsi="Times New Roman"/>
+          <w:color w:val="000000"/>
+          <w:sz w:val="24"/>
+        </w:rPr>
+        <w:t xml:space="preserve"> </w:t>
+      </w:r>
+      <w:r>
+        <w:rPr>
+          <w:rFonts w:ascii="Times New Roman" w:hAnsi="Times New Roman"/>
+          <w:color w:val="000000"/>
+          <w:sz w:val="24"/>
+        </w:rPr>
+        <w:t>всього досконалого, святого, мирного і безгрішного у Господа просім.</w:t>
       </w:r>
     </w:p>
     <w:p>
@@ -29693,21 +31308,19 @@
       </w:pPr>
       <w:r>
         <w:rPr>
-          <w:rFonts w:ascii="Times New Roman" w:hAnsi="Times New Roman" w:cs="Times New Roman"/>
+          <w:rFonts w:ascii="Times New Roman" w:hAnsi="Times New Roman"/>
           <w:i/>
           <w:color w:val="FF4400"/>
           <w:sz w:val="24"/>
-          <w:szCs w:val="24"/>
         </w:rPr>
         <w:t>Священик:</w:t>
       </w:r>
       <w:r>
         <w:rPr>
-          <w:rFonts w:ascii="Times New Roman" w:hAnsi="Times New Roman" w:cs="Times New Roman"/>
-          <w:sz w:val="24"/>
-          <w:szCs w:val="24"/>
-        </w:rPr>
-        <w:t xml:space="preserve"> Бо Ти – Бог милости, ласк і людинолюбности, і Тобі славу віддаємо, Отцю, і Сину, і Святому Духові, нині, і повсякчас, і на віки віків.</w:t>
+          <w:rFonts w:ascii="Times New Roman" w:hAnsi="Times New Roman"/>
+          <w:sz w:val="24"/>
+        </w:rPr>
+        <w:t xml:space="preserve"> Бо Ти – Бог милости, ласк і людинолюбности, і Тобі славу віддаємо, Отцю, і Сину, і Святому Духові, нині, і повсякчас, і на віки віків.</w:t>
       </w:r>
     </w:p>
     <w:p>
@@ -29760,19 +31373,17 @@
       </w:pPr>
       <w:r>
         <w:rPr>
-          <w:rFonts w:ascii="Times New Roman" w:hAnsi="Times New Roman" w:cs="Times New Roman"/>
+          <w:rFonts w:ascii="Times New Roman" w:hAnsi="Times New Roman"/>
           <w:i/>
           <w:color w:val="FF4400"/>
           <w:sz w:val="24"/>
-          <w:szCs w:val="24"/>
         </w:rPr>
         <w:t>Священик:</w:t>
       </w:r>
       <w:r>
         <w:rPr>
-          <w:rFonts w:ascii="Times New Roman" w:hAnsi="Times New Roman" w:cs="Times New Roman"/>
-          <w:sz w:val="24"/>
-          <w:szCs w:val="24"/>
+          <w:rFonts w:ascii="Times New Roman" w:hAnsi="Times New Roman"/>
+          <w:sz w:val="24"/>
         </w:rPr>
         <w:t xml:space="preserve"> Мир всім.</w:t>
       </w:r>
@@ -30089,19 +31700,17 @@
       </w:pPr>
       <w:r>
         <w:rPr>
-          <w:rFonts w:ascii="Times New Roman" w:hAnsi="Times New Roman" w:cs="Times New Roman"/>
+          <w:rFonts w:ascii="Times New Roman" w:hAnsi="Times New Roman"/>
           <w:i/>
           <w:color w:val="FF4400"/>
           <w:sz w:val="24"/>
-          <w:szCs w:val="24"/>
         </w:rPr>
         <w:t>Священик:</w:t>
       </w:r>
       <w:r>
         <w:rPr>
-          <w:rFonts w:ascii="Times New Roman" w:hAnsi="Times New Roman" w:cs="Times New Roman"/>
-          <w:sz w:val="24"/>
-          <w:szCs w:val="24"/>
+          <w:rFonts w:ascii="Times New Roman" w:hAnsi="Times New Roman"/>
+          <w:sz w:val="24"/>
         </w:rPr>
         <w:t xml:space="preserve"> Благословенний Христос, Бог наш, завжди, нині і повсякчас, і на віки віків.</w:t>
       </w:r>
@@ -30156,19 +31765,17 @@
       </w:pPr>
       <w:r>
         <w:rPr>
-          <w:rFonts w:ascii="Times New Roman" w:hAnsi="Times New Roman" w:cs="Times New Roman"/>
+          <w:rFonts w:ascii="Times New Roman" w:hAnsi="Times New Roman"/>
           <w:i/>
           <w:color w:val="FF4400"/>
           <w:sz w:val="24"/>
-          <w:szCs w:val="24"/>
         </w:rPr>
         <w:t>Священик:</w:t>
       </w:r>
       <w:r>
         <w:rPr>
-          <w:rFonts w:ascii="Times New Roman" w:hAnsi="Times New Roman" w:cs="Times New Roman"/>
-          <w:sz w:val="24"/>
-          <w:szCs w:val="24"/>
+          <w:rFonts w:ascii="Times New Roman" w:hAnsi="Times New Roman"/>
+          <w:sz w:val="24"/>
         </w:rPr>
         <w:t xml:space="preserve"> Пресвята Богородице, спаси нас.</w:t>
       </w:r>
@@ -30214,19 +31821,17 @@
       </w:pPr>
       <w:r>
         <w:rPr>
-          <w:rFonts w:ascii="Times New Roman" w:hAnsi="Times New Roman" w:cs="Times New Roman"/>
+          <w:rFonts w:ascii="Times New Roman" w:hAnsi="Times New Roman"/>
           <w:i/>
           <w:color w:val="FF4400"/>
           <w:sz w:val="24"/>
-          <w:szCs w:val="24"/>
         </w:rPr>
         <w:t>Священик:</w:t>
       </w:r>
       <w:r>
         <w:rPr>
-          <w:rFonts w:ascii="Times New Roman" w:hAnsi="Times New Roman" w:cs="Times New Roman"/>
-          <w:sz w:val="24"/>
-          <w:szCs w:val="24"/>
+          <w:rFonts w:ascii="Times New Roman" w:hAnsi="Times New Roman"/>
+          <w:sz w:val="24"/>
         </w:rPr>
         <w:t xml:space="preserve"> Слава тобі, Христе Боже, надіє наша, слава тобі!</w:t>
       </w:r>
@@ -30276,7 +31881,7 @@
           <w:sz w:val="24"/>
           <w:szCs w:val="24"/>
         </w:rPr>
-        <w:t>(3 р.)</w:t>
+        <w:t>(3 р.)</w:t>
       </w:r>
       <w:r>
         <w:rPr>
@@ -30297,49 +31902,37 @@
       </w:r>
     </w:p>
     <w:p>
-      <w:pPr>
-        <w:spacing w:after="120"/>
-        <w:jc w:val="both"/>
-        <w:rPr>
-          <w:rFonts w:ascii="Times New Roman" w:hAnsi="Times New Roman" w:cs="Times New Roman"/>
-          <w:sz w:val="24"/>
-          <w:szCs w:val="24"/>
-        </w:rPr>
-      </w:pPr>
-      <w:r>
-        <w:rPr>
-          <w:rFonts w:ascii="Times New Roman" w:hAnsi="Times New Roman" w:cs="Times New Roman"/>
-          <w:i/>
-          <w:color w:val="FF0000"/>
-          <w:sz w:val="24"/>
-          <w:szCs w:val="24"/>
+      <w:r>
+        <w:rPr>
+          <w:rFonts w:ascii="Times New Roman" w:hAnsi="Times New Roman"/>
+          <w:i/>
+          <w:color w:val="FF4400"/>
+          <w:sz w:val="24"/>
         </w:rPr>
         <w:t>Священик:</w:t>
       </w:r>
       <w:r>
         <w:rPr>
-          <w:rFonts w:ascii="Times New Roman" w:hAnsi="Times New Roman" w:cs="Times New Roman"/>
-          <w:color w:val="FF0000"/>
-          <w:sz w:val="24"/>
-          <w:szCs w:val="24"/>
-        </w:rPr>
-        <w:t> </w:t>
-      </w:r>
-      <w:r>
-        <w:rPr>
-          <w:rFonts w:ascii="Times New Roman" w:hAnsi="Times New Roman" w:cs="Times New Roman"/>
-          <w:sz w:val="24"/>
-          <w:szCs w:val="24"/>
-        </w:rPr>
-        <w:t>Христос, істинний Бог наш, молитвами пречистої своєї Матері, с</w:t>
-      </w:r>
-      <w:r>
-        <w:rPr>
-          <w:rFonts w:ascii="Times New Roman" w:hAnsi="Times New Roman" w:cs="Times New Roman"/>
-          <w:sz w:val="24"/>
-          <w:szCs w:val="24"/>
-        </w:rPr>
-        <w:t>вятих славних і всехвальних апостолів, і преподобного отця нашого Теодосія, ігумена Печерського, перенесення мощей якого днесь пам'ять творимо, і всіх святих, помилує і спасе нас, як благий і людинолюбний.</w:t>
+          <w:rFonts w:ascii="Times New Roman" w:hAnsi="Times New Roman"/>
+          <w:sz w:val="24"/>
+        </w:rPr>
+        <w:t xml:space="preserve"> Христос, істинний Бог наш - молитвами пречистої Своєї Матері, заступництвом святих славних і всехвальних апостолів, святого, </w:t>
+      </w:r>
+      <w:r>
+        <w:rPr>
+          <w:rFonts w:ascii="Times New Roman" w:hAnsi="Times New Roman"/>
+          <w:i/>
+          <w:color w:val="FF4400"/>
+          <w:sz w:val="24"/>
+        </w:rPr>
+        <w:t>якого є храм</w:t>
+      </w:r>
+      <w:r>
+        <w:rPr>
+          <w:rFonts w:ascii="Times New Roman" w:hAnsi="Times New Roman"/>
+          <w:sz w:val="24"/>
+        </w:rPr>
+        <w:t>, преподобного Теодосія, ігумена Печерського, що його чесних мощів перенесення сьогодні пам'ять світло звершуємо, святого пророка Міхея і всіх святих - помилує і спасе нас як благий і людинолюбний.</w:t>
       </w:r>
     </w:p>
     <w:p>
